--- a/系統文件/第5章/5-2需求清單.docx
+++ b/系統文件/第5章/5-2需求清單.docx
@@ -1,6 +1,6 @@
 
 <file path=word/document.xml><?xml version="1.0" encoding="utf-8"?>
-<w:document xmlns:wpc="http://schemas.microsoft.com/office/word/2010/wordprocessingCanvas" xmlns:cx="http://schemas.microsoft.com/office/drawing/2014/chartex" xmlns:cx1="http://schemas.microsoft.com/office/drawing/2015/9/8/chartex" xmlns:cx2="http://schemas.microsoft.com/office/drawing/2015/10/21/chartex" xmlns:cx3="http://schemas.microsoft.com/office/drawing/2016/5/9/chartex" xmlns:cx4="http://schemas.microsoft.com/office/drawing/2016/5/10/chartex" xmlns:cx5="http://schemas.microsoft.com/office/drawing/2016/5/11/chartex" xmlns:cx6="http://schemas.microsoft.com/office/drawing/2016/5/12/chartex" xmlns:cx7="http://schemas.microsoft.com/office/drawing/2016/5/13/chartex" xmlns:cx8="http://schemas.microsoft.com/office/drawing/2016/5/14/chartex" xmlns:mc="http://schemas.openxmlformats.org/markup-compatibility/2006" xmlns:aink="http://schemas.microsoft.com/office/drawing/2016/ink" xmlns:am3d="http://schemas.microsoft.com/office/drawing/2017/model3d" xmlns:o="urn:schemas-microsoft-com:office:office" xmlns:r="http://schemas.openxmlformats.org/officeDocument/2006/relationships" xmlns:m="http://schemas.openxmlformats.org/officeDocument/2006/math" xmlns:v="urn:schemas-microsoft-com:vml" xmlns:wp14="http://schemas.microsoft.com/office/word/2010/wordprocessingDrawing" xmlns:wp="http://schemas.openxmlformats.org/drawingml/2006/wordprocessingDrawing" xmlns:w10="urn:schemas-microsoft-com:office:word" xmlns:w="http://schemas.openxmlformats.org/wordprocessingml/2006/main" xmlns:w14="http://schemas.microsoft.com/office/word/2010/wordml" xmlns:w15="http://schemas.microsoft.com/office/word/2012/wordml" xmlns:w16cex="http://schemas.microsoft.com/office/word/2018/wordml/cex" xmlns:w16cid="http://schemas.microsoft.com/office/word/2016/wordml/cid" xmlns:w16="http://schemas.microsoft.com/office/word/2018/wordml" xmlns:w16sdtdh="http://schemas.microsoft.com/office/word/2020/wordml/sdtdatahash" xmlns:w16se="http://schemas.microsoft.com/office/word/2015/wordml/symex" xmlns:wpg="http://schemas.microsoft.com/office/word/2010/wordprocessingGroup" xmlns:wpi="http://schemas.microsoft.com/office/word/2010/wordprocessingInk" xmlns:wne="http://schemas.microsoft.com/office/word/2006/wordml" xmlns:wps="http://schemas.microsoft.com/office/word/2010/wordprocessingShape" mc:Ignorable="w14 w15 w16se w16cid w16 w16cex w16sdtdh wp14">
+<w:document xmlns:wpc="http://schemas.microsoft.com/office/word/2010/wordprocessingCanvas" xmlns:cx="http://schemas.microsoft.com/office/drawing/2014/chartex" xmlns:cx1="http://schemas.microsoft.com/office/drawing/2015/9/8/chartex" xmlns:cx2="http://schemas.microsoft.com/office/drawing/2015/10/21/chartex" xmlns:cx3="http://schemas.microsoft.com/office/drawing/2016/5/9/chartex" xmlns:cx4="http://schemas.microsoft.com/office/drawing/2016/5/10/chartex" xmlns:cx5="http://schemas.microsoft.com/office/drawing/2016/5/11/chartex" xmlns:cx6="http://schemas.microsoft.com/office/drawing/2016/5/12/chartex" xmlns:cx7="http://schemas.microsoft.com/office/drawing/2016/5/13/chartex" xmlns:cx8="http://schemas.microsoft.com/office/drawing/2016/5/14/chartex" xmlns:mc="http://schemas.openxmlformats.org/markup-compatibility/2006" xmlns:aink="http://schemas.microsoft.com/office/drawing/2016/ink" xmlns:am3d="http://schemas.microsoft.com/office/drawing/2017/model3d" xmlns:o="urn:schemas-microsoft-com:office:office" xmlns:oel="http://schemas.microsoft.com/office/2019/extlst" xmlns:r="http://schemas.openxmlformats.org/officeDocument/2006/relationships" xmlns:m="http://schemas.openxmlformats.org/officeDocument/2006/math" xmlns:v="urn:schemas-microsoft-com:vml" xmlns:wp14="http://schemas.microsoft.com/office/word/2010/wordprocessingDrawing" xmlns:wp="http://schemas.openxmlformats.org/drawingml/2006/wordprocessingDrawing" xmlns:w10="urn:schemas-microsoft-com:office:word" xmlns:w="http://schemas.openxmlformats.org/wordprocessingml/2006/main" xmlns:w14="http://schemas.microsoft.com/office/word/2010/wordml" xmlns:w15="http://schemas.microsoft.com/office/word/2012/wordml" xmlns:w16cex="http://schemas.microsoft.com/office/word/2018/wordml/cex" xmlns:w16cid="http://schemas.microsoft.com/office/word/2016/wordml/cid" xmlns:w16="http://schemas.microsoft.com/office/word/2018/wordml" xmlns:w16du="http://schemas.microsoft.com/office/word/2023/wordml/word16du" xmlns:w16sdtdh="http://schemas.microsoft.com/office/word/2020/wordml/sdtdatahash" xmlns:w16sdtfl="http://schemas.microsoft.com/office/word/2024/wordml/sdtformatlock" xmlns:w16se="http://schemas.microsoft.com/office/word/2015/wordml/symex" xmlns:wpg="http://schemas.microsoft.com/office/word/2010/wordprocessingGroup" xmlns:wpi="http://schemas.microsoft.com/office/word/2010/wordprocessingInk" xmlns:wne="http://schemas.microsoft.com/office/word/2006/wordml" xmlns:wps="http://schemas.microsoft.com/office/word/2010/wordprocessingShape" mc:Ignorable="w14 w15 w16se w16cid w16 w16cex w16sdtdh w16sdtfl w16du wp14">
   <w:body>
     <w:p>
       <w:pPr>
@@ -42,7 +42,7 @@
       </w:pPr>
       <w:r>
         <w:rPr>
-          <w:rFonts w:ascii="Segoe UI" w:eastAsia="新細明體" w:hAnsi="Segoe UI" w:cs="Segoe UI" w:hint="eastAsia"/>
+          <w:rFonts w:ascii="Segoe UI" w:eastAsia="PMingLiU" w:hAnsi="Segoe UI" w:cs="Segoe UI" w:hint="eastAsia"/>
           <w:color w:val="000000" w:themeColor="text1"/>
           <w:kern w:val="0"/>
           <w:sz w:val="30"/>
@@ -52,7 +52,7 @@
       </w:r>
       <w:r>
         <w:rPr>
-          <w:rFonts w:ascii="Segoe UI" w:eastAsia="新細明體" w:hAnsi="Segoe UI" w:cs="Segoe UI" w:hint="eastAsia"/>
+          <w:rFonts w:ascii="Segoe UI" w:eastAsia="PMingLiU" w:hAnsi="Segoe UI" w:cs="Segoe UI" w:hint="eastAsia"/>
           <w:color w:val="000000" w:themeColor="text1"/>
           <w:kern w:val="0"/>
           <w:sz w:val="30"/>
@@ -62,7 +62,7 @@
       </w:r>
       <w:r>
         <w:rPr>
-          <w:rFonts w:ascii="Segoe UI" w:eastAsia="新細明體" w:hAnsi="Segoe UI" w:cs="Segoe UI" w:hint="eastAsia"/>
+          <w:rFonts w:ascii="Segoe UI" w:eastAsia="PMingLiU" w:hAnsi="Segoe UI" w:cs="Segoe UI" w:hint="eastAsia"/>
           <w:color w:val="000000" w:themeColor="text1"/>
           <w:kern w:val="0"/>
           <w:sz w:val="30"/>
@@ -1781,11 +1781,773 @@
           </w:p>
         </w:tc>
       </w:tr>
+      <w:tr>
+        <w:tc>
+          <w:tcPr>
+            <w:tcW w:w="1129" w:type="dxa"/>
+            <w:vAlign w:val="center"/>
+          </w:tcPr>
+          <w:p>
+            <w:pPr>
+              <w:jc w:val="center"/>
+              <w:rPr>
+                <w:rFonts w:hint="eastAsia"/>
+                <w:color w:val="000000" w:themeColor="text1"/>
+                <w:sz w:val="30"/>
+                <w:szCs w:val="30"/>
+              </w:rPr>
+            </w:pPr>
+            <w:r>
+              <w:rPr>
+                <w:rFonts w:hint="eastAsia"/>
+                <w:color w:val="000000" w:themeColor="text1"/>
+                <w:sz w:val="30"/>
+                <w:szCs w:val="30"/>
+              </w:rPr>
+              <w:t>A10</w:t>
+            </w:r>
+          </w:p>
+        </w:tc>
+        <w:tc>
+          <w:tcPr>
+            <w:tcW w:w="1985" w:type="dxa"/>
+            <w:vAlign w:val="center"/>
+          </w:tcPr>
+          <w:p>
+            <w:pPr>
+              <w:jc w:val="center"/>
+              <w:rPr>
+                <w:rFonts w:hint="eastAsia"/>
+                <w:color w:val="000000" w:themeColor="text1"/>
+                <w:sz w:val="30"/>
+                <w:szCs w:val="30"/>
+              </w:rPr>
+            </w:pPr>
+            <w:r>
+              <w:rPr>
+                <w:rFonts w:hint="eastAsia"/>
+                <w:color w:val="000000" w:themeColor="text1"/>
+                <w:sz w:val="30"/>
+                <w:szCs w:val="30"/>
+              </w:rPr>
+              <w:t>管理員後台</w:t>
+            </w:r>
+          </w:p>
+        </w:tc>
+        <w:tc>
+          <w:tcPr>
+            <w:tcW w:w="6520" w:type="dxa"/>
+          </w:tcPr>
+          <w:p>
+            <w:pPr>
+              <w:pStyle w:val="a4"/>
+              <w:numPr>
+                <w:ilvl w:val="0"/>
+                <w:numId w:val="8"/>
+              </w:numPr>
+              <w:ind w:leftChars="0"/>
+              <w:rPr>
+                <w:color w:val="000000" w:themeColor="text1"/>
+                <w:sz w:val="30"/>
+                <w:szCs w:val="30"/>
+              </w:rPr>
+            </w:pPr>
+            <w:r>
+              <w:rPr>
+                <w:color w:val="000000" w:themeColor="text1"/>
+                <w:sz w:val="30"/>
+                <w:szCs w:val="30"/>
+              </w:rPr>
+              <w:t>使用者資料管理、訂閱狀態查看與點數管理功能</w:t>
+            </w:r>
+          </w:p>
+          <w:p>
+            <w:pPr>
+              <w:pStyle w:val="a4"/>
+              <w:numPr>
+                <w:ilvl w:val="0"/>
+                <w:numId w:val="8"/>
+              </w:numPr>
+              <w:ind w:leftChars="0"/>
+              <w:rPr>
+                <w:color w:val="000000" w:themeColor="text1"/>
+                <w:sz w:val="30"/>
+                <w:szCs w:val="30"/>
+              </w:rPr>
+            </w:pPr>
+            <w:r>
+              <w:rPr>
+                <w:color w:val="000000" w:themeColor="text1"/>
+                <w:sz w:val="30"/>
+                <w:szCs w:val="30"/>
+              </w:rPr>
+              <w:t>購買紀錄查詢與照片管控</w:t>
+            </w:r>
+          </w:p>
+          <w:p>
+            <w:pPr>
+              <w:pStyle w:val="a4"/>
+              <w:numPr>
+                <w:ilvl w:val="0"/>
+                <w:numId w:val="8"/>
+              </w:numPr>
+              <w:ind w:leftChars="0"/>
+              <w:rPr>
+                <w:color w:val="000000" w:themeColor="text1"/>
+                <w:sz w:val="30"/>
+                <w:szCs w:val="30"/>
+              </w:rPr>
+            </w:pPr>
+            <w:r>
+              <w:rPr>
+                <w:color w:val="000000" w:themeColor="text1"/>
+                <w:sz w:val="30"/>
+                <w:szCs w:val="30"/>
+              </w:rPr>
+              <w:t>系統內容維護，教材單字、測驗題目與閱讀文章管理</w:t>
+            </w:r>
+          </w:p>
+          <w:p>
+            <w:pPr>
+              <w:pStyle w:val="a4"/>
+              <w:numPr>
+                <w:ilvl w:val="0"/>
+                <w:numId w:val="8"/>
+              </w:numPr>
+              <w:ind w:leftChars="0"/>
+              <w:rPr>
+                <w:color w:val="000000" w:themeColor="text1"/>
+                <w:sz w:val="30"/>
+                <w:szCs w:val="30"/>
+              </w:rPr>
+            </w:pPr>
+            <w:r>
+              <w:rPr>
+                <w:color w:val="000000" w:themeColor="text1"/>
+                <w:sz w:val="30"/>
+                <w:szCs w:val="30"/>
+              </w:rPr>
+              <w:t>使用者學習狀況追蹤，學習小組總覽、造句與朗讀紀錄</w:t>
+            </w:r>
+          </w:p>
+          <w:p>
+            <w:pPr>
+              <w:pStyle w:val="a4"/>
+              <w:numPr>
+                <w:ilvl w:val="0"/>
+                <w:numId w:val="8"/>
+              </w:numPr>
+              <w:ind w:leftChars="0"/>
+              <w:rPr>
+                <w:rFonts w:hint="eastAsia"/>
+                <w:color w:val="000000" w:themeColor="text1"/>
+                <w:sz w:val="30"/>
+                <w:szCs w:val="30"/>
+              </w:rPr>
+            </w:pPr>
+            <w:r>
+              <w:rPr>
+                <w:color w:val="000000" w:themeColor="text1"/>
+                <w:sz w:val="30"/>
+                <w:szCs w:val="30"/>
+              </w:rPr>
+              <w:t>成就徽章管理與意見回饋管理功能</w:t>
+            </w:r>
+          </w:p>
+        </w:tc>
+      </w:tr>
+      <w:tr>
+        <w:tc>
+          <w:tcPr>
+            <w:tcW w:w="1129" w:type="dxa"/>
+            <w:vAlign w:val="center"/>
+          </w:tcPr>
+          <w:p>
+            <w:pPr>
+              <w:jc w:val="center"/>
+              <w:rPr>
+                <w:rFonts w:hint="eastAsia"/>
+                <w:color w:val="000000" w:themeColor="text1"/>
+                <w:sz w:val="30"/>
+                <w:szCs w:val="30"/>
+              </w:rPr>
+            </w:pPr>
+            <w:r>
+              <w:rPr>
+                <w:rFonts w:hint="eastAsia"/>
+                <w:color w:val="000000" w:themeColor="text1"/>
+                <w:sz w:val="30"/>
+                <w:szCs w:val="30"/>
+              </w:rPr>
+              <w:t>A11</w:t>
+            </w:r>
+          </w:p>
+        </w:tc>
+        <w:tc>
+          <w:tcPr>
+            <w:tcW w:w="1985" w:type="dxa"/>
+            <w:vAlign w:val="center"/>
+          </w:tcPr>
+          <w:p>
+            <w:pPr>
+              <w:jc w:val="center"/>
+              <w:rPr>
+                <w:rFonts w:hint="eastAsia"/>
+                <w:color w:val="000000" w:themeColor="text1"/>
+                <w:sz w:val="30"/>
+                <w:szCs w:val="30"/>
+              </w:rPr>
+            </w:pPr>
+            <w:r>
+              <w:rPr>
+                <w:rFonts w:hint="eastAsia"/>
+                <w:color w:val="000000" w:themeColor="text1"/>
+                <w:sz w:val="30"/>
+                <w:szCs w:val="30"/>
+              </w:rPr>
+              <w:t>閱讀系統</w:t>
+            </w:r>
+          </w:p>
+        </w:tc>
+        <w:tc>
+          <w:tcPr>
+            <w:tcW w:w="6520" w:type="dxa"/>
+          </w:tcPr>
+          <w:p>
+            <w:pPr>
+              <w:pStyle w:val="a4"/>
+              <w:numPr>
+                <w:ilvl w:val="0"/>
+                <w:numId w:val="9"/>
+              </w:numPr>
+              <w:ind w:leftChars="0"/>
+              <w:rPr>
+                <w:color w:val="000000" w:themeColor="text1"/>
+                <w:sz w:val="30"/>
+                <w:szCs w:val="30"/>
+              </w:rPr>
+            </w:pPr>
+            <w:r>
+              <w:rPr>
+                <w:color w:val="000000" w:themeColor="text1"/>
+                <w:sz w:val="30"/>
+                <w:szCs w:val="30"/>
+              </w:rPr>
+              <w:t>分級文章閱讀與新文章解鎖機制</w:t>
+            </w:r>
+            <w:r>
+              <w:rPr>
+                <w:color w:val="000000" w:themeColor="text1"/>
+                <w:sz w:val="30"/>
+                <w:szCs w:val="30"/>
+              </w:rPr>
+              <w:t xml:space="preserve"> </w:t>
+            </w:r>
+          </w:p>
+          <w:p>
+            <w:pPr>
+              <w:pStyle w:val="a4"/>
+              <w:numPr>
+                <w:ilvl w:val="0"/>
+                <w:numId w:val="9"/>
+              </w:numPr>
+              <w:ind w:leftChars="0"/>
+              <w:rPr>
+                <w:color w:val="000000" w:themeColor="text1"/>
+                <w:sz w:val="30"/>
+                <w:szCs w:val="30"/>
+              </w:rPr>
+            </w:pPr>
+            <w:r>
+              <w:rPr>
+                <w:color w:val="000000" w:themeColor="text1"/>
+                <w:sz w:val="30"/>
+                <w:szCs w:val="30"/>
+              </w:rPr>
+              <w:t>語音朗讀與</w:t>
+            </w:r>
+            <w:r>
+              <w:rPr>
+                <w:color w:val="000000" w:themeColor="text1"/>
+                <w:sz w:val="30"/>
+                <w:szCs w:val="30"/>
+              </w:rPr>
+              <w:t xml:space="preserve"> AI </w:t>
+            </w:r>
+            <w:r>
+              <w:rPr>
+                <w:color w:val="000000" w:themeColor="text1"/>
+                <w:sz w:val="30"/>
+                <w:szCs w:val="30"/>
+              </w:rPr>
+              <w:t>評分功能，並保留朗讀歷史紀錄</w:t>
+            </w:r>
+            <w:r>
+              <w:rPr>
+                <w:color w:val="000000" w:themeColor="text1"/>
+                <w:sz w:val="30"/>
+                <w:szCs w:val="30"/>
+              </w:rPr>
+              <w:t xml:space="preserve"> </w:t>
+            </w:r>
+          </w:p>
+          <w:p>
+            <w:pPr>
+              <w:pStyle w:val="a4"/>
+              <w:numPr>
+                <w:ilvl w:val="0"/>
+                <w:numId w:val="9"/>
+              </w:numPr>
+              <w:ind w:leftChars="0"/>
+              <w:rPr>
+                <w:color w:val="000000" w:themeColor="text1"/>
+                <w:sz w:val="30"/>
+                <w:szCs w:val="30"/>
+              </w:rPr>
+            </w:pPr>
+            <w:r>
+              <w:rPr>
+                <w:color w:val="000000" w:themeColor="text1"/>
+                <w:sz w:val="30"/>
+                <w:szCs w:val="30"/>
+              </w:rPr>
+              <w:t>文章假名標音、文章內容翻譯與重點文法解析功能</w:t>
+            </w:r>
+            <w:r>
+              <w:rPr>
+                <w:color w:val="000000" w:themeColor="text1"/>
+                <w:sz w:val="30"/>
+                <w:szCs w:val="30"/>
+              </w:rPr>
+              <w:t xml:space="preserve"> </w:t>
+            </w:r>
+          </w:p>
+          <w:p>
+            <w:pPr>
+              <w:pStyle w:val="a4"/>
+              <w:numPr>
+                <w:ilvl w:val="0"/>
+                <w:numId w:val="9"/>
+              </w:numPr>
+              <w:ind w:leftChars="0"/>
+              <w:rPr>
+                <w:rFonts w:hint="eastAsia"/>
+                <w:color w:val="000000" w:themeColor="text1"/>
+                <w:sz w:val="30"/>
+                <w:szCs w:val="30"/>
+              </w:rPr>
+            </w:pPr>
+            <w:r>
+              <w:rPr>
+                <w:color w:val="000000" w:themeColor="text1"/>
+                <w:sz w:val="30"/>
+                <w:szCs w:val="30"/>
+              </w:rPr>
+              <w:lastRenderedPageBreak/>
+              <w:t>文章單字長按收藏功能，將生詞加入收藏夾</w:t>
+            </w:r>
+            <w:r>
+              <w:rPr>
+                <w:color w:val="000000" w:themeColor="text1"/>
+                <w:sz w:val="30"/>
+                <w:szCs w:val="30"/>
+              </w:rPr>
+              <w:t xml:space="preserve"> </w:t>
+            </w:r>
+          </w:p>
+        </w:tc>
+      </w:tr>
+      <w:tr>
+        <w:tc>
+          <w:tcPr>
+            <w:tcW w:w="1129" w:type="dxa"/>
+            <w:vAlign w:val="center"/>
+          </w:tcPr>
+          <w:p>
+            <w:pPr>
+              <w:jc w:val="center"/>
+              <w:rPr>
+                <w:rFonts w:hint="eastAsia"/>
+                <w:color w:val="000000" w:themeColor="text1"/>
+                <w:sz w:val="30"/>
+                <w:szCs w:val="30"/>
+              </w:rPr>
+            </w:pPr>
+            <w:r>
+              <w:rPr>
+                <w:rFonts w:hint="eastAsia"/>
+                <w:color w:val="000000" w:themeColor="text1"/>
+                <w:sz w:val="30"/>
+                <w:szCs w:val="30"/>
+              </w:rPr>
+              <w:lastRenderedPageBreak/>
+              <w:t>A12</w:t>
+            </w:r>
+          </w:p>
+        </w:tc>
+        <w:tc>
+          <w:tcPr>
+            <w:tcW w:w="1985" w:type="dxa"/>
+            <w:vAlign w:val="center"/>
+          </w:tcPr>
+          <w:p>
+            <w:pPr>
+              <w:jc w:val="center"/>
+              <w:rPr>
+                <w:rFonts w:hint="eastAsia"/>
+                <w:color w:val="000000" w:themeColor="text1"/>
+                <w:sz w:val="30"/>
+                <w:szCs w:val="30"/>
+              </w:rPr>
+            </w:pPr>
+            <w:r>
+              <w:rPr>
+                <w:rFonts w:hint="eastAsia"/>
+                <w:color w:val="000000" w:themeColor="text1"/>
+                <w:sz w:val="30"/>
+                <w:szCs w:val="30"/>
+              </w:rPr>
+              <w:t>造句系統</w:t>
+            </w:r>
+          </w:p>
+        </w:tc>
+        <w:tc>
+          <w:tcPr>
+            <w:tcW w:w="6520" w:type="dxa"/>
+          </w:tcPr>
+          <w:p>
+            <w:pPr>
+              <w:pStyle w:val="a4"/>
+              <w:numPr>
+                <w:ilvl w:val="0"/>
+                <w:numId w:val="10"/>
+              </w:numPr>
+              <w:ind w:leftChars="0"/>
+              <w:rPr>
+                <w:color w:val="000000" w:themeColor="text1"/>
+                <w:sz w:val="30"/>
+                <w:szCs w:val="30"/>
+              </w:rPr>
+            </w:pPr>
+            <w:r>
+              <w:rPr>
+                <w:color w:val="000000" w:themeColor="text1"/>
+                <w:sz w:val="30"/>
+                <w:szCs w:val="30"/>
+              </w:rPr>
+              <w:t>提供分級文法造句挑戰功能</w:t>
+            </w:r>
+            <w:r>
+              <w:rPr>
+                <w:color w:val="000000" w:themeColor="text1"/>
+                <w:sz w:val="30"/>
+                <w:szCs w:val="30"/>
+              </w:rPr>
+              <w:t xml:space="preserve"> </w:t>
+            </w:r>
+          </w:p>
+          <w:p>
+            <w:pPr>
+              <w:pStyle w:val="a4"/>
+              <w:numPr>
+                <w:ilvl w:val="0"/>
+                <w:numId w:val="10"/>
+              </w:numPr>
+              <w:ind w:leftChars="0"/>
+              <w:rPr>
+                <w:rFonts w:hint="eastAsia"/>
+                <w:color w:val="000000" w:themeColor="text1"/>
+                <w:sz w:val="30"/>
+                <w:szCs w:val="30"/>
+              </w:rPr>
+            </w:pPr>
+            <w:r>
+              <w:rPr>
+                <w:color w:val="000000" w:themeColor="text1"/>
+                <w:sz w:val="30"/>
+                <w:szCs w:val="30"/>
+              </w:rPr>
+              <w:t>支援個人收藏夾連動功能</w:t>
+            </w:r>
+            <w:r>
+              <w:rPr>
+                <w:color w:val="000000" w:themeColor="text1"/>
+                <w:sz w:val="30"/>
+                <w:szCs w:val="30"/>
+              </w:rPr>
+              <w:t xml:space="preserve"> </w:t>
+            </w:r>
+          </w:p>
+          <w:p>
+            <w:pPr>
+              <w:pStyle w:val="a4"/>
+              <w:numPr>
+                <w:ilvl w:val="0"/>
+                <w:numId w:val="10"/>
+              </w:numPr>
+              <w:ind w:leftChars="0"/>
+              <w:rPr>
+                <w:color w:val="000000" w:themeColor="text1"/>
+                <w:sz w:val="30"/>
+                <w:szCs w:val="30"/>
+              </w:rPr>
+            </w:pPr>
+            <w:r>
+              <w:rPr>
+                <w:color w:val="000000" w:themeColor="text1"/>
+                <w:sz w:val="30"/>
+                <w:szCs w:val="30"/>
+              </w:rPr>
+              <w:t>系統透過</w:t>
+            </w:r>
+            <w:r>
+              <w:rPr>
+                <w:color w:val="000000" w:themeColor="text1"/>
+                <w:sz w:val="30"/>
+                <w:szCs w:val="30"/>
+              </w:rPr>
+              <w:t xml:space="preserve"> AI </w:t>
+            </w:r>
+            <w:r>
+              <w:rPr>
+                <w:color w:val="000000" w:themeColor="text1"/>
+                <w:sz w:val="30"/>
+                <w:szCs w:val="30"/>
+              </w:rPr>
+              <w:t>自動進行批改修正</w:t>
+            </w:r>
+            <w:r>
+              <w:rPr>
+                <w:color w:val="000000" w:themeColor="text1"/>
+                <w:sz w:val="30"/>
+                <w:szCs w:val="30"/>
+              </w:rPr>
+              <w:t xml:space="preserve"> </w:t>
+            </w:r>
+          </w:p>
+          <w:p>
+            <w:pPr>
+              <w:pStyle w:val="a4"/>
+              <w:numPr>
+                <w:ilvl w:val="0"/>
+                <w:numId w:val="11"/>
+              </w:numPr>
+              <w:ind w:leftChars="0"/>
+              <w:rPr>
+                <w:rFonts w:hint="eastAsia"/>
+                <w:color w:val="000000" w:themeColor="text1"/>
+                <w:sz w:val="30"/>
+                <w:szCs w:val="30"/>
+              </w:rPr>
+            </w:pPr>
+            <w:r>
+              <w:rPr>
+                <w:color w:val="000000" w:themeColor="text1"/>
+                <w:sz w:val="30"/>
+                <w:szCs w:val="30"/>
+              </w:rPr>
+              <w:t>保留造句歷史紀錄，並提供挑戰完成後的獎勵領取功能</w:t>
+            </w:r>
+            <w:r>
+              <w:rPr>
+                <w:color w:val="000000" w:themeColor="text1"/>
+                <w:sz w:val="30"/>
+                <w:szCs w:val="30"/>
+              </w:rPr>
+              <w:t xml:space="preserve"> </w:t>
+            </w:r>
+          </w:p>
+        </w:tc>
+      </w:tr>
+      <w:tr>
+        <w:tc>
+          <w:tcPr>
+            <w:tcW w:w="1129" w:type="dxa"/>
+            <w:vAlign w:val="center"/>
+          </w:tcPr>
+          <w:p>
+            <w:pPr>
+              <w:jc w:val="center"/>
+              <w:rPr>
+                <w:rFonts w:hint="eastAsia"/>
+                <w:color w:val="000000" w:themeColor="text1"/>
+                <w:sz w:val="30"/>
+                <w:szCs w:val="30"/>
+              </w:rPr>
+            </w:pPr>
+            <w:r>
+              <w:rPr>
+                <w:rFonts w:hint="eastAsia"/>
+                <w:color w:val="000000" w:themeColor="text1"/>
+                <w:sz w:val="30"/>
+                <w:szCs w:val="30"/>
+              </w:rPr>
+              <w:t>A13</w:t>
+            </w:r>
+          </w:p>
+        </w:tc>
+        <w:tc>
+          <w:tcPr>
+            <w:tcW w:w="1985" w:type="dxa"/>
+            <w:vAlign w:val="center"/>
+          </w:tcPr>
+          <w:p>
+            <w:pPr>
+              <w:jc w:val="center"/>
+              <w:rPr>
+                <w:rFonts w:hint="eastAsia"/>
+                <w:color w:val="000000" w:themeColor="text1"/>
+                <w:sz w:val="30"/>
+                <w:szCs w:val="30"/>
+              </w:rPr>
+            </w:pPr>
+            <w:r>
+              <w:rPr>
+                <w:rFonts w:hint="eastAsia"/>
+                <w:color w:val="000000" w:themeColor="text1"/>
+                <w:sz w:val="30"/>
+                <w:szCs w:val="30"/>
+              </w:rPr>
+              <w:t>校園教育版</w:t>
+            </w:r>
+          </w:p>
+        </w:tc>
+        <w:tc>
+          <w:tcPr>
+            <w:tcW w:w="6520" w:type="dxa"/>
+          </w:tcPr>
+          <w:p>
+            <w:pPr>
+              <w:pStyle w:val="a4"/>
+              <w:numPr>
+                <w:ilvl w:val="0"/>
+                <w:numId w:val="11"/>
+              </w:numPr>
+              <w:ind w:leftChars="0"/>
+              <w:rPr>
+                <w:color w:val="000000" w:themeColor="text1"/>
+                <w:sz w:val="30"/>
+                <w:szCs w:val="30"/>
+              </w:rPr>
+            </w:pPr>
+            <w:r>
+              <w:rPr>
+                <w:color w:val="000000" w:themeColor="text1"/>
+                <w:sz w:val="30"/>
+                <w:szCs w:val="30"/>
+              </w:rPr>
+              <w:t>提供一般版與教育版之入口選擇介面</w:t>
+            </w:r>
+            <w:r>
+              <w:rPr>
+                <w:color w:val="000000" w:themeColor="text1"/>
+                <w:sz w:val="30"/>
+                <w:szCs w:val="30"/>
+              </w:rPr>
+              <w:t xml:space="preserve"> </w:t>
+            </w:r>
+          </w:p>
+          <w:p>
+            <w:pPr>
+              <w:pStyle w:val="a4"/>
+              <w:numPr>
+                <w:ilvl w:val="0"/>
+                <w:numId w:val="11"/>
+              </w:numPr>
+              <w:ind w:leftChars="0"/>
+              <w:rPr>
+                <w:color w:val="000000" w:themeColor="text1"/>
+                <w:sz w:val="30"/>
+                <w:szCs w:val="30"/>
+              </w:rPr>
+            </w:pPr>
+            <w:r>
+              <w:rPr>
+                <w:color w:val="000000" w:themeColor="text1"/>
+                <w:sz w:val="30"/>
+                <w:szCs w:val="30"/>
+              </w:rPr>
+              <w:t>支援學生專屬帳號驗證與登入</w:t>
+            </w:r>
+            <w:r>
+              <w:rPr>
+                <w:color w:val="000000" w:themeColor="text1"/>
+                <w:sz w:val="30"/>
+                <w:szCs w:val="30"/>
+              </w:rPr>
+              <w:t xml:space="preserve"> </w:t>
+            </w:r>
+          </w:p>
+          <w:p>
+            <w:pPr>
+              <w:pStyle w:val="a4"/>
+              <w:numPr>
+                <w:ilvl w:val="0"/>
+                <w:numId w:val="11"/>
+              </w:numPr>
+              <w:ind w:leftChars="0"/>
+              <w:rPr>
+                <w:color w:val="000000" w:themeColor="text1"/>
+                <w:sz w:val="30"/>
+                <w:szCs w:val="30"/>
+              </w:rPr>
+            </w:pPr>
+            <w:r>
+              <w:rPr>
+                <w:color w:val="000000" w:themeColor="text1"/>
+                <w:sz w:val="30"/>
+                <w:szCs w:val="30"/>
+              </w:rPr>
+              <w:t>提供加入教室功能以進行班級連動</w:t>
+            </w:r>
+            <w:r>
+              <w:rPr>
+                <w:color w:val="000000" w:themeColor="text1"/>
+                <w:sz w:val="30"/>
+                <w:szCs w:val="30"/>
+              </w:rPr>
+              <w:t xml:space="preserve"> </w:t>
+            </w:r>
+          </w:p>
+          <w:p>
+            <w:pPr>
+              <w:pStyle w:val="a4"/>
+              <w:numPr>
+                <w:ilvl w:val="0"/>
+                <w:numId w:val="11"/>
+              </w:numPr>
+              <w:ind w:leftChars="0"/>
+              <w:rPr>
+                <w:rFonts w:hint="eastAsia"/>
+                <w:color w:val="000000" w:themeColor="text1"/>
+                <w:sz w:val="30"/>
+                <w:szCs w:val="30"/>
+              </w:rPr>
+            </w:pPr>
+            <w:r>
+              <w:rPr>
+                <w:color w:val="000000" w:themeColor="text1"/>
+                <w:sz w:val="30"/>
+                <w:szCs w:val="30"/>
+              </w:rPr>
+              <w:t>支援教師進行作業指派與學生作業繳交功能</w:t>
+            </w:r>
+            <w:r>
+              <w:rPr>
+                <w:color w:val="000000" w:themeColor="text1"/>
+                <w:sz w:val="30"/>
+                <w:szCs w:val="30"/>
+              </w:rPr>
+              <w:t xml:space="preserve"> </w:t>
+            </w:r>
+          </w:p>
+        </w:tc>
+      </w:tr>
     </w:tbl>
     <w:p>
       <w:pPr>
         <w:rPr>
-          <w:rFonts w:ascii="Segoe UI" w:eastAsia="新細明體" w:hAnsi="Segoe UI" w:cs="Segoe UI"/>
+          <w:rFonts w:ascii="Segoe UI" w:eastAsia="PMingLiU" w:hAnsi="Segoe UI" w:cs="Segoe UI"/>
           <w:color w:val="000000" w:themeColor="text1"/>
           <w:kern w:val="0"/>
           <w:sz w:val="30"/>
@@ -1796,7 +2558,7 @@
     <w:p>
       <w:pPr>
         <w:rPr>
-          <w:rFonts w:ascii="Segoe UI" w:eastAsia="新細明體" w:hAnsi="Segoe UI" w:cs="Segoe UI"/>
+          <w:rFonts w:ascii="Segoe UI" w:eastAsia="PMingLiU" w:hAnsi="Segoe UI" w:cs="Segoe UI"/>
           <w:color w:val="000000" w:themeColor="text1"/>
           <w:kern w:val="0"/>
           <w:sz w:val="30"/>
@@ -1805,7 +2567,7 @@
       </w:pPr>
       <w:r>
         <w:rPr>
-          <w:rFonts w:ascii="Segoe UI" w:eastAsia="新細明體" w:hAnsi="Segoe UI" w:cs="Segoe UI" w:hint="eastAsia"/>
+          <w:rFonts w:ascii="Segoe UI" w:eastAsia="PMingLiU" w:hAnsi="Segoe UI" w:cs="Segoe UI" w:hint="eastAsia"/>
           <w:color w:val="000000" w:themeColor="text1"/>
           <w:kern w:val="0"/>
           <w:sz w:val="30"/>
@@ -1815,7 +2577,7 @@
       </w:r>
       <w:r>
         <w:rPr>
-          <w:rFonts w:ascii="Segoe UI" w:eastAsia="新細明體" w:hAnsi="Segoe UI" w:cs="Segoe UI" w:hint="eastAsia"/>
+          <w:rFonts w:ascii="Segoe UI" w:eastAsia="PMingLiU" w:hAnsi="Segoe UI" w:cs="Segoe UI" w:hint="eastAsia"/>
           <w:color w:val="000000" w:themeColor="text1"/>
           <w:kern w:val="0"/>
           <w:sz w:val="30"/>
@@ -1825,7 +2587,7 @@
       </w:r>
       <w:r>
         <w:rPr>
-          <w:rFonts w:ascii="Segoe UI" w:eastAsia="新細明體" w:hAnsi="Segoe UI" w:cs="Segoe UI" w:hint="eastAsia"/>
+          <w:rFonts w:ascii="Segoe UI" w:eastAsia="PMingLiU" w:hAnsi="Segoe UI" w:cs="Segoe UI" w:hint="eastAsia"/>
           <w:color w:val="000000" w:themeColor="text1"/>
           <w:kern w:val="0"/>
           <w:sz w:val="30"/>
@@ -1835,7 +2597,7 @@
       </w:r>
       <w:r>
         <w:rPr>
-          <w:rFonts w:ascii="Segoe UI" w:eastAsia="新細明體" w:hAnsi="Segoe UI" w:cs="Segoe UI" w:hint="eastAsia"/>
+          <w:rFonts w:ascii="Segoe UI" w:eastAsia="PMingLiU" w:hAnsi="Segoe UI" w:cs="Segoe UI" w:hint="eastAsia"/>
           <w:color w:val="000000" w:themeColor="text1"/>
           <w:kern w:val="0"/>
           <w:sz w:val="30"/>
@@ -2293,6 +3055,7 @@
                 <w:sz w:val="30"/>
                 <w:szCs w:val="30"/>
               </w:rPr>
+              <w:lastRenderedPageBreak/>
               <w:t>B03</w:t>
             </w:r>
           </w:p>
@@ -2518,7 +3281,6 @@
                 <w:sz w:val="30"/>
                 <w:szCs w:val="30"/>
               </w:rPr>
-              <w:lastRenderedPageBreak/>
               <w:t>支援</w:t>
             </w:r>
             <w:r>
@@ -2624,7 +3386,6 @@
                 <w:sz w:val="30"/>
                 <w:szCs w:val="30"/>
               </w:rPr>
-              <w:lastRenderedPageBreak/>
               <w:t>B05</w:t>
             </w:r>
           </w:p>
@@ -2762,8 +3523,121 @@
 </file>
 
 <file path=word/numbering.xml><?xml version="1.0" encoding="utf-8"?>
-<w:numbering xmlns:wpc="http://schemas.microsoft.com/office/word/2010/wordprocessingCanvas" xmlns:cx="http://schemas.microsoft.com/office/drawing/2014/chartex" xmlns:cx1="http://schemas.microsoft.com/office/drawing/2015/9/8/chartex" xmlns:cx2="http://schemas.microsoft.com/office/drawing/2015/10/21/chartex" xmlns:cx3="http://schemas.microsoft.com/office/drawing/2016/5/9/chartex" xmlns:cx4="http://schemas.microsoft.com/office/drawing/2016/5/10/chartex" xmlns:cx5="http://schemas.microsoft.com/office/drawing/2016/5/11/chartex" xmlns:cx6="http://schemas.microsoft.com/office/drawing/2016/5/12/chartex" xmlns:cx7="http://schemas.microsoft.com/office/drawing/2016/5/13/chartex" xmlns:cx8="http://schemas.microsoft.com/office/drawing/2016/5/14/chartex" xmlns:mc="http://schemas.openxmlformats.org/markup-compatibility/2006" xmlns:aink="http://schemas.microsoft.com/office/drawing/2016/ink" xmlns:am3d="http://schemas.microsoft.com/office/drawing/2017/model3d" xmlns:o="urn:schemas-microsoft-com:office:office" xmlns:r="http://schemas.openxmlformats.org/officeDocument/2006/relationships" xmlns:m="http://schemas.openxmlformats.org/officeDocument/2006/math" xmlns:v="urn:schemas-microsoft-com:vml" xmlns:wp14="http://schemas.microsoft.com/office/word/2010/wordprocessingDrawing" xmlns:wp="http://schemas.openxmlformats.org/drawingml/2006/wordprocessingDrawing" xmlns:w10="urn:schemas-microsoft-com:office:word" xmlns:w="http://schemas.openxmlformats.org/wordprocessingml/2006/main" xmlns:w14="http://schemas.microsoft.com/office/word/2010/wordml" xmlns:w15="http://schemas.microsoft.com/office/word/2012/wordml" xmlns:w16cex="http://schemas.microsoft.com/office/word/2018/wordml/cex" xmlns:w16cid="http://schemas.microsoft.com/office/word/2016/wordml/cid" xmlns:w16="http://schemas.microsoft.com/office/word/2018/wordml" xmlns:w16sdtdh="http://schemas.microsoft.com/office/word/2020/wordml/sdtdatahash" xmlns:w16se="http://schemas.microsoft.com/office/word/2015/wordml/symex" xmlns:wpg="http://schemas.microsoft.com/office/word/2010/wordprocessingGroup" xmlns:wpi="http://schemas.microsoft.com/office/word/2010/wordprocessingInk" xmlns:wne="http://schemas.microsoft.com/office/word/2006/wordml" xmlns:wps="http://schemas.microsoft.com/office/word/2010/wordprocessingShape" mc:Ignorable="w14 w15 w16se w16cid w16 w16cex w16sdtdh wp14">
+<w:numbering xmlns:wpc="http://schemas.microsoft.com/office/word/2010/wordprocessingCanvas" xmlns:cx="http://schemas.microsoft.com/office/drawing/2014/chartex" xmlns:cx1="http://schemas.microsoft.com/office/drawing/2015/9/8/chartex" xmlns:cx2="http://schemas.microsoft.com/office/drawing/2015/10/21/chartex" xmlns:cx3="http://schemas.microsoft.com/office/drawing/2016/5/9/chartex" xmlns:cx4="http://schemas.microsoft.com/office/drawing/2016/5/10/chartex" xmlns:cx5="http://schemas.microsoft.com/office/drawing/2016/5/11/chartex" xmlns:cx6="http://schemas.microsoft.com/office/drawing/2016/5/12/chartex" xmlns:cx7="http://schemas.microsoft.com/office/drawing/2016/5/13/chartex" xmlns:cx8="http://schemas.microsoft.com/office/drawing/2016/5/14/chartex" xmlns:mc="http://schemas.openxmlformats.org/markup-compatibility/2006" xmlns:aink="http://schemas.microsoft.com/office/drawing/2016/ink" xmlns:am3d="http://schemas.microsoft.com/office/drawing/2017/model3d" xmlns:o="urn:schemas-microsoft-com:office:office" xmlns:oel="http://schemas.microsoft.com/office/2019/extlst" xmlns:r="http://schemas.openxmlformats.org/officeDocument/2006/relationships" xmlns:m="http://schemas.openxmlformats.org/officeDocument/2006/math" xmlns:v="urn:schemas-microsoft-com:vml" xmlns:wp14="http://schemas.microsoft.com/office/word/2010/wordprocessingDrawing" xmlns:wp="http://schemas.openxmlformats.org/drawingml/2006/wordprocessingDrawing" xmlns:w10="urn:schemas-microsoft-com:office:word" xmlns:w="http://schemas.openxmlformats.org/wordprocessingml/2006/main" xmlns:w14="http://schemas.microsoft.com/office/word/2010/wordml" xmlns:w15="http://schemas.microsoft.com/office/word/2012/wordml" xmlns:w16cex="http://schemas.microsoft.com/office/word/2018/wordml/cex" xmlns:w16cid="http://schemas.microsoft.com/office/word/2016/wordml/cid" xmlns:w16="http://schemas.microsoft.com/office/word/2018/wordml" xmlns:w16du="http://schemas.microsoft.com/office/word/2023/wordml/word16du" xmlns:w16sdtdh="http://schemas.microsoft.com/office/word/2020/wordml/sdtdatahash" xmlns:w16sdtfl="http://schemas.microsoft.com/office/word/2024/wordml/sdtformatlock" xmlns:w16se="http://schemas.microsoft.com/office/word/2015/wordml/symex" xmlns:wpg="http://schemas.microsoft.com/office/word/2010/wordprocessingGroup" xmlns:wpi="http://schemas.microsoft.com/office/word/2010/wordprocessingInk" xmlns:wne="http://schemas.microsoft.com/office/word/2006/wordml" xmlns:wps="http://schemas.microsoft.com/office/word/2010/wordprocessingShape" mc:Ignorable="w14 w15 w16se w16cid w16 w16cex w16sdtdh w16sdtfl w16du wp14">
   <w:abstractNum w:abstractNumId="0" w15:restartNumberingAfterBreak="0">
+    <w:nsid w:val="0C7223D5"/>
+    <w:multiLevelType w:val="hybridMultilevel"/>
+    <w:tmpl w:val="5BBEFF4E"/>
+    <w:lvl w:ilvl="0" w:tplc="3C166F56">
+      <w:start w:val="1"/>
+      <w:numFmt w:val="bullet"/>
+      <w:lvlText w:val=""/>
+      <w:lvlJc w:val="left"/>
+      <w:pPr>
+        <w:ind w:left="480" w:hanging="480"/>
+      </w:pPr>
+      <w:rPr>
+        <w:rFonts w:ascii="Wingdings" w:hAnsi="Wingdings" w:hint="default"/>
+      </w:rPr>
+    </w:lvl>
+    <w:lvl w:ilvl="1" w:tplc="04090003" w:tentative="1">
+      <w:start w:val="1"/>
+      <w:numFmt w:val="bullet"/>
+      <w:lvlText w:val=""/>
+      <w:lvlJc w:val="left"/>
+      <w:pPr>
+        <w:ind w:left="960" w:hanging="480"/>
+      </w:pPr>
+      <w:rPr>
+        <w:rFonts w:ascii="Wingdings" w:hAnsi="Wingdings" w:hint="default"/>
+      </w:rPr>
+    </w:lvl>
+    <w:lvl w:ilvl="2" w:tplc="04090005" w:tentative="1">
+      <w:start w:val="1"/>
+      <w:numFmt w:val="bullet"/>
+      <w:lvlText w:val=""/>
+      <w:lvlJc w:val="left"/>
+      <w:pPr>
+        <w:ind w:left="1440" w:hanging="480"/>
+      </w:pPr>
+      <w:rPr>
+        <w:rFonts w:ascii="Wingdings" w:hAnsi="Wingdings" w:hint="default"/>
+      </w:rPr>
+    </w:lvl>
+    <w:lvl w:ilvl="3" w:tplc="04090001" w:tentative="1">
+      <w:start w:val="1"/>
+      <w:numFmt w:val="bullet"/>
+      <w:lvlText w:val=""/>
+      <w:lvlJc w:val="left"/>
+      <w:pPr>
+        <w:ind w:left="1920" w:hanging="480"/>
+      </w:pPr>
+      <w:rPr>
+        <w:rFonts w:ascii="Wingdings" w:hAnsi="Wingdings" w:hint="default"/>
+      </w:rPr>
+    </w:lvl>
+    <w:lvl w:ilvl="4" w:tplc="04090003" w:tentative="1">
+      <w:start w:val="1"/>
+      <w:numFmt w:val="bullet"/>
+      <w:lvlText w:val=""/>
+      <w:lvlJc w:val="left"/>
+      <w:pPr>
+        <w:ind w:left="2400" w:hanging="480"/>
+      </w:pPr>
+      <w:rPr>
+        <w:rFonts w:ascii="Wingdings" w:hAnsi="Wingdings" w:hint="default"/>
+      </w:rPr>
+    </w:lvl>
+    <w:lvl w:ilvl="5" w:tplc="04090005" w:tentative="1">
+      <w:start w:val="1"/>
+      <w:numFmt w:val="bullet"/>
+      <w:lvlText w:val=""/>
+      <w:lvlJc w:val="left"/>
+      <w:pPr>
+        <w:ind w:left="2880" w:hanging="480"/>
+      </w:pPr>
+      <w:rPr>
+        <w:rFonts w:ascii="Wingdings" w:hAnsi="Wingdings" w:hint="default"/>
+      </w:rPr>
+    </w:lvl>
+    <w:lvl w:ilvl="6" w:tplc="04090001" w:tentative="1">
+      <w:start w:val="1"/>
+      <w:numFmt w:val="bullet"/>
+      <w:lvlText w:val=""/>
+      <w:lvlJc w:val="left"/>
+      <w:pPr>
+        <w:ind w:left="3360" w:hanging="480"/>
+      </w:pPr>
+      <w:rPr>
+        <w:rFonts w:ascii="Wingdings" w:hAnsi="Wingdings" w:hint="default"/>
+      </w:rPr>
+    </w:lvl>
+    <w:lvl w:ilvl="7" w:tplc="04090003" w:tentative="1">
+      <w:start w:val="1"/>
+      <w:numFmt w:val="bullet"/>
+      <w:lvlText w:val=""/>
+      <w:lvlJc w:val="left"/>
+      <w:pPr>
+        <w:ind w:left="3840" w:hanging="480"/>
+      </w:pPr>
+      <w:rPr>
+        <w:rFonts w:ascii="Wingdings" w:hAnsi="Wingdings" w:hint="default"/>
+      </w:rPr>
+    </w:lvl>
+    <w:lvl w:ilvl="8" w:tplc="04090005" w:tentative="1">
+      <w:start w:val="1"/>
+      <w:numFmt w:val="bullet"/>
+      <w:lvlText w:val=""/>
+      <w:lvlJc w:val="left"/>
+      <w:pPr>
+        <w:ind w:left="4320" w:hanging="480"/>
+      </w:pPr>
+      <w:rPr>
+        <w:rFonts w:ascii="Wingdings" w:hAnsi="Wingdings" w:hint="default"/>
+      </w:rPr>
+    </w:lvl>
+  </w:abstractNum>
+  <w:abstractNum w:abstractNumId="1" w15:restartNumberingAfterBreak="0">
     <w:nsid w:val="193F42F1"/>
     <w:multiLevelType w:val="hybridMultilevel"/>
     <w:tmpl w:val="D252294E"/>
@@ -2876,7 +3750,346 @@
       </w:rPr>
     </w:lvl>
   </w:abstractNum>
-  <w:abstractNum w:abstractNumId="1" w15:restartNumberingAfterBreak="0">
+  <w:abstractNum w:abstractNumId="2" w15:restartNumberingAfterBreak="0">
+    <w:nsid w:val="1ECF156B"/>
+    <w:multiLevelType w:val="hybridMultilevel"/>
+    <w:tmpl w:val="D4ECDBA8"/>
+    <w:lvl w:ilvl="0" w:tplc="04090001">
+      <w:start w:val="1"/>
+      <w:numFmt w:val="bullet"/>
+      <w:lvlText w:val=""/>
+      <w:lvlJc w:val="left"/>
+      <w:pPr>
+        <w:ind w:left="960" w:hanging="480"/>
+      </w:pPr>
+      <w:rPr>
+        <w:rFonts w:ascii="Wingdings" w:hAnsi="Wingdings" w:hint="default"/>
+      </w:rPr>
+    </w:lvl>
+    <w:lvl w:ilvl="1" w:tplc="04090003" w:tentative="1">
+      <w:start w:val="1"/>
+      <w:numFmt w:val="bullet"/>
+      <w:lvlText w:val=""/>
+      <w:lvlJc w:val="left"/>
+      <w:pPr>
+        <w:ind w:left="1440" w:hanging="480"/>
+      </w:pPr>
+      <w:rPr>
+        <w:rFonts w:ascii="Wingdings" w:hAnsi="Wingdings" w:hint="default"/>
+      </w:rPr>
+    </w:lvl>
+    <w:lvl w:ilvl="2" w:tplc="04090005" w:tentative="1">
+      <w:start w:val="1"/>
+      <w:numFmt w:val="bullet"/>
+      <w:lvlText w:val=""/>
+      <w:lvlJc w:val="left"/>
+      <w:pPr>
+        <w:ind w:left="1920" w:hanging="480"/>
+      </w:pPr>
+      <w:rPr>
+        <w:rFonts w:ascii="Wingdings" w:hAnsi="Wingdings" w:hint="default"/>
+      </w:rPr>
+    </w:lvl>
+    <w:lvl w:ilvl="3" w:tplc="04090001" w:tentative="1">
+      <w:start w:val="1"/>
+      <w:numFmt w:val="bullet"/>
+      <w:lvlText w:val=""/>
+      <w:lvlJc w:val="left"/>
+      <w:pPr>
+        <w:ind w:left="2400" w:hanging="480"/>
+      </w:pPr>
+      <w:rPr>
+        <w:rFonts w:ascii="Wingdings" w:hAnsi="Wingdings" w:hint="default"/>
+      </w:rPr>
+    </w:lvl>
+    <w:lvl w:ilvl="4" w:tplc="04090003" w:tentative="1">
+      <w:start w:val="1"/>
+      <w:numFmt w:val="bullet"/>
+      <w:lvlText w:val=""/>
+      <w:lvlJc w:val="left"/>
+      <w:pPr>
+        <w:ind w:left="2880" w:hanging="480"/>
+      </w:pPr>
+      <w:rPr>
+        <w:rFonts w:ascii="Wingdings" w:hAnsi="Wingdings" w:hint="default"/>
+      </w:rPr>
+    </w:lvl>
+    <w:lvl w:ilvl="5" w:tplc="04090005" w:tentative="1">
+      <w:start w:val="1"/>
+      <w:numFmt w:val="bullet"/>
+      <w:lvlText w:val=""/>
+      <w:lvlJc w:val="left"/>
+      <w:pPr>
+        <w:ind w:left="3360" w:hanging="480"/>
+      </w:pPr>
+      <w:rPr>
+        <w:rFonts w:ascii="Wingdings" w:hAnsi="Wingdings" w:hint="default"/>
+      </w:rPr>
+    </w:lvl>
+    <w:lvl w:ilvl="6" w:tplc="04090001" w:tentative="1">
+      <w:start w:val="1"/>
+      <w:numFmt w:val="bullet"/>
+      <w:lvlText w:val=""/>
+      <w:lvlJc w:val="left"/>
+      <w:pPr>
+        <w:ind w:left="3840" w:hanging="480"/>
+      </w:pPr>
+      <w:rPr>
+        <w:rFonts w:ascii="Wingdings" w:hAnsi="Wingdings" w:hint="default"/>
+      </w:rPr>
+    </w:lvl>
+    <w:lvl w:ilvl="7" w:tplc="04090003" w:tentative="1">
+      <w:start w:val="1"/>
+      <w:numFmt w:val="bullet"/>
+      <w:lvlText w:val=""/>
+      <w:lvlJc w:val="left"/>
+      <w:pPr>
+        <w:ind w:left="4320" w:hanging="480"/>
+      </w:pPr>
+      <w:rPr>
+        <w:rFonts w:ascii="Wingdings" w:hAnsi="Wingdings" w:hint="default"/>
+      </w:rPr>
+    </w:lvl>
+    <w:lvl w:ilvl="8" w:tplc="04090005" w:tentative="1">
+      <w:start w:val="1"/>
+      <w:numFmt w:val="bullet"/>
+      <w:lvlText w:val=""/>
+      <w:lvlJc w:val="left"/>
+      <w:pPr>
+        <w:ind w:left="4800" w:hanging="480"/>
+      </w:pPr>
+      <w:rPr>
+        <w:rFonts w:ascii="Wingdings" w:hAnsi="Wingdings" w:hint="default"/>
+      </w:rPr>
+    </w:lvl>
+  </w:abstractNum>
+  <w:abstractNum w:abstractNumId="3" w15:restartNumberingAfterBreak="0">
+    <w:nsid w:val="295E4463"/>
+    <w:multiLevelType w:val="hybridMultilevel"/>
+    <w:tmpl w:val="DA9077F4"/>
+    <w:lvl w:ilvl="0" w:tplc="3C166F56">
+      <w:start w:val="1"/>
+      <w:numFmt w:val="bullet"/>
+      <w:lvlText w:val=""/>
+      <w:lvlJc w:val="left"/>
+      <w:pPr>
+        <w:ind w:left="480" w:hanging="480"/>
+      </w:pPr>
+      <w:rPr>
+        <w:rFonts w:ascii="Wingdings" w:hAnsi="Wingdings" w:hint="default"/>
+      </w:rPr>
+    </w:lvl>
+    <w:lvl w:ilvl="1" w:tplc="04090003" w:tentative="1">
+      <w:start w:val="1"/>
+      <w:numFmt w:val="bullet"/>
+      <w:lvlText w:val=""/>
+      <w:lvlJc w:val="left"/>
+      <w:pPr>
+        <w:ind w:left="960" w:hanging="480"/>
+      </w:pPr>
+      <w:rPr>
+        <w:rFonts w:ascii="Wingdings" w:hAnsi="Wingdings" w:hint="default"/>
+      </w:rPr>
+    </w:lvl>
+    <w:lvl w:ilvl="2" w:tplc="04090005" w:tentative="1">
+      <w:start w:val="1"/>
+      <w:numFmt w:val="bullet"/>
+      <w:lvlText w:val=""/>
+      <w:lvlJc w:val="left"/>
+      <w:pPr>
+        <w:ind w:left="1440" w:hanging="480"/>
+      </w:pPr>
+      <w:rPr>
+        <w:rFonts w:ascii="Wingdings" w:hAnsi="Wingdings" w:hint="default"/>
+      </w:rPr>
+    </w:lvl>
+    <w:lvl w:ilvl="3" w:tplc="04090001" w:tentative="1">
+      <w:start w:val="1"/>
+      <w:numFmt w:val="bullet"/>
+      <w:lvlText w:val=""/>
+      <w:lvlJc w:val="left"/>
+      <w:pPr>
+        <w:ind w:left="1920" w:hanging="480"/>
+      </w:pPr>
+      <w:rPr>
+        <w:rFonts w:ascii="Wingdings" w:hAnsi="Wingdings" w:hint="default"/>
+      </w:rPr>
+    </w:lvl>
+    <w:lvl w:ilvl="4" w:tplc="04090003" w:tentative="1">
+      <w:start w:val="1"/>
+      <w:numFmt w:val="bullet"/>
+      <w:lvlText w:val=""/>
+      <w:lvlJc w:val="left"/>
+      <w:pPr>
+        <w:ind w:left="2400" w:hanging="480"/>
+      </w:pPr>
+      <w:rPr>
+        <w:rFonts w:ascii="Wingdings" w:hAnsi="Wingdings" w:hint="default"/>
+      </w:rPr>
+    </w:lvl>
+    <w:lvl w:ilvl="5" w:tplc="04090005" w:tentative="1">
+      <w:start w:val="1"/>
+      <w:numFmt w:val="bullet"/>
+      <w:lvlText w:val=""/>
+      <w:lvlJc w:val="left"/>
+      <w:pPr>
+        <w:ind w:left="2880" w:hanging="480"/>
+      </w:pPr>
+      <w:rPr>
+        <w:rFonts w:ascii="Wingdings" w:hAnsi="Wingdings" w:hint="default"/>
+      </w:rPr>
+    </w:lvl>
+    <w:lvl w:ilvl="6" w:tplc="04090001" w:tentative="1">
+      <w:start w:val="1"/>
+      <w:numFmt w:val="bullet"/>
+      <w:lvlText w:val=""/>
+      <w:lvlJc w:val="left"/>
+      <w:pPr>
+        <w:ind w:left="3360" w:hanging="480"/>
+      </w:pPr>
+      <w:rPr>
+        <w:rFonts w:ascii="Wingdings" w:hAnsi="Wingdings" w:hint="default"/>
+      </w:rPr>
+    </w:lvl>
+    <w:lvl w:ilvl="7" w:tplc="04090003" w:tentative="1">
+      <w:start w:val="1"/>
+      <w:numFmt w:val="bullet"/>
+      <w:lvlText w:val=""/>
+      <w:lvlJc w:val="left"/>
+      <w:pPr>
+        <w:ind w:left="3840" w:hanging="480"/>
+      </w:pPr>
+      <w:rPr>
+        <w:rFonts w:ascii="Wingdings" w:hAnsi="Wingdings" w:hint="default"/>
+      </w:rPr>
+    </w:lvl>
+    <w:lvl w:ilvl="8" w:tplc="04090005" w:tentative="1">
+      <w:start w:val="1"/>
+      <w:numFmt w:val="bullet"/>
+      <w:lvlText w:val=""/>
+      <w:lvlJc w:val="left"/>
+      <w:pPr>
+        <w:ind w:left="4320" w:hanging="480"/>
+      </w:pPr>
+      <w:rPr>
+        <w:rFonts w:ascii="Wingdings" w:hAnsi="Wingdings" w:hint="default"/>
+      </w:rPr>
+    </w:lvl>
+  </w:abstractNum>
+  <w:abstractNum w:abstractNumId="4" w15:restartNumberingAfterBreak="0">
+    <w:nsid w:val="318E41B4"/>
+    <w:multiLevelType w:val="hybridMultilevel"/>
+    <w:tmpl w:val="3984DE5E"/>
+    <w:lvl w:ilvl="0" w:tplc="3C166F56">
+      <w:start w:val="1"/>
+      <w:numFmt w:val="bullet"/>
+      <w:lvlText w:val=""/>
+      <w:lvlJc w:val="left"/>
+      <w:pPr>
+        <w:ind w:left="960" w:hanging="480"/>
+      </w:pPr>
+      <w:rPr>
+        <w:rFonts w:ascii="Wingdings" w:hAnsi="Wingdings" w:hint="default"/>
+      </w:rPr>
+    </w:lvl>
+    <w:lvl w:ilvl="1" w:tplc="FFFFFFFF" w:tentative="1">
+      <w:start w:val="1"/>
+      <w:numFmt w:val="bullet"/>
+      <w:lvlText w:val=""/>
+      <w:lvlJc w:val="left"/>
+      <w:pPr>
+        <w:ind w:left="1440" w:hanging="480"/>
+      </w:pPr>
+      <w:rPr>
+        <w:rFonts w:ascii="Wingdings" w:hAnsi="Wingdings" w:hint="default"/>
+      </w:rPr>
+    </w:lvl>
+    <w:lvl w:ilvl="2" w:tplc="FFFFFFFF" w:tentative="1">
+      <w:start w:val="1"/>
+      <w:numFmt w:val="bullet"/>
+      <w:lvlText w:val=""/>
+      <w:lvlJc w:val="left"/>
+      <w:pPr>
+        <w:ind w:left="1920" w:hanging="480"/>
+      </w:pPr>
+      <w:rPr>
+        <w:rFonts w:ascii="Wingdings" w:hAnsi="Wingdings" w:hint="default"/>
+      </w:rPr>
+    </w:lvl>
+    <w:lvl w:ilvl="3" w:tplc="FFFFFFFF" w:tentative="1">
+      <w:start w:val="1"/>
+      <w:numFmt w:val="bullet"/>
+      <w:lvlText w:val=""/>
+      <w:lvlJc w:val="left"/>
+      <w:pPr>
+        <w:ind w:left="2400" w:hanging="480"/>
+      </w:pPr>
+      <w:rPr>
+        <w:rFonts w:ascii="Wingdings" w:hAnsi="Wingdings" w:hint="default"/>
+      </w:rPr>
+    </w:lvl>
+    <w:lvl w:ilvl="4" w:tplc="FFFFFFFF" w:tentative="1">
+      <w:start w:val="1"/>
+      <w:numFmt w:val="bullet"/>
+      <w:lvlText w:val=""/>
+      <w:lvlJc w:val="left"/>
+      <w:pPr>
+        <w:ind w:left="2880" w:hanging="480"/>
+      </w:pPr>
+      <w:rPr>
+        <w:rFonts w:ascii="Wingdings" w:hAnsi="Wingdings" w:hint="default"/>
+      </w:rPr>
+    </w:lvl>
+    <w:lvl w:ilvl="5" w:tplc="FFFFFFFF" w:tentative="1">
+      <w:start w:val="1"/>
+      <w:numFmt w:val="bullet"/>
+      <w:lvlText w:val=""/>
+      <w:lvlJc w:val="left"/>
+      <w:pPr>
+        <w:ind w:left="3360" w:hanging="480"/>
+      </w:pPr>
+      <w:rPr>
+        <w:rFonts w:ascii="Wingdings" w:hAnsi="Wingdings" w:hint="default"/>
+      </w:rPr>
+    </w:lvl>
+    <w:lvl w:ilvl="6" w:tplc="FFFFFFFF" w:tentative="1">
+      <w:start w:val="1"/>
+      <w:numFmt w:val="bullet"/>
+      <w:lvlText w:val=""/>
+      <w:lvlJc w:val="left"/>
+      <w:pPr>
+        <w:ind w:left="3840" w:hanging="480"/>
+      </w:pPr>
+      <w:rPr>
+        <w:rFonts w:ascii="Wingdings" w:hAnsi="Wingdings" w:hint="default"/>
+      </w:rPr>
+    </w:lvl>
+    <w:lvl w:ilvl="7" w:tplc="FFFFFFFF" w:tentative="1">
+      <w:start w:val="1"/>
+      <w:numFmt w:val="bullet"/>
+      <w:lvlText w:val=""/>
+      <w:lvlJc w:val="left"/>
+      <w:pPr>
+        <w:ind w:left="4320" w:hanging="480"/>
+      </w:pPr>
+      <w:rPr>
+        <w:rFonts w:ascii="Wingdings" w:hAnsi="Wingdings" w:hint="default"/>
+      </w:rPr>
+    </w:lvl>
+    <w:lvl w:ilvl="8" w:tplc="FFFFFFFF" w:tentative="1">
+      <w:start w:val="1"/>
+      <w:numFmt w:val="bullet"/>
+      <w:lvlText w:val=""/>
+      <w:lvlJc w:val="left"/>
+      <w:pPr>
+        <w:ind w:left="4800" w:hanging="480"/>
+      </w:pPr>
+      <w:rPr>
+        <w:rFonts w:ascii="Wingdings" w:hAnsi="Wingdings" w:hint="default"/>
+      </w:rPr>
+    </w:lvl>
+  </w:abstractNum>
+  <w:abstractNum w:abstractNumId="5" w15:restartNumberingAfterBreak="0">
     <w:nsid w:val="461B3CF3"/>
     <w:multiLevelType w:val="hybridMultilevel"/>
     <w:tmpl w:val="F51612C2"/>
@@ -2989,7 +4202,7 @@
       </w:rPr>
     </w:lvl>
   </w:abstractNum>
-  <w:abstractNum w:abstractNumId="2" w15:restartNumberingAfterBreak="0">
+  <w:abstractNum w:abstractNumId="6" w15:restartNumberingAfterBreak="0">
     <w:nsid w:val="46E572C3"/>
     <w:multiLevelType w:val="hybridMultilevel"/>
     <w:tmpl w:val="00E25ADC"/>
@@ -3102,7 +4315,233 @@
       </w:rPr>
     </w:lvl>
   </w:abstractNum>
-  <w:abstractNum w:abstractNumId="3" w15:restartNumberingAfterBreak="0">
+  <w:abstractNum w:abstractNumId="7" w15:restartNumberingAfterBreak="0">
+    <w:nsid w:val="4B50069F"/>
+    <w:multiLevelType w:val="hybridMultilevel"/>
+    <w:tmpl w:val="8C30B964"/>
+    <w:lvl w:ilvl="0" w:tplc="3C166F56">
+      <w:start w:val="1"/>
+      <w:numFmt w:val="bullet"/>
+      <w:lvlText w:val=""/>
+      <w:lvlJc w:val="left"/>
+      <w:pPr>
+        <w:ind w:left="480" w:hanging="480"/>
+      </w:pPr>
+      <w:rPr>
+        <w:rFonts w:ascii="Wingdings" w:hAnsi="Wingdings" w:hint="default"/>
+      </w:rPr>
+    </w:lvl>
+    <w:lvl w:ilvl="1" w:tplc="04090003" w:tentative="1">
+      <w:start w:val="1"/>
+      <w:numFmt w:val="bullet"/>
+      <w:lvlText w:val=""/>
+      <w:lvlJc w:val="left"/>
+      <w:pPr>
+        <w:ind w:left="960" w:hanging="480"/>
+      </w:pPr>
+      <w:rPr>
+        <w:rFonts w:ascii="Wingdings" w:hAnsi="Wingdings" w:hint="default"/>
+      </w:rPr>
+    </w:lvl>
+    <w:lvl w:ilvl="2" w:tplc="04090005" w:tentative="1">
+      <w:start w:val="1"/>
+      <w:numFmt w:val="bullet"/>
+      <w:lvlText w:val=""/>
+      <w:lvlJc w:val="left"/>
+      <w:pPr>
+        <w:ind w:left="1440" w:hanging="480"/>
+      </w:pPr>
+      <w:rPr>
+        <w:rFonts w:ascii="Wingdings" w:hAnsi="Wingdings" w:hint="default"/>
+      </w:rPr>
+    </w:lvl>
+    <w:lvl w:ilvl="3" w:tplc="04090001" w:tentative="1">
+      <w:start w:val="1"/>
+      <w:numFmt w:val="bullet"/>
+      <w:lvlText w:val=""/>
+      <w:lvlJc w:val="left"/>
+      <w:pPr>
+        <w:ind w:left="1920" w:hanging="480"/>
+      </w:pPr>
+      <w:rPr>
+        <w:rFonts w:ascii="Wingdings" w:hAnsi="Wingdings" w:hint="default"/>
+      </w:rPr>
+    </w:lvl>
+    <w:lvl w:ilvl="4" w:tplc="04090003" w:tentative="1">
+      <w:start w:val="1"/>
+      <w:numFmt w:val="bullet"/>
+      <w:lvlText w:val=""/>
+      <w:lvlJc w:val="left"/>
+      <w:pPr>
+        <w:ind w:left="2400" w:hanging="480"/>
+      </w:pPr>
+      <w:rPr>
+        <w:rFonts w:ascii="Wingdings" w:hAnsi="Wingdings" w:hint="default"/>
+      </w:rPr>
+    </w:lvl>
+    <w:lvl w:ilvl="5" w:tplc="04090005" w:tentative="1">
+      <w:start w:val="1"/>
+      <w:numFmt w:val="bullet"/>
+      <w:lvlText w:val=""/>
+      <w:lvlJc w:val="left"/>
+      <w:pPr>
+        <w:ind w:left="2880" w:hanging="480"/>
+      </w:pPr>
+      <w:rPr>
+        <w:rFonts w:ascii="Wingdings" w:hAnsi="Wingdings" w:hint="default"/>
+      </w:rPr>
+    </w:lvl>
+    <w:lvl w:ilvl="6" w:tplc="04090001" w:tentative="1">
+      <w:start w:val="1"/>
+      <w:numFmt w:val="bullet"/>
+      <w:lvlText w:val=""/>
+      <w:lvlJc w:val="left"/>
+      <w:pPr>
+        <w:ind w:left="3360" w:hanging="480"/>
+      </w:pPr>
+      <w:rPr>
+        <w:rFonts w:ascii="Wingdings" w:hAnsi="Wingdings" w:hint="default"/>
+      </w:rPr>
+    </w:lvl>
+    <w:lvl w:ilvl="7" w:tplc="04090003" w:tentative="1">
+      <w:start w:val="1"/>
+      <w:numFmt w:val="bullet"/>
+      <w:lvlText w:val=""/>
+      <w:lvlJc w:val="left"/>
+      <w:pPr>
+        <w:ind w:left="3840" w:hanging="480"/>
+      </w:pPr>
+      <w:rPr>
+        <w:rFonts w:ascii="Wingdings" w:hAnsi="Wingdings" w:hint="default"/>
+      </w:rPr>
+    </w:lvl>
+    <w:lvl w:ilvl="8" w:tplc="04090005" w:tentative="1">
+      <w:start w:val="1"/>
+      <w:numFmt w:val="bullet"/>
+      <w:lvlText w:val=""/>
+      <w:lvlJc w:val="left"/>
+      <w:pPr>
+        <w:ind w:left="4320" w:hanging="480"/>
+      </w:pPr>
+      <w:rPr>
+        <w:rFonts w:ascii="Wingdings" w:hAnsi="Wingdings" w:hint="default"/>
+      </w:rPr>
+    </w:lvl>
+  </w:abstractNum>
+  <w:abstractNum w:abstractNumId="8" w15:restartNumberingAfterBreak="0">
+    <w:nsid w:val="504A627E"/>
+    <w:multiLevelType w:val="hybridMultilevel"/>
+    <w:tmpl w:val="8230DE26"/>
+    <w:lvl w:ilvl="0" w:tplc="3C166F56">
+      <w:start w:val="1"/>
+      <w:numFmt w:val="bullet"/>
+      <w:lvlText w:val=""/>
+      <w:lvlJc w:val="left"/>
+      <w:pPr>
+        <w:ind w:left="480" w:hanging="480"/>
+      </w:pPr>
+      <w:rPr>
+        <w:rFonts w:ascii="Wingdings" w:hAnsi="Wingdings" w:hint="default"/>
+      </w:rPr>
+    </w:lvl>
+    <w:lvl w:ilvl="1" w:tplc="04090003" w:tentative="1">
+      <w:start w:val="1"/>
+      <w:numFmt w:val="bullet"/>
+      <w:lvlText w:val=""/>
+      <w:lvlJc w:val="left"/>
+      <w:pPr>
+        <w:ind w:left="960" w:hanging="480"/>
+      </w:pPr>
+      <w:rPr>
+        <w:rFonts w:ascii="Wingdings" w:hAnsi="Wingdings" w:hint="default"/>
+      </w:rPr>
+    </w:lvl>
+    <w:lvl w:ilvl="2" w:tplc="04090005" w:tentative="1">
+      <w:start w:val="1"/>
+      <w:numFmt w:val="bullet"/>
+      <w:lvlText w:val=""/>
+      <w:lvlJc w:val="left"/>
+      <w:pPr>
+        <w:ind w:left="1440" w:hanging="480"/>
+      </w:pPr>
+      <w:rPr>
+        <w:rFonts w:ascii="Wingdings" w:hAnsi="Wingdings" w:hint="default"/>
+      </w:rPr>
+    </w:lvl>
+    <w:lvl w:ilvl="3" w:tplc="04090001" w:tentative="1">
+      <w:start w:val="1"/>
+      <w:numFmt w:val="bullet"/>
+      <w:lvlText w:val=""/>
+      <w:lvlJc w:val="left"/>
+      <w:pPr>
+        <w:ind w:left="1920" w:hanging="480"/>
+      </w:pPr>
+      <w:rPr>
+        <w:rFonts w:ascii="Wingdings" w:hAnsi="Wingdings" w:hint="default"/>
+      </w:rPr>
+    </w:lvl>
+    <w:lvl w:ilvl="4" w:tplc="04090003" w:tentative="1">
+      <w:start w:val="1"/>
+      <w:numFmt w:val="bullet"/>
+      <w:lvlText w:val=""/>
+      <w:lvlJc w:val="left"/>
+      <w:pPr>
+        <w:ind w:left="2400" w:hanging="480"/>
+      </w:pPr>
+      <w:rPr>
+        <w:rFonts w:ascii="Wingdings" w:hAnsi="Wingdings" w:hint="default"/>
+      </w:rPr>
+    </w:lvl>
+    <w:lvl w:ilvl="5" w:tplc="04090005" w:tentative="1">
+      <w:start w:val="1"/>
+      <w:numFmt w:val="bullet"/>
+      <w:lvlText w:val=""/>
+      <w:lvlJc w:val="left"/>
+      <w:pPr>
+        <w:ind w:left="2880" w:hanging="480"/>
+      </w:pPr>
+      <w:rPr>
+        <w:rFonts w:ascii="Wingdings" w:hAnsi="Wingdings" w:hint="default"/>
+      </w:rPr>
+    </w:lvl>
+    <w:lvl w:ilvl="6" w:tplc="04090001" w:tentative="1">
+      <w:start w:val="1"/>
+      <w:numFmt w:val="bullet"/>
+      <w:lvlText w:val=""/>
+      <w:lvlJc w:val="left"/>
+      <w:pPr>
+        <w:ind w:left="3360" w:hanging="480"/>
+      </w:pPr>
+      <w:rPr>
+        <w:rFonts w:ascii="Wingdings" w:hAnsi="Wingdings" w:hint="default"/>
+      </w:rPr>
+    </w:lvl>
+    <w:lvl w:ilvl="7" w:tplc="04090003" w:tentative="1">
+      <w:start w:val="1"/>
+      <w:numFmt w:val="bullet"/>
+      <w:lvlText w:val=""/>
+      <w:lvlJc w:val="left"/>
+      <w:pPr>
+        <w:ind w:left="3840" w:hanging="480"/>
+      </w:pPr>
+      <w:rPr>
+        <w:rFonts w:ascii="Wingdings" w:hAnsi="Wingdings" w:hint="default"/>
+      </w:rPr>
+    </w:lvl>
+    <w:lvl w:ilvl="8" w:tplc="04090005" w:tentative="1">
+      <w:start w:val="1"/>
+      <w:numFmt w:val="bullet"/>
+      <w:lvlText w:val=""/>
+      <w:lvlJc w:val="left"/>
+      <w:pPr>
+        <w:ind w:left="4320" w:hanging="480"/>
+      </w:pPr>
+      <w:rPr>
+        <w:rFonts w:ascii="Wingdings" w:hAnsi="Wingdings" w:hint="default"/>
+      </w:rPr>
+    </w:lvl>
+  </w:abstractNum>
+  <w:abstractNum w:abstractNumId="9" w15:restartNumberingAfterBreak="0">
     <w:nsid w:val="63E21E60"/>
     <w:multiLevelType w:val="hybridMultilevel"/>
     <w:tmpl w:val="A82AC51A"/>
@@ -3215,7 +4654,7 @@
       </w:rPr>
     </w:lvl>
   </w:abstractNum>
-  <w:abstractNum w:abstractNumId="4" w15:restartNumberingAfterBreak="0">
+  <w:abstractNum w:abstractNumId="10" w15:restartNumberingAfterBreak="0">
     <w:nsid w:val="69646701"/>
     <w:multiLevelType w:val="hybridMultilevel"/>
     <w:tmpl w:val="BFF4A506"/>
@@ -3328,26 +4767,44 @@
       </w:rPr>
     </w:lvl>
   </w:abstractNum>
-  <w:num w:numId="1">
-    <w:abstractNumId w:val="3"/>
+  <w:num w:numId="1" w16cid:durableId="648873571">
+    <w:abstractNumId w:val="9"/>
   </w:num>
-  <w:num w:numId="2">
+  <w:num w:numId="2" w16cid:durableId="630981356">
+    <w:abstractNumId w:val="1"/>
+  </w:num>
+  <w:num w:numId="3" w16cid:durableId="750544333">
+    <w:abstractNumId w:val="10"/>
+  </w:num>
+  <w:num w:numId="4" w16cid:durableId="1203783536">
+    <w:abstractNumId w:val="6"/>
+  </w:num>
+  <w:num w:numId="5" w16cid:durableId="567544730">
+    <w:abstractNumId w:val="5"/>
+  </w:num>
+  <w:num w:numId="6" w16cid:durableId="911699201">
+    <w:abstractNumId w:val="2"/>
+  </w:num>
+  <w:num w:numId="7" w16cid:durableId="1348602447">
+    <w:abstractNumId w:val="4"/>
+  </w:num>
+  <w:num w:numId="8" w16cid:durableId="591817283">
+    <w:abstractNumId w:val="8"/>
+  </w:num>
+  <w:num w:numId="9" w16cid:durableId="1466001309">
+    <w:abstractNumId w:val="7"/>
+  </w:num>
+  <w:num w:numId="10" w16cid:durableId="90440383">
     <w:abstractNumId w:val="0"/>
   </w:num>
-  <w:num w:numId="3">
-    <w:abstractNumId w:val="4"/>
-  </w:num>
-  <w:num w:numId="4">
-    <w:abstractNumId w:val="2"/>
-  </w:num>
-  <w:num w:numId="5">
-    <w:abstractNumId w:val="1"/>
+  <w:num w:numId="11" w16cid:durableId="1699966020">
+    <w:abstractNumId w:val="3"/>
   </w:num>
 </w:numbering>
 </file>
 
 <file path=word/styles.xml><?xml version="1.0" encoding="utf-8"?>
-<w:styles xmlns:mc="http://schemas.openxmlformats.org/markup-compatibility/2006" xmlns:r="http://schemas.openxmlformats.org/officeDocument/2006/relationships" xmlns:w="http://schemas.openxmlformats.org/wordprocessingml/2006/main" xmlns:w14="http://schemas.microsoft.com/office/word/2010/wordml" xmlns:w15="http://schemas.microsoft.com/office/word/2012/wordml" xmlns:w16cex="http://schemas.microsoft.com/office/word/2018/wordml/cex" xmlns:w16cid="http://schemas.microsoft.com/office/word/2016/wordml/cid" xmlns:w16="http://schemas.microsoft.com/office/word/2018/wordml" xmlns:w16sdtdh="http://schemas.microsoft.com/office/word/2020/wordml/sdtdatahash" xmlns:w16se="http://schemas.microsoft.com/office/word/2015/wordml/symex" mc:Ignorable="w14 w15 w16se w16cid w16 w16cex w16sdtdh">
+<w:styles xmlns:mc="http://schemas.openxmlformats.org/markup-compatibility/2006" xmlns:r="http://schemas.openxmlformats.org/officeDocument/2006/relationships" xmlns:w="http://schemas.openxmlformats.org/wordprocessingml/2006/main" xmlns:w14="http://schemas.microsoft.com/office/word/2010/wordml" xmlns:w15="http://schemas.microsoft.com/office/word/2012/wordml" xmlns:w16cex="http://schemas.microsoft.com/office/word/2018/wordml/cex" xmlns:w16cid="http://schemas.microsoft.com/office/word/2016/wordml/cid" xmlns:w16="http://schemas.microsoft.com/office/word/2018/wordml" xmlns:w16du="http://schemas.microsoft.com/office/word/2023/wordml/word16du" xmlns:w16sdtdh="http://schemas.microsoft.com/office/word/2020/wordml/sdtdatahash" xmlns:w16sdtfl="http://schemas.microsoft.com/office/word/2024/wordml/sdtformatlock" xmlns:w16se="http://schemas.microsoft.com/office/word/2015/wordml/symex" mc:Ignorable="w14 w15 w16se w16cid w16 w16cex w16sdtdh w16sdtfl w16du">
   <w:docDefaults>
     <w:rPrDefault>
       <w:rPr>
@@ -3759,7 +5216,7 @@
       <w:outlineLvl w:val="2"/>
     </w:pPr>
     <w:rPr>
-      <w:rFonts w:ascii="新細明體" w:eastAsia="新細明體" w:hAnsi="新細明體" w:cs="新細明體"/>
+      <w:rFonts w:ascii="PMingLiU" w:eastAsia="PMingLiU" w:hAnsi="PMingLiU" w:cs="PMingLiU"/>
       <w:b/>
       <w:bCs/>
       <w:kern w:val="0"/>
@@ -3770,7 +5227,6 @@
   <w:style w:type="character" w:default="1" w:styleId="a0">
     <w:name w:val="Default Paragraph Font"/>
     <w:uiPriority w:val="1"/>
-    <w:semiHidden/>
     <w:unhideWhenUsed/>
   </w:style>
   <w:style w:type="table" w:default="1" w:styleId="a1">
@@ -3801,7 +5257,7 @@
     <w:uiPriority w:val="9"/>
     <w:rsid w:val="00C232EA"/>
     <w:rPr>
-      <w:rFonts w:ascii="新細明體" w:eastAsia="新細明體" w:hAnsi="新細明體" w:cs="新細明體"/>
+      <w:rFonts w:ascii="PMingLiU" w:eastAsia="PMingLiU" w:hAnsi="PMingLiU" w:cs="PMingLiU"/>
       <w:b/>
       <w:bCs/>
       <w:kern w:val="0"/>

--- a/系統文件/第5章/5-2需求清單.docx
+++ b/系統文件/第5章/5-2需求清單.docx
@@ -373,6 +373,54 @@
               <w:t>提供刪除帳號功能，並清除個人所有資料</w:t>
             </w:r>
           </w:p>
+          <w:p>
+            <w:pPr>
+              <w:pStyle w:val="a4"/>
+              <w:numPr>
+                <w:ilvl w:val="0"/>
+                <w:numId w:val="1"/>
+              </w:numPr>
+              <w:ind w:leftChars="0"/>
+              <w:rPr>
+                <w:color w:val="000000" w:themeColor="text1"/>
+                <w:sz w:val="30"/>
+                <w:szCs w:val="30"/>
+              </w:rPr>
+            </w:pPr>
+            <w:r>
+              <w:rPr>
+                <w:rFonts w:hint="eastAsia"/>
+                <w:color w:val="000000" w:themeColor="text1"/>
+                <w:sz w:val="30"/>
+                <w:szCs w:val="30"/>
+              </w:rPr>
+              <w:t xml:space="preserve">提供日語程度測驗與升級測驗，判定使用者日文等級</w:t>
+            </w:r>
+          </w:p>
+          <w:p>
+            <w:pPr>
+              <w:pStyle w:val="a4"/>
+              <w:numPr>
+                <w:ilvl w:val="0"/>
+                <w:numId w:val="1"/>
+              </w:numPr>
+              <w:ind w:leftChars="0"/>
+              <w:rPr>
+                <w:color w:val="000000" w:themeColor="text1"/>
+                <w:sz w:val="30"/>
+                <w:szCs w:val="30"/>
+              </w:rPr>
+            </w:pPr>
+            <w:r>
+              <w:rPr>
+                <w:rFonts w:hint="eastAsia"/>
+                <w:color w:val="000000" w:themeColor="text1"/>
+                <w:sz w:val="30"/>
+                <w:szCs w:val="30"/>
+              </w:rPr>
+              <w:t xml:space="preserve">登入後可修改密碼</w:t>
+            </w:r>
+          </w:p>
         </w:tc>
       </w:tr>
       <w:tr>
@@ -571,6 +619,30 @@
               <w:t>支援根據使用者日文等級提供分級例句</w:t>
             </w:r>
           </w:p>
+          <w:p>
+            <w:pPr>
+              <w:pStyle w:val="a4"/>
+              <w:numPr>
+                <w:ilvl w:val="0"/>
+                <w:numId w:val="2"/>
+              </w:numPr>
+              <w:ind w:leftChars="0"/>
+              <w:rPr>
+                <w:color w:val="000000" w:themeColor="text1"/>
+                <w:sz w:val="30"/>
+                <w:szCs w:val="30"/>
+              </w:rPr>
+            </w:pPr>
+            <w:r>
+              <w:rPr>
+                <w:rFonts w:hint="eastAsia"/>
+                <w:color w:val="000000" w:themeColor="text1"/>
+                <w:sz w:val="30"/>
+                <w:szCs w:val="30"/>
+              </w:rPr>
+              <w:t xml:space="preserve">提供主題收集冊，集滿主題單字可領取徽章與獎勵</w:t>
+            </w:r>
+          </w:p>
         </w:tc>
       </w:tr>
       <w:tr>
@@ -745,7 +817,7 @@
                 <w:sz w:val="30"/>
                 <w:szCs w:val="30"/>
               </w:rPr>
-              <w:t>提供單字搜尋功能</w:t>
+              <w:t xml:space="preserve">收藏數量達上限時可使用點數擴充收藏空間</w:t>
             </w:r>
           </w:p>
         </w:tc>
@@ -913,6 +985,54 @@
               <w:t>模擬真實生活情境練習口說</w:t>
             </w:r>
           </w:p>
+          <w:p>
+            <w:pPr>
+              <w:pStyle w:val="a4"/>
+              <w:numPr>
+                <w:ilvl w:val="0"/>
+                <w:numId w:val="4"/>
+              </w:numPr>
+              <w:ind w:leftChars="0"/>
+              <w:rPr>
+                <w:color w:val="000000" w:themeColor="text1"/>
+                <w:sz w:val="30"/>
+                <w:szCs w:val="30"/>
+              </w:rPr>
+            </w:pPr>
+            <w:r>
+              <w:rPr>
+                <w:rFonts w:hint="eastAsia"/>
+                <w:color w:val="000000" w:themeColor="text1"/>
+                <w:sz w:val="30"/>
+                <w:szCs w:val="30"/>
+              </w:rPr>
+              <w:t xml:space="preserve">可使用點數購買對話角色，並選擇對話腔調與男女聲語音</w:t>
+            </w:r>
+          </w:p>
+          <w:p>
+            <w:pPr>
+              <w:pStyle w:val="a4"/>
+              <w:numPr>
+                <w:ilvl w:val="0"/>
+                <w:numId w:val="4"/>
+              </w:numPr>
+              <w:ind w:leftChars="0"/>
+              <w:rPr>
+                <w:color w:val="000000" w:themeColor="text1"/>
+                <w:sz w:val="30"/>
+                <w:szCs w:val="30"/>
+              </w:rPr>
+            </w:pPr>
+            <w:r>
+              <w:rPr>
+                <w:rFonts w:hint="eastAsia"/>
+                <w:color w:val="000000" w:themeColor="text1"/>
+                <w:sz w:val="30"/>
+                <w:szCs w:val="30"/>
+              </w:rPr>
+              <w:t xml:space="preserve">保留 AI 對話紀錄供回顧與接續對話</w:t>
+            </w:r>
+          </w:p>
         </w:tc>
       </w:tr>
       <w:tr>
@@ -1219,6 +1339,30 @@
               <w:t>設定小組共同學習目標並追蹤進度</w:t>
             </w:r>
           </w:p>
+          <w:p>
+            <w:pPr>
+              <w:pStyle w:val="a4"/>
+              <w:numPr>
+                <w:ilvl w:val="0"/>
+                <w:numId w:val="4"/>
+              </w:numPr>
+              <w:ind w:leftChars="0"/>
+              <w:rPr>
+                <w:color w:val="000000" w:themeColor="text1"/>
+                <w:sz w:val="30"/>
+                <w:szCs w:val="30"/>
+              </w:rPr>
+            </w:pPr>
+            <w:r>
+              <w:rPr>
+                <w:rFonts w:hint="eastAsia"/>
+                <w:color w:val="000000" w:themeColor="text1"/>
+                <w:sz w:val="30"/>
+                <w:szCs w:val="30"/>
+              </w:rPr>
+              <w:t xml:space="preserve">學習小組採押金與獎勵機制，每週自動結算</w:t>
+            </w:r>
+          </w:p>
         </w:tc>
       </w:tr>
       <w:tr>
@@ -1441,34 +1585,55 @@
                 <w:sz w:val="30"/>
                 <w:szCs w:val="30"/>
               </w:rPr>
-              <w:t xml:space="preserve">Premium </w:t>
-            </w:r>
-            <w:r>
-              <w:rPr>
-                <w:rFonts w:hint="eastAsia"/>
-                <w:color w:val="000000" w:themeColor="text1"/>
-                <w:sz w:val="30"/>
-                <w:szCs w:val="30"/>
-              </w:rPr>
-              <w:t>訂閱提供免廣告、無限</w:t>
-            </w:r>
-            <w:r>
-              <w:rPr>
-                <w:rFonts w:hint="eastAsia"/>
-                <w:color w:val="000000" w:themeColor="text1"/>
-                <w:sz w:val="30"/>
-                <w:szCs w:val="30"/>
-              </w:rPr>
-              <w:t xml:space="preserve"> AI </w:t>
-            </w:r>
-            <w:r>
-              <w:rPr>
-                <w:rFonts w:hint="eastAsia"/>
-                <w:color w:val="000000" w:themeColor="text1"/>
-                <w:sz w:val="30"/>
-                <w:szCs w:val="30"/>
-              </w:rPr>
-              <w:t>對話等進階功能</w:t>
+              <w:t xml:space="preserve">Premium 訂閱提供每天 10 次拍照辨識、每天 10 次 AI 對話等進階功能</w:t>
+            </w:r>
+          </w:p>
+          <w:p>
+            <w:pPr>
+              <w:pStyle w:val="a4"/>
+              <w:numPr>
+                <w:ilvl w:val="0"/>
+                <w:numId w:val="4"/>
+              </w:numPr>
+              <w:ind w:leftChars="0"/>
+              <w:rPr>
+                <w:color w:val="000000" w:themeColor="text1"/>
+                <w:sz w:val="30"/>
+                <w:szCs w:val="30"/>
+              </w:rPr>
+            </w:pPr>
+            <w:r>
+              <w:rPr>
+                <w:rFonts w:hint="eastAsia"/>
+                <w:color w:val="000000" w:themeColor="text1"/>
+                <w:sz w:val="30"/>
+                <w:szCs w:val="30"/>
+              </w:rPr>
+              <w:t xml:space="preserve">提供 7 天免費試用，並可使用點數兌換加購項目</w:t>
+            </w:r>
+          </w:p>
+          <w:p>
+            <w:pPr>
+              <w:pStyle w:val="a4"/>
+              <w:numPr>
+                <w:ilvl w:val="0"/>
+                <w:numId w:val="4"/>
+              </w:numPr>
+              <w:ind w:leftChars="0"/>
+              <w:rPr>
+                <w:color w:val="000000" w:themeColor="text1"/>
+                <w:sz w:val="30"/>
+                <w:szCs w:val="30"/>
+              </w:rPr>
+            </w:pPr>
+            <w:r>
+              <w:rPr>
+                <w:rFonts w:hint="eastAsia"/>
+                <w:color w:val="000000" w:themeColor="text1"/>
+                <w:sz w:val="30"/>
+                <w:szCs w:val="30"/>
+              </w:rPr>
+              <w:t xml:space="preserve">完成每日任務可領取點數獎勵</w:t>
             </w:r>
           </w:p>
         </w:tc>
@@ -1573,7 +1738,7 @@
                 <w:sz w:val="30"/>
                 <w:szCs w:val="30"/>
               </w:rPr>
-              <w:t>單字複習提醒</w:t>
+              <w:t xml:space="preserve">晚間最後機會提醒</w:t>
             </w:r>
           </w:p>
           <w:p>
@@ -1597,8 +1762,7 @@
                 <w:sz w:val="30"/>
                 <w:szCs w:val="30"/>
               </w:rPr>
-              <w:lastRenderedPageBreak/>
-              <w:t>連續登入提醒</w:t>
+              <w:t xml:space="preserve">未登入召回提醒</w:t>
             </w:r>
           </w:p>
           <w:p>
@@ -1622,7 +1786,31 @@
                 <w:sz w:val="30"/>
                 <w:szCs w:val="30"/>
               </w:rPr>
-              <w:t>好友互動通知</w:t>
+              <w:t xml:space="preserve">好友互動與排行榜通知</w:t>
+            </w:r>
+          </w:p>
+          <w:p>
+            <w:pPr>
+              <w:pStyle w:val="a4"/>
+              <w:numPr>
+                <w:ilvl w:val="0"/>
+                <w:numId w:val="4"/>
+              </w:numPr>
+              <w:ind w:leftChars="0"/>
+              <w:rPr>
+                <w:color w:val="000000" w:themeColor="text1"/>
+                <w:sz w:val="30"/>
+                <w:szCs w:val="30"/>
+              </w:rPr>
+            </w:pPr>
+            <w:r>
+              <w:rPr>
+                <w:rFonts w:hint="eastAsia"/>
+                <w:color w:val="000000" w:themeColor="text1"/>
+                <w:sz w:val="30"/>
+                <w:szCs w:val="30"/>
+              </w:rPr>
+              <w:t xml:space="preserve">班級公告、新作業、批改結果與作業截止提醒（校園教育版）</w:t>
             </w:r>
           </w:p>
         </w:tc>
@@ -1954,6 +2142,54 @@
               <w:t>成就徽章管理與意見回饋管理功能</w:t>
             </w:r>
           </w:p>
+          <w:p>
+            <w:pPr>
+              <w:pStyle w:val="a4"/>
+              <w:numPr>
+                <w:ilvl w:val="0"/>
+                <w:numId w:val="8"/>
+              </w:numPr>
+              <w:ind w:leftChars="0"/>
+              <w:rPr>
+                <w:rFonts w:hint="eastAsia"/>
+                <w:color w:val="000000" w:themeColor="text1"/>
+                <w:sz w:val="30"/>
+                <w:szCs w:val="30"/>
+              </w:rPr>
+            </w:pPr>
+            <w:r>
+              <w:rPr>
+                <w:color w:val="000000" w:themeColor="text1"/>
+                <w:sz w:val="30"/>
+                <w:szCs w:val="30"/>
+              </w:rPr>
+              <w:t xml:space="preserve">管理員帳號與權限管理、訂閱方案與點數方案管理</w:t>
+            </w:r>
+          </w:p>
+          <w:p>
+            <w:pPr>
+              <w:pStyle w:val="a4"/>
+              <w:numPr>
+                <w:ilvl w:val="0"/>
+                <w:numId w:val="8"/>
+              </w:numPr>
+              <w:ind w:leftChars="0"/>
+              <w:rPr>
+                <w:rFonts w:hint="eastAsia"/>
+                <w:color w:val="000000" w:themeColor="text1"/>
+                <w:sz w:val="30"/>
+                <w:szCs w:val="30"/>
+              </w:rPr>
+            </w:pPr>
+            <w:r>
+              <w:rPr>
+                <w:color w:val="000000" w:themeColor="text1"/>
+                <w:sz w:val="30"/>
+                <w:szCs w:val="30"/>
+              </w:rPr>
+              <w:t xml:space="preserve">學校管理、老師帳號建立與申請審核（校園教育版）</w:t>
+            </w:r>
+          </w:p>
         </w:tc>
       </w:tr>
       <w:tr>
@@ -2467,7 +2703,30 @@
                 <w:sz w:val="30"/>
                 <w:szCs w:val="30"/>
               </w:rPr>
-              <w:t>支援學生專屬帳號驗證與登入</w:t>
+              <w:t xml:space="preserve">支援學生以學校 Google 帳號或老師建立的帳號登入</w:t>
+            </w:r>
+          </w:p>
+          <w:p>
+            <w:pPr>
+              <w:pStyle w:val="a4"/>
+              <w:numPr>
+                <w:ilvl w:val="0"/>
+                <w:numId w:val="11"/>
+              </w:numPr>
+              <w:ind w:leftChars="0"/>
+              <w:rPr>
+                <w:color w:val="000000" w:themeColor="text1"/>
+                <w:sz w:val="30"/>
+                <w:szCs w:val="30"/>
+              </w:rPr>
+            </w:pPr>
+            <w:r>
+              <w:rPr>
+                <w:color w:val="000000" w:themeColor="text1"/>
+                <w:sz w:val="30"/>
+                <w:szCs w:val="30"/>
+              </w:rPr>
+              <w:t>提供加入教室功能以進行班級連動</w:t>
             </w:r>
             <w:r>
               <w:rPr>
@@ -2487,26 +2746,19 @@
               </w:numPr>
               <w:ind w:leftChars="0"/>
               <w:rPr>
-                <w:color w:val="000000" w:themeColor="text1"/>
-                <w:sz w:val="30"/>
-                <w:szCs w:val="30"/>
-              </w:rPr>
-            </w:pPr>
-            <w:r>
-              <w:rPr>
-                <w:color w:val="000000" w:themeColor="text1"/>
-                <w:sz w:val="30"/>
-                <w:szCs w:val="30"/>
-              </w:rPr>
-              <w:t>提供加入教室功能以進行班級連動</w:t>
-            </w:r>
-            <w:r>
-              <w:rPr>
-                <w:color w:val="000000" w:themeColor="text1"/>
-                <w:sz w:val="30"/>
-                <w:szCs w:val="30"/>
-              </w:rPr>
-              <w:t xml:space="preserve"> </w:t>
+                <w:rFonts w:hint="eastAsia"/>
+                <w:color w:val="000000" w:themeColor="text1"/>
+                <w:sz w:val="30"/>
+                <w:szCs w:val="30"/>
+              </w:rPr>
+            </w:pPr>
+            <w:r>
+              <w:rPr>
+                <w:color w:val="000000" w:themeColor="text1"/>
+                <w:sz w:val="30"/>
+                <w:szCs w:val="30"/>
+              </w:rPr>
+              <w:t xml:space="preserve">支援教師進行作業指派、設定遲交規則與學生作業繳交功能</w:t>
             </w:r>
           </w:p>
           <w:p>
@@ -2530,15 +2782,55 @@
                 <w:sz w:val="30"/>
                 <w:szCs w:val="30"/>
               </w:rPr>
-              <w:t>支援教師進行作業指派與學生作業繳交功能</w:t>
-            </w:r>
-            <w:r>
-              <w:rPr>
-                <w:color w:val="000000" w:themeColor="text1"/>
-                <w:sz w:val="30"/>
-                <w:szCs w:val="30"/>
-              </w:rPr>
-              <w:t xml:space="preserve"> </w:t>
+              <w:t xml:space="preserve">提供班級公告，學生端顯示未讀提示</w:t>
+            </w:r>
+          </w:p>
+          <w:p>
+            <w:pPr>
+              <w:pStyle w:val="a4"/>
+              <w:numPr>
+                <w:ilvl w:val="0"/>
+                <w:numId w:val="11"/>
+              </w:numPr>
+              <w:ind w:leftChars="0"/>
+              <w:rPr>
+                <w:rFonts w:hint="eastAsia"/>
+                <w:color w:val="000000" w:themeColor="text1"/>
+                <w:sz w:val="30"/>
+                <w:szCs w:val="30"/>
+              </w:rPr>
+            </w:pPr>
+            <w:r>
+              <w:rPr>
+                <w:color w:val="000000" w:themeColor="text1"/>
+                <w:sz w:val="30"/>
+                <w:szCs w:val="30"/>
+              </w:rPr>
+              <w:t xml:space="preserve">提供成績總表、班級報表與學生學習成果查詢</w:t>
+            </w:r>
+          </w:p>
+          <w:p>
+            <w:pPr>
+              <w:pStyle w:val="a4"/>
+              <w:numPr>
+                <w:ilvl w:val="0"/>
+                <w:numId w:val="11"/>
+              </w:numPr>
+              <w:ind w:leftChars="0"/>
+              <w:rPr>
+                <w:rFonts w:hint="eastAsia"/>
+                <w:color w:val="000000" w:themeColor="text1"/>
+                <w:sz w:val="30"/>
+                <w:szCs w:val="30"/>
+              </w:rPr>
+            </w:pPr>
+            <w:r>
+              <w:rPr>
+                <w:color w:val="000000" w:themeColor="text1"/>
+                <w:sz w:val="30"/>
+                <w:szCs w:val="30"/>
+              </w:rPr>
+              <w:t xml:space="preserve">支援老師帳號申請、管理者審核與班級名冊管理</w:t>
             </w:r>
           </w:p>
         </w:tc>
@@ -2986,25 +3278,7 @@
                 <w:sz w:val="30"/>
                 <w:szCs w:val="30"/>
               </w:rPr>
-              <w:t>登入狀態透過</w:t>
-            </w:r>
-            <w:r>
-              <w:rPr>
-                <w:rFonts w:hint="eastAsia"/>
-                <w:color w:val="000000" w:themeColor="text1"/>
-                <w:sz w:val="30"/>
-                <w:szCs w:val="30"/>
-              </w:rPr>
-              <w:t xml:space="preserve"> Firebase Auth </w:t>
-            </w:r>
-            <w:r>
-              <w:rPr>
-                <w:rFonts w:hint="eastAsia"/>
-                <w:color w:val="000000" w:themeColor="text1"/>
-                <w:sz w:val="30"/>
-                <w:szCs w:val="30"/>
-              </w:rPr>
-              <w:t>驗證</w:t>
+              <w:t xml:space="preserve">登入後核發登入通行證，Google 登入由伺服器驗證身分憑證</w:t>
             </w:r>
           </w:p>
           <w:p>

--- a/系統文件/第5章/5-2需求清單.docx
+++ b/系統文件/第5章/5-2需求清單.docx
@@ -5,29 +5,30 @@
     <w:p>
       <w:pPr>
         <w:rPr>
+          <w:rFonts w:ascii="Times New Roman" w:hAnsi="Times New Roman" w:cs="Times New Roman" w:eastAsia="標楷體"/>
           <w:b/>
           <w:bCs/>
-          <w:sz w:val="36"/>
-          <w:szCs w:val="36"/>
+          <w:sz w:val="32"/>
+          <w:szCs w:val="32"/>
         </w:rPr>
       </w:pPr>
       <w:r>
         <w:rPr>
-          <w:rFonts w:hint="eastAsia"/>
+          <w:rFonts w:hint="eastAsia" w:ascii="Times New Roman" w:hAnsi="Times New Roman" w:cs="Times New Roman" w:eastAsia="標楷體"/>
           <w:b/>
           <w:bCs/>
-          <w:sz w:val="36"/>
-          <w:szCs w:val="36"/>
+          <w:sz w:val="32"/>
+          <w:szCs w:val="32"/>
         </w:rPr>
         <w:t xml:space="preserve">5-2 </w:t>
       </w:r>
       <w:r>
         <w:rPr>
-          <w:rFonts w:hint="eastAsia"/>
+          <w:rFonts w:hint="eastAsia" w:ascii="Times New Roman" w:hAnsi="Times New Roman" w:cs="Times New Roman" w:eastAsia="標楷體"/>
           <w:b/>
           <w:bCs/>
-          <w:sz w:val="36"/>
-          <w:szCs w:val="36"/>
+          <w:sz w:val="32"/>
+          <w:szCs w:val="32"/>
         </w:rPr>
         <w:t>需求清單</w:t>
       </w:r>
@@ -35,38 +36,39 @@
     <w:p>
       <w:pPr>
         <w:rPr>
+          <w:rFonts w:ascii="Times New Roman" w:hAnsi="Times New Roman" w:cs="Times New Roman" w:eastAsia="標楷體"/>
           <w:color w:val="000000" w:themeColor="text1"/>
-          <w:sz w:val="30"/>
-          <w:szCs w:val="30"/>
+          <w:sz w:val="28"/>
+          <w:szCs w:val="28"/>
         </w:rPr>
       </w:pPr>
       <w:r>
         <w:rPr>
-          <w:rFonts w:ascii="Segoe UI" w:eastAsia="PMingLiU" w:hAnsi="Segoe UI" w:cs="Segoe UI" w:hint="eastAsia"/>
+          <w:rFonts w:ascii="Times New Roman" w:eastAsia="標楷體" w:hAnsi="Times New Roman" w:cs="Times New Roman" w:hint="eastAsia"/>
           <w:color w:val="000000" w:themeColor="text1"/>
           <w:kern w:val="0"/>
-          <w:sz w:val="30"/>
-          <w:szCs w:val="30"/>
+          <w:sz w:val="28"/>
+          <w:szCs w:val="28"/>
         </w:rPr>
         <w:t>●</w:t>
       </w:r>
       <w:r>
         <w:rPr>
-          <w:rFonts w:ascii="Segoe UI" w:eastAsia="PMingLiU" w:hAnsi="Segoe UI" w:cs="Segoe UI" w:hint="eastAsia"/>
+          <w:rFonts w:ascii="Times New Roman" w:eastAsia="標楷體" w:hAnsi="Times New Roman" w:cs="Times New Roman" w:hint="eastAsia"/>
           <w:color w:val="000000" w:themeColor="text1"/>
           <w:kern w:val="0"/>
-          <w:sz w:val="30"/>
-          <w:szCs w:val="30"/>
+          <w:sz w:val="28"/>
+          <w:szCs w:val="28"/>
         </w:rPr>
         <w:t xml:space="preserve"> </w:t>
       </w:r>
       <w:r>
         <w:rPr>
-          <w:rFonts w:ascii="Segoe UI" w:eastAsia="PMingLiU" w:hAnsi="Segoe UI" w:cs="Segoe UI" w:hint="eastAsia"/>
+          <w:rFonts w:ascii="Times New Roman" w:eastAsia="標楷體" w:hAnsi="Times New Roman" w:cs="Times New Roman" w:hint="eastAsia"/>
           <w:color w:val="000000" w:themeColor="text1"/>
           <w:kern w:val="0"/>
-          <w:sz w:val="30"/>
-          <w:szCs w:val="30"/>
+          <w:sz w:val="28"/>
+          <w:szCs w:val="28"/>
         </w:rPr>
         <w:t>功能性需求</w:t>
       </w:r>
@@ -92,17 +94,18 @@
             <w:pPr>
               <w:jc w:val="center"/>
               <w:rPr>
-                <w:color w:val="000000" w:themeColor="text1"/>
-                <w:sz w:val="30"/>
-                <w:szCs w:val="30"/>
-              </w:rPr>
-            </w:pPr>
-            <w:r>
-              <w:rPr>
-                <w:rFonts w:hint="eastAsia"/>
-                <w:color w:val="000000" w:themeColor="text1"/>
-                <w:sz w:val="30"/>
-                <w:szCs w:val="30"/>
+                <w:rFonts w:ascii="Times New Roman" w:hAnsi="Times New Roman" w:cs="Times New Roman" w:eastAsia="標楷體"/>
+                <w:color w:val="000000" w:themeColor="text1"/>
+                <w:sz w:val="28"/>
+                <w:szCs w:val="28"/>
+              </w:rPr>
+            </w:pPr>
+            <w:r>
+              <w:rPr>
+                <w:rFonts w:hint="eastAsia" w:ascii="Times New Roman" w:hAnsi="Times New Roman" w:cs="Times New Roman" w:eastAsia="標楷體"/>
+                <w:color w:val="000000" w:themeColor="text1"/>
+                <w:sz w:val="28"/>
+                <w:szCs w:val="28"/>
               </w:rPr>
               <w:t>編號</w:t>
             </w:r>
@@ -117,17 +120,18 @@
             <w:pPr>
               <w:jc w:val="center"/>
               <w:rPr>
-                <w:color w:val="000000" w:themeColor="text1"/>
-                <w:sz w:val="30"/>
-                <w:szCs w:val="30"/>
-              </w:rPr>
-            </w:pPr>
-            <w:r>
-              <w:rPr>
-                <w:rFonts w:hint="eastAsia"/>
-                <w:color w:val="000000" w:themeColor="text1"/>
-                <w:sz w:val="30"/>
-                <w:szCs w:val="30"/>
+                <w:rFonts w:ascii="Times New Roman" w:hAnsi="Times New Roman" w:cs="Times New Roman" w:eastAsia="標楷體"/>
+                <w:color w:val="000000" w:themeColor="text1"/>
+                <w:sz w:val="28"/>
+                <w:szCs w:val="28"/>
+              </w:rPr>
+            </w:pPr>
+            <w:r>
+              <w:rPr>
+                <w:rFonts w:hint="eastAsia" w:ascii="Times New Roman" w:hAnsi="Times New Roman" w:cs="Times New Roman" w:eastAsia="標楷體"/>
+                <w:color w:val="000000" w:themeColor="text1"/>
+                <w:sz w:val="28"/>
+                <w:szCs w:val="28"/>
               </w:rPr>
               <w:t>功能名稱</w:t>
             </w:r>
@@ -142,17 +146,18 @@
             <w:pPr>
               <w:jc w:val="center"/>
               <w:rPr>
-                <w:color w:val="000000" w:themeColor="text1"/>
-                <w:sz w:val="30"/>
-                <w:szCs w:val="30"/>
-              </w:rPr>
-            </w:pPr>
-            <w:r>
-              <w:rPr>
-                <w:rFonts w:hint="eastAsia"/>
-                <w:color w:val="000000" w:themeColor="text1"/>
-                <w:sz w:val="30"/>
-                <w:szCs w:val="30"/>
+                <w:rFonts w:ascii="Times New Roman" w:hAnsi="Times New Roman" w:cs="Times New Roman" w:eastAsia="標楷體"/>
+                <w:color w:val="000000" w:themeColor="text1"/>
+                <w:sz w:val="28"/>
+                <w:szCs w:val="28"/>
+              </w:rPr>
+            </w:pPr>
+            <w:r>
+              <w:rPr>
+                <w:rFonts w:hint="eastAsia" w:ascii="Times New Roman" w:hAnsi="Times New Roman" w:cs="Times New Roman" w:eastAsia="標楷體"/>
+                <w:color w:val="000000" w:themeColor="text1"/>
+                <w:sz w:val="28"/>
+                <w:szCs w:val="28"/>
               </w:rPr>
               <w:t>敘述</w:t>
             </w:r>
@@ -172,17 +177,18 @@
             <w:pPr>
               <w:jc w:val="center"/>
               <w:rPr>
-                <w:color w:val="000000" w:themeColor="text1"/>
-                <w:sz w:val="30"/>
-                <w:szCs w:val="30"/>
-              </w:rPr>
-            </w:pPr>
-            <w:r>
-              <w:rPr>
-                <w:rFonts w:hint="eastAsia"/>
-                <w:color w:val="000000" w:themeColor="text1"/>
-                <w:sz w:val="30"/>
-                <w:szCs w:val="30"/>
+                <w:rFonts w:ascii="Times New Roman" w:hAnsi="Times New Roman" w:cs="Times New Roman" w:eastAsia="標楷體"/>
+                <w:color w:val="000000" w:themeColor="text1"/>
+                <w:sz w:val="28"/>
+                <w:szCs w:val="28"/>
+              </w:rPr>
+            </w:pPr>
+            <w:r>
+              <w:rPr>
+                <w:rFonts w:hint="eastAsia" w:ascii="Times New Roman" w:hAnsi="Times New Roman" w:cs="Times New Roman" w:eastAsia="標楷體"/>
+                <w:color w:val="000000" w:themeColor="text1"/>
+                <w:sz w:val="28"/>
+                <w:szCs w:val="28"/>
               </w:rPr>
               <w:t>A01</w:t>
             </w:r>
@@ -197,17 +203,18 @@
             <w:pPr>
               <w:jc w:val="center"/>
               <w:rPr>
-                <w:color w:val="000000" w:themeColor="text1"/>
-                <w:sz w:val="30"/>
-                <w:szCs w:val="30"/>
-              </w:rPr>
-            </w:pPr>
-            <w:r>
-              <w:rPr>
-                <w:rFonts w:hint="eastAsia"/>
-                <w:color w:val="000000" w:themeColor="text1"/>
-                <w:sz w:val="30"/>
-                <w:szCs w:val="30"/>
+                <w:rFonts w:ascii="Times New Roman" w:hAnsi="Times New Roman" w:cs="Times New Roman" w:eastAsia="標楷體"/>
+                <w:color w:val="000000" w:themeColor="text1"/>
+                <w:sz w:val="28"/>
+                <w:szCs w:val="28"/>
+              </w:rPr>
+            </w:pPr>
+            <w:r>
+              <w:rPr>
+                <w:rFonts w:hint="eastAsia" w:ascii="Times New Roman" w:hAnsi="Times New Roman" w:cs="Times New Roman" w:eastAsia="標楷體"/>
+                <w:color w:val="000000" w:themeColor="text1"/>
+                <w:sz w:val="28"/>
+                <w:szCs w:val="28"/>
               </w:rPr>
               <w:t>帳號管理</w:t>
             </w:r>
@@ -226,35 +233,36 @@
               </w:numPr>
               <w:ind w:leftChars="0"/>
               <w:rPr>
-                <w:color w:val="000000" w:themeColor="text1"/>
-                <w:sz w:val="30"/>
-                <w:szCs w:val="30"/>
-              </w:rPr>
-            </w:pPr>
-            <w:r>
-              <w:rPr>
-                <w:rFonts w:hint="eastAsia"/>
-                <w:color w:val="000000" w:themeColor="text1"/>
-                <w:sz w:val="30"/>
-                <w:szCs w:val="30"/>
+                <w:rFonts w:ascii="Times New Roman" w:hAnsi="Times New Roman" w:cs="Times New Roman" w:eastAsia="標楷體"/>
+                <w:color w:val="000000" w:themeColor="text1"/>
+                <w:sz w:val="28"/>
+                <w:szCs w:val="28"/>
+              </w:rPr>
+            </w:pPr>
+            <w:r>
+              <w:rPr>
+                <w:rFonts w:hint="eastAsia" w:ascii="Times New Roman" w:hAnsi="Times New Roman" w:cs="Times New Roman" w:eastAsia="標楷體"/>
+                <w:color w:val="000000" w:themeColor="text1"/>
+                <w:sz w:val="28"/>
+                <w:szCs w:val="28"/>
               </w:rPr>
               <w:t>提供</w:t>
             </w:r>
             <w:r>
               <w:rPr>
-                <w:rFonts w:hint="eastAsia"/>
-                <w:color w:val="000000" w:themeColor="text1"/>
-                <w:sz w:val="30"/>
-                <w:szCs w:val="30"/>
+                <w:rFonts w:hint="eastAsia" w:ascii="Times New Roman" w:hAnsi="Times New Roman" w:cs="Times New Roman" w:eastAsia="標楷體"/>
+                <w:color w:val="000000" w:themeColor="text1"/>
+                <w:sz w:val="28"/>
+                <w:szCs w:val="28"/>
               </w:rPr>
               <w:t xml:space="preserve"> Email </w:t>
             </w:r>
             <w:r>
               <w:rPr>
-                <w:rFonts w:hint="eastAsia"/>
-                <w:color w:val="000000" w:themeColor="text1"/>
-                <w:sz w:val="30"/>
-                <w:szCs w:val="30"/>
+                <w:rFonts w:hint="eastAsia" w:ascii="Times New Roman" w:hAnsi="Times New Roman" w:cs="Times New Roman" w:eastAsia="標楷體"/>
+                <w:color w:val="000000" w:themeColor="text1"/>
+                <w:sz w:val="28"/>
+                <w:szCs w:val="28"/>
               </w:rPr>
               <w:t>註冊與登入功能</w:t>
             </w:r>
@@ -268,35 +276,36 @@
               </w:numPr>
               <w:ind w:leftChars="0"/>
               <w:rPr>
-                <w:color w:val="000000" w:themeColor="text1"/>
-                <w:sz w:val="30"/>
-                <w:szCs w:val="30"/>
-              </w:rPr>
-            </w:pPr>
-            <w:r>
-              <w:rPr>
-                <w:rFonts w:hint="eastAsia"/>
-                <w:color w:val="000000" w:themeColor="text1"/>
-                <w:sz w:val="30"/>
-                <w:szCs w:val="30"/>
+                <w:rFonts w:ascii="Times New Roman" w:hAnsi="Times New Roman" w:cs="Times New Roman" w:eastAsia="標楷體"/>
+                <w:color w:val="000000" w:themeColor="text1"/>
+                <w:sz w:val="28"/>
+                <w:szCs w:val="28"/>
+              </w:rPr>
+            </w:pPr>
+            <w:r>
+              <w:rPr>
+                <w:rFonts w:hint="eastAsia" w:ascii="Times New Roman" w:hAnsi="Times New Roman" w:cs="Times New Roman" w:eastAsia="標楷體"/>
+                <w:color w:val="000000" w:themeColor="text1"/>
+                <w:sz w:val="28"/>
+                <w:szCs w:val="28"/>
               </w:rPr>
               <w:t>支援</w:t>
             </w:r>
             <w:r>
               <w:rPr>
-                <w:rFonts w:hint="eastAsia"/>
-                <w:color w:val="000000" w:themeColor="text1"/>
-                <w:sz w:val="30"/>
-                <w:szCs w:val="30"/>
+                <w:rFonts w:hint="eastAsia" w:ascii="Times New Roman" w:hAnsi="Times New Roman" w:cs="Times New Roman" w:eastAsia="標楷體"/>
+                <w:color w:val="000000" w:themeColor="text1"/>
+                <w:sz w:val="28"/>
+                <w:szCs w:val="28"/>
               </w:rPr>
               <w:t xml:space="preserve"> Google </w:t>
             </w:r>
             <w:r>
               <w:rPr>
-                <w:rFonts w:hint="eastAsia"/>
-                <w:color w:val="000000" w:themeColor="text1"/>
-                <w:sz w:val="30"/>
-                <w:szCs w:val="30"/>
+                <w:rFonts w:hint="eastAsia" w:ascii="Times New Roman" w:hAnsi="Times New Roman" w:cs="Times New Roman" w:eastAsia="標楷體"/>
+                <w:color w:val="000000" w:themeColor="text1"/>
+                <w:sz w:val="28"/>
+                <w:szCs w:val="28"/>
               </w:rPr>
               <w:t>第三方登入</w:t>
             </w:r>
@@ -310,17 +319,18 @@
               </w:numPr>
               <w:ind w:leftChars="0"/>
               <w:rPr>
-                <w:color w:val="000000" w:themeColor="text1"/>
-                <w:sz w:val="30"/>
-                <w:szCs w:val="30"/>
-              </w:rPr>
-            </w:pPr>
-            <w:r>
-              <w:rPr>
-                <w:rFonts w:hint="eastAsia"/>
-                <w:color w:val="000000" w:themeColor="text1"/>
-                <w:sz w:val="30"/>
-                <w:szCs w:val="30"/>
+                <w:rFonts w:ascii="Times New Roman" w:hAnsi="Times New Roman" w:cs="Times New Roman" w:eastAsia="標楷體"/>
+                <w:color w:val="000000" w:themeColor="text1"/>
+                <w:sz w:val="28"/>
+                <w:szCs w:val="28"/>
+              </w:rPr>
+            </w:pPr>
+            <w:r>
+              <w:rPr>
+                <w:rFonts w:hint="eastAsia" w:ascii="Times New Roman" w:hAnsi="Times New Roman" w:cs="Times New Roman" w:eastAsia="標楷體"/>
+                <w:color w:val="000000" w:themeColor="text1"/>
+                <w:sz w:val="28"/>
+                <w:szCs w:val="28"/>
               </w:rPr>
               <w:t>提供忘記密碼與重設密碼功能</w:t>
             </w:r>
@@ -334,17 +344,18 @@
               </w:numPr>
               <w:ind w:leftChars="0"/>
               <w:rPr>
-                <w:color w:val="000000" w:themeColor="text1"/>
-                <w:sz w:val="30"/>
-                <w:szCs w:val="30"/>
-              </w:rPr>
-            </w:pPr>
-            <w:r>
-              <w:rPr>
-                <w:rFonts w:hint="eastAsia"/>
-                <w:color w:val="000000" w:themeColor="text1"/>
-                <w:sz w:val="30"/>
-                <w:szCs w:val="30"/>
+                <w:rFonts w:ascii="Times New Roman" w:hAnsi="Times New Roman" w:cs="Times New Roman" w:eastAsia="標楷體"/>
+                <w:color w:val="000000" w:themeColor="text1"/>
+                <w:sz w:val="28"/>
+                <w:szCs w:val="28"/>
+              </w:rPr>
+            </w:pPr>
+            <w:r>
+              <w:rPr>
+                <w:rFonts w:hint="eastAsia" w:ascii="Times New Roman" w:hAnsi="Times New Roman" w:cs="Times New Roman" w:eastAsia="標楷體"/>
+                <w:color w:val="000000" w:themeColor="text1"/>
+                <w:sz w:val="28"/>
+                <w:szCs w:val="28"/>
               </w:rPr>
               <w:t>支援修改暱稱、大頭貼上傳</w:t>
             </w:r>
@@ -358,17 +369,18 @@
               </w:numPr>
               <w:ind w:leftChars="0"/>
               <w:rPr>
-                <w:color w:val="000000" w:themeColor="text1"/>
-                <w:sz w:val="30"/>
-                <w:szCs w:val="30"/>
-              </w:rPr>
-            </w:pPr>
-            <w:r>
-              <w:rPr>
-                <w:rFonts w:hint="eastAsia"/>
-                <w:color w:val="000000" w:themeColor="text1"/>
-                <w:sz w:val="30"/>
-                <w:szCs w:val="30"/>
+                <w:rFonts w:ascii="Times New Roman" w:hAnsi="Times New Roman" w:cs="Times New Roman" w:eastAsia="標楷體"/>
+                <w:color w:val="000000" w:themeColor="text1"/>
+                <w:sz w:val="28"/>
+                <w:szCs w:val="28"/>
+              </w:rPr>
+            </w:pPr>
+            <w:r>
+              <w:rPr>
+                <w:rFonts w:hint="eastAsia" w:ascii="Times New Roman" w:hAnsi="Times New Roman" w:cs="Times New Roman" w:eastAsia="標楷體"/>
+                <w:color w:val="000000" w:themeColor="text1"/>
+                <w:sz w:val="28"/>
+                <w:szCs w:val="28"/>
               </w:rPr>
               <w:t>提供刪除帳號功能，並清除個人所有資料</w:t>
             </w:r>
@@ -382,17 +394,18 @@
               </w:numPr>
               <w:ind w:leftChars="0"/>
               <w:rPr>
-                <w:color w:val="000000" w:themeColor="text1"/>
-                <w:sz w:val="30"/>
-                <w:szCs w:val="30"/>
-              </w:rPr>
-            </w:pPr>
-            <w:r>
-              <w:rPr>
-                <w:rFonts w:hint="eastAsia"/>
-                <w:color w:val="000000" w:themeColor="text1"/>
-                <w:sz w:val="30"/>
-                <w:szCs w:val="30"/>
+                <w:rFonts w:ascii="Times New Roman" w:hAnsi="Times New Roman" w:cs="Times New Roman" w:eastAsia="標楷體"/>
+                <w:color w:val="000000" w:themeColor="text1"/>
+                <w:sz w:val="28"/>
+                <w:szCs w:val="28"/>
+              </w:rPr>
+            </w:pPr>
+            <w:r>
+              <w:rPr>
+                <w:rFonts w:hint="eastAsia" w:ascii="Times New Roman" w:hAnsi="Times New Roman" w:cs="Times New Roman" w:eastAsia="標楷體"/>
+                <w:color w:val="000000" w:themeColor="text1"/>
+                <w:sz w:val="28"/>
+                <w:szCs w:val="28"/>
               </w:rPr>
               <w:t xml:space="preserve">提供日語程度測驗與升級測驗，判定使用者日文等級</w:t>
             </w:r>
@@ -406,17 +419,18 @@
               </w:numPr>
               <w:ind w:leftChars="0"/>
               <w:rPr>
-                <w:color w:val="000000" w:themeColor="text1"/>
-                <w:sz w:val="30"/>
-                <w:szCs w:val="30"/>
-              </w:rPr>
-            </w:pPr>
-            <w:r>
-              <w:rPr>
-                <w:rFonts w:hint="eastAsia"/>
-                <w:color w:val="000000" w:themeColor="text1"/>
-                <w:sz w:val="30"/>
-                <w:szCs w:val="30"/>
+                <w:rFonts w:ascii="Times New Roman" w:hAnsi="Times New Roman" w:cs="Times New Roman" w:eastAsia="標楷體"/>
+                <w:color w:val="000000" w:themeColor="text1"/>
+                <w:sz w:val="28"/>
+                <w:szCs w:val="28"/>
+              </w:rPr>
+            </w:pPr>
+            <w:r>
+              <w:rPr>
+                <w:rFonts w:hint="eastAsia" w:ascii="Times New Roman" w:hAnsi="Times New Roman" w:cs="Times New Roman" w:eastAsia="標楷體"/>
+                <w:color w:val="000000" w:themeColor="text1"/>
+                <w:sz w:val="28"/>
+                <w:szCs w:val="28"/>
               </w:rPr>
               <w:t xml:space="preserve">登入後可修改密碼</w:t>
             </w:r>
@@ -436,17 +450,18 @@
             <w:pPr>
               <w:jc w:val="center"/>
               <w:rPr>
-                <w:color w:val="000000" w:themeColor="text1"/>
-                <w:sz w:val="30"/>
-                <w:szCs w:val="30"/>
-              </w:rPr>
-            </w:pPr>
-            <w:r>
-              <w:rPr>
-                <w:rFonts w:hint="eastAsia"/>
-                <w:color w:val="000000" w:themeColor="text1"/>
-                <w:sz w:val="30"/>
-                <w:szCs w:val="30"/>
+                <w:rFonts w:ascii="Times New Roman" w:hAnsi="Times New Roman" w:cs="Times New Roman" w:eastAsia="標楷體"/>
+                <w:color w:val="000000" w:themeColor="text1"/>
+                <w:sz w:val="28"/>
+                <w:szCs w:val="28"/>
+              </w:rPr>
+            </w:pPr>
+            <w:r>
+              <w:rPr>
+                <w:rFonts w:hint="eastAsia" w:ascii="Times New Roman" w:hAnsi="Times New Roman" w:cs="Times New Roman" w:eastAsia="標楷體"/>
+                <w:color w:val="000000" w:themeColor="text1"/>
+                <w:sz w:val="28"/>
+                <w:szCs w:val="28"/>
               </w:rPr>
               <w:t>A02</w:t>
             </w:r>
@@ -461,17 +476,18 @@
             <w:pPr>
               <w:jc w:val="center"/>
               <w:rPr>
-                <w:color w:val="000000" w:themeColor="text1"/>
-                <w:sz w:val="30"/>
-                <w:szCs w:val="30"/>
-              </w:rPr>
-            </w:pPr>
-            <w:r>
-              <w:rPr>
-                <w:rFonts w:hint="eastAsia"/>
-                <w:color w:val="000000" w:themeColor="text1"/>
-                <w:sz w:val="30"/>
-                <w:szCs w:val="30"/>
+                <w:rFonts w:ascii="Times New Roman" w:hAnsi="Times New Roman" w:cs="Times New Roman" w:eastAsia="標楷體"/>
+                <w:color w:val="000000" w:themeColor="text1"/>
+                <w:sz w:val="28"/>
+                <w:szCs w:val="28"/>
+              </w:rPr>
+            </w:pPr>
+            <w:r>
+              <w:rPr>
+                <w:rFonts w:hint="eastAsia" w:ascii="Times New Roman" w:hAnsi="Times New Roman" w:cs="Times New Roman" w:eastAsia="標楷體"/>
+                <w:color w:val="000000" w:themeColor="text1"/>
+                <w:sz w:val="28"/>
+                <w:szCs w:val="28"/>
               </w:rPr>
               <w:t>拍照學習</w:t>
             </w:r>
@@ -490,17 +506,18 @@
               </w:numPr>
               <w:ind w:leftChars="0"/>
               <w:rPr>
-                <w:color w:val="000000" w:themeColor="text1"/>
-                <w:sz w:val="30"/>
-                <w:szCs w:val="30"/>
-              </w:rPr>
-            </w:pPr>
-            <w:r>
-              <w:rPr>
-                <w:rFonts w:hint="eastAsia"/>
-                <w:color w:val="000000" w:themeColor="text1"/>
-                <w:sz w:val="30"/>
-                <w:szCs w:val="30"/>
+                <w:rFonts w:ascii="Times New Roman" w:hAnsi="Times New Roman" w:cs="Times New Roman" w:eastAsia="標楷體"/>
+                <w:color w:val="000000" w:themeColor="text1"/>
+                <w:sz w:val="28"/>
+                <w:szCs w:val="28"/>
+              </w:rPr>
+            </w:pPr>
+            <w:r>
+              <w:rPr>
+                <w:rFonts w:hint="eastAsia" w:ascii="Times New Roman" w:hAnsi="Times New Roman" w:cs="Times New Roman" w:eastAsia="標楷體"/>
+                <w:color w:val="000000" w:themeColor="text1"/>
+                <w:sz w:val="28"/>
+                <w:szCs w:val="28"/>
               </w:rPr>
               <w:t>使用者可透過相機拍攝場景照片</w:t>
             </w:r>
@@ -514,35 +531,36 @@
               </w:numPr>
               <w:ind w:leftChars="0"/>
               <w:rPr>
-                <w:color w:val="000000" w:themeColor="text1"/>
-                <w:sz w:val="30"/>
-                <w:szCs w:val="30"/>
-              </w:rPr>
-            </w:pPr>
-            <w:r>
-              <w:rPr>
-                <w:rFonts w:hint="eastAsia"/>
-                <w:color w:val="000000" w:themeColor="text1"/>
-                <w:sz w:val="30"/>
-                <w:szCs w:val="30"/>
+                <w:rFonts w:ascii="Times New Roman" w:hAnsi="Times New Roman" w:cs="Times New Roman" w:eastAsia="標楷體"/>
+                <w:color w:val="000000" w:themeColor="text1"/>
+                <w:sz w:val="28"/>
+                <w:szCs w:val="28"/>
+              </w:rPr>
+            </w:pPr>
+            <w:r>
+              <w:rPr>
+                <w:rFonts w:hint="eastAsia" w:ascii="Times New Roman" w:hAnsi="Times New Roman" w:cs="Times New Roman" w:eastAsia="標楷體"/>
+                <w:color w:val="000000" w:themeColor="text1"/>
+                <w:sz w:val="28"/>
+                <w:szCs w:val="28"/>
               </w:rPr>
               <w:t>系統透過</w:t>
             </w:r>
             <w:r>
               <w:rPr>
-                <w:rFonts w:hint="eastAsia"/>
-                <w:color w:val="000000" w:themeColor="text1"/>
-                <w:sz w:val="30"/>
-                <w:szCs w:val="30"/>
+                <w:rFonts w:hint="eastAsia" w:ascii="Times New Roman" w:hAnsi="Times New Roman" w:cs="Times New Roman" w:eastAsia="標楷體"/>
+                <w:color w:val="000000" w:themeColor="text1"/>
+                <w:sz w:val="28"/>
+                <w:szCs w:val="28"/>
               </w:rPr>
               <w:t xml:space="preserve"> AI </w:t>
             </w:r>
             <w:r>
               <w:rPr>
-                <w:rFonts w:hint="eastAsia"/>
-                <w:color w:val="000000" w:themeColor="text1"/>
-                <w:sz w:val="30"/>
-                <w:szCs w:val="30"/>
+                <w:rFonts w:hint="eastAsia" w:ascii="Times New Roman" w:hAnsi="Times New Roman" w:cs="Times New Roman" w:eastAsia="標楷體"/>
+                <w:color w:val="000000" w:themeColor="text1"/>
+                <w:sz w:val="28"/>
+                <w:szCs w:val="28"/>
               </w:rPr>
               <w:t>自動辨識場景</w:t>
             </w:r>
@@ -556,17 +574,18 @@
               </w:numPr>
               <w:ind w:leftChars="0"/>
               <w:rPr>
-                <w:color w:val="000000" w:themeColor="text1"/>
-                <w:sz w:val="30"/>
-                <w:szCs w:val="30"/>
-              </w:rPr>
-            </w:pPr>
-            <w:r>
-              <w:rPr>
-                <w:rFonts w:hint="eastAsia"/>
-                <w:color w:val="000000" w:themeColor="text1"/>
-                <w:sz w:val="30"/>
-                <w:szCs w:val="30"/>
+                <w:rFonts w:ascii="Times New Roman" w:hAnsi="Times New Roman" w:cs="Times New Roman" w:eastAsia="標楷體"/>
+                <w:color w:val="000000" w:themeColor="text1"/>
+                <w:sz w:val="28"/>
+                <w:szCs w:val="28"/>
+              </w:rPr>
+            </w:pPr>
+            <w:r>
+              <w:rPr>
+                <w:rFonts w:hint="eastAsia" w:ascii="Times New Roman" w:hAnsi="Times New Roman" w:cs="Times New Roman" w:eastAsia="標楷體"/>
+                <w:color w:val="000000" w:themeColor="text1"/>
+                <w:sz w:val="28"/>
+                <w:szCs w:val="28"/>
               </w:rPr>
               <w:t>根據場景生成相關日文單字</w:t>
             </w:r>
@@ -580,17 +599,18 @@
               </w:numPr>
               <w:ind w:leftChars="0"/>
               <w:rPr>
-                <w:color w:val="000000" w:themeColor="text1"/>
-                <w:sz w:val="30"/>
-                <w:szCs w:val="30"/>
-              </w:rPr>
-            </w:pPr>
-            <w:r>
-              <w:rPr>
-                <w:rFonts w:hint="eastAsia"/>
-                <w:color w:val="000000" w:themeColor="text1"/>
-                <w:sz w:val="30"/>
-                <w:szCs w:val="30"/>
+                <w:rFonts w:ascii="Times New Roman" w:hAnsi="Times New Roman" w:cs="Times New Roman" w:eastAsia="標楷體"/>
+                <w:color w:val="000000" w:themeColor="text1"/>
+                <w:sz w:val="28"/>
+                <w:szCs w:val="28"/>
+              </w:rPr>
+            </w:pPr>
+            <w:r>
+              <w:rPr>
+                <w:rFonts w:hint="eastAsia" w:ascii="Times New Roman" w:hAnsi="Times New Roman" w:cs="Times New Roman" w:eastAsia="標楷體"/>
+                <w:color w:val="000000" w:themeColor="text1"/>
+                <w:sz w:val="28"/>
+                <w:szCs w:val="28"/>
               </w:rPr>
               <w:t>顯示單字漢字、假名、中文意思</w:t>
             </w:r>
@@ -604,17 +624,18 @@
               </w:numPr>
               <w:ind w:leftChars="0"/>
               <w:rPr>
-                <w:color w:val="000000" w:themeColor="text1"/>
-                <w:sz w:val="30"/>
-                <w:szCs w:val="30"/>
-              </w:rPr>
-            </w:pPr>
-            <w:r>
-              <w:rPr>
-                <w:rFonts w:hint="eastAsia"/>
-                <w:color w:val="000000" w:themeColor="text1"/>
-                <w:sz w:val="30"/>
-                <w:szCs w:val="30"/>
+                <w:rFonts w:ascii="Times New Roman" w:hAnsi="Times New Roman" w:cs="Times New Roman" w:eastAsia="標楷體"/>
+                <w:color w:val="000000" w:themeColor="text1"/>
+                <w:sz w:val="28"/>
+                <w:szCs w:val="28"/>
+              </w:rPr>
+            </w:pPr>
+            <w:r>
+              <w:rPr>
+                <w:rFonts w:hint="eastAsia" w:ascii="Times New Roman" w:hAnsi="Times New Roman" w:cs="Times New Roman" w:eastAsia="標楷體"/>
+                <w:color w:val="000000" w:themeColor="text1"/>
+                <w:sz w:val="28"/>
+                <w:szCs w:val="28"/>
               </w:rPr>
               <w:t>支援根據使用者日文等級提供分級例句</w:t>
             </w:r>
@@ -628,17 +649,18 @@
               </w:numPr>
               <w:ind w:leftChars="0"/>
               <w:rPr>
-                <w:color w:val="000000" w:themeColor="text1"/>
-                <w:sz w:val="30"/>
-                <w:szCs w:val="30"/>
-              </w:rPr>
-            </w:pPr>
-            <w:r>
-              <w:rPr>
-                <w:rFonts w:hint="eastAsia"/>
-                <w:color w:val="000000" w:themeColor="text1"/>
-                <w:sz w:val="30"/>
-                <w:szCs w:val="30"/>
+                <w:rFonts w:ascii="Times New Roman" w:hAnsi="Times New Roman" w:cs="Times New Roman" w:eastAsia="標楷體"/>
+                <w:color w:val="000000" w:themeColor="text1"/>
+                <w:sz w:val="28"/>
+                <w:szCs w:val="28"/>
+              </w:rPr>
+            </w:pPr>
+            <w:r>
+              <w:rPr>
+                <w:rFonts w:hint="eastAsia" w:ascii="Times New Roman" w:hAnsi="Times New Roman" w:cs="Times New Roman" w:eastAsia="標楷體"/>
+                <w:color w:val="000000" w:themeColor="text1"/>
+                <w:sz w:val="28"/>
+                <w:szCs w:val="28"/>
               </w:rPr>
               <w:t xml:space="preserve">提供主題收集冊，集滿主題單字可領取徽章與獎勵</w:t>
             </w:r>
@@ -655,17 +677,18 @@
             <w:pPr>
               <w:jc w:val="center"/>
               <w:rPr>
-                <w:color w:val="000000" w:themeColor="text1"/>
-                <w:sz w:val="30"/>
-                <w:szCs w:val="30"/>
-              </w:rPr>
-            </w:pPr>
-            <w:r>
-              <w:rPr>
-                <w:rFonts w:hint="eastAsia"/>
-                <w:color w:val="000000" w:themeColor="text1"/>
-                <w:sz w:val="30"/>
-                <w:szCs w:val="30"/>
+                <w:rFonts w:ascii="Times New Roman" w:hAnsi="Times New Roman" w:cs="Times New Roman" w:eastAsia="標楷體"/>
+                <w:color w:val="000000" w:themeColor="text1"/>
+                <w:sz w:val="28"/>
+                <w:szCs w:val="28"/>
+              </w:rPr>
+            </w:pPr>
+            <w:r>
+              <w:rPr>
+                <w:rFonts w:hint="eastAsia" w:ascii="Times New Roman" w:hAnsi="Times New Roman" w:cs="Times New Roman" w:eastAsia="標楷體"/>
+                <w:color w:val="000000" w:themeColor="text1"/>
+                <w:sz w:val="28"/>
+                <w:szCs w:val="28"/>
               </w:rPr>
               <w:t>A03</w:t>
             </w:r>
@@ -680,17 +703,18 @@
             <w:pPr>
               <w:jc w:val="center"/>
               <w:rPr>
-                <w:color w:val="000000" w:themeColor="text1"/>
-                <w:sz w:val="30"/>
-                <w:szCs w:val="30"/>
-              </w:rPr>
-            </w:pPr>
-            <w:r>
-              <w:rPr>
-                <w:rFonts w:hint="eastAsia"/>
-                <w:color w:val="000000" w:themeColor="text1"/>
-                <w:sz w:val="30"/>
-                <w:szCs w:val="30"/>
+                <w:rFonts w:ascii="Times New Roman" w:hAnsi="Times New Roman" w:cs="Times New Roman" w:eastAsia="標楷體"/>
+                <w:color w:val="000000" w:themeColor="text1"/>
+                <w:sz w:val="28"/>
+                <w:szCs w:val="28"/>
+              </w:rPr>
+            </w:pPr>
+            <w:r>
+              <w:rPr>
+                <w:rFonts w:hint="eastAsia" w:ascii="Times New Roman" w:hAnsi="Times New Roman" w:cs="Times New Roman" w:eastAsia="標楷體"/>
+                <w:color w:val="000000" w:themeColor="text1"/>
+                <w:sz w:val="28"/>
+                <w:szCs w:val="28"/>
               </w:rPr>
               <w:t>單字收藏</w:t>
             </w:r>
@@ -709,17 +733,18 @@
               </w:numPr>
               <w:ind w:leftChars="0"/>
               <w:rPr>
-                <w:color w:val="000000" w:themeColor="text1"/>
-                <w:sz w:val="30"/>
-                <w:szCs w:val="30"/>
-              </w:rPr>
-            </w:pPr>
-            <w:r>
-              <w:rPr>
-                <w:rFonts w:hint="eastAsia"/>
-                <w:color w:val="000000" w:themeColor="text1"/>
-                <w:sz w:val="30"/>
-                <w:szCs w:val="30"/>
+                <w:rFonts w:ascii="Times New Roman" w:hAnsi="Times New Roman" w:cs="Times New Roman" w:eastAsia="標楷體"/>
+                <w:color w:val="000000" w:themeColor="text1"/>
+                <w:sz w:val="28"/>
+                <w:szCs w:val="28"/>
+              </w:rPr>
+            </w:pPr>
+            <w:r>
+              <w:rPr>
+                <w:rFonts w:hint="eastAsia" w:ascii="Times New Roman" w:hAnsi="Times New Roman" w:cs="Times New Roman" w:eastAsia="標楷體"/>
+                <w:color w:val="000000" w:themeColor="text1"/>
+                <w:sz w:val="28"/>
+                <w:szCs w:val="28"/>
               </w:rPr>
               <w:t>提供單字收藏與取消收藏功能</w:t>
             </w:r>
@@ -733,17 +758,18 @@
               </w:numPr>
               <w:ind w:leftChars="0"/>
               <w:rPr>
-                <w:color w:val="000000" w:themeColor="text1"/>
-                <w:sz w:val="30"/>
-                <w:szCs w:val="30"/>
-              </w:rPr>
-            </w:pPr>
-            <w:r>
-              <w:rPr>
-                <w:rFonts w:hint="eastAsia"/>
-                <w:color w:val="000000" w:themeColor="text1"/>
-                <w:sz w:val="30"/>
-                <w:szCs w:val="30"/>
+                <w:rFonts w:ascii="Times New Roman" w:hAnsi="Times New Roman" w:cs="Times New Roman" w:eastAsia="標楷體"/>
+                <w:color w:val="000000" w:themeColor="text1"/>
+                <w:sz w:val="28"/>
+                <w:szCs w:val="28"/>
+              </w:rPr>
+            </w:pPr>
+            <w:r>
+              <w:rPr>
+                <w:rFonts w:hint="eastAsia" w:ascii="Times New Roman" w:hAnsi="Times New Roman" w:cs="Times New Roman" w:eastAsia="標楷體"/>
+                <w:color w:val="000000" w:themeColor="text1"/>
+                <w:sz w:val="28"/>
+                <w:szCs w:val="28"/>
               </w:rPr>
               <w:t>支援建立、編輯、刪除自訂資料夾</w:t>
             </w:r>
@@ -757,17 +783,18 @@
               </w:numPr>
               <w:ind w:leftChars="0"/>
               <w:rPr>
-                <w:color w:val="000000" w:themeColor="text1"/>
-                <w:sz w:val="30"/>
-                <w:szCs w:val="30"/>
-              </w:rPr>
-            </w:pPr>
-            <w:r>
-              <w:rPr>
-                <w:rFonts w:hint="eastAsia"/>
-                <w:color w:val="000000" w:themeColor="text1"/>
-                <w:sz w:val="30"/>
-                <w:szCs w:val="30"/>
+                <w:rFonts w:ascii="Times New Roman" w:hAnsi="Times New Roman" w:cs="Times New Roman" w:eastAsia="標楷體"/>
+                <w:color w:val="000000" w:themeColor="text1"/>
+                <w:sz w:val="28"/>
+                <w:szCs w:val="28"/>
+              </w:rPr>
+            </w:pPr>
+            <w:r>
+              <w:rPr>
+                <w:rFonts w:hint="eastAsia" w:ascii="Times New Roman" w:hAnsi="Times New Roman" w:cs="Times New Roman" w:eastAsia="標楷體"/>
+                <w:color w:val="000000" w:themeColor="text1"/>
+                <w:sz w:val="28"/>
+                <w:szCs w:val="28"/>
               </w:rPr>
               <w:t>支援單字在資料夾間移動</w:t>
             </w:r>
@@ -781,17 +808,18 @@
               </w:numPr>
               <w:ind w:leftChars="0"/>
               <w:rPr>
-                <w:color w:val="000000" w:themeColor="text1"/>
-                <w:sz w:val="30"/>
-                <w:szCs w:val="30"/>
-              </w:rPr>
-            </w:pPr>
-            <w:r>
-              <w:rPr>
-                <w:rFonts w:hint="eastAsia"/>
-                <w:color w:val="000000" w:themeColor="text1"/>
-                <w:sz w:val="30"/>
-                <w:szCs w:val="30"/>
+                <w:rFonts w:ascii="Times New Roman" w:hAnsi="Times New Roman" w:cs="Times New Roman" w:eastAsia="標楷體"/>
+                <w:color w:val="000000" w:themeColor="text1"/>
+                <w:sz w:val="28"/>
+                <w:szCs w:val="28"/>
+              </w:rPr>
+            </w:pPr>
+            <w:r>
+              <w:rPr>
+                <w:rFonts w:hint="eastAsia" w:ascii="Times New Roman" w:hAnsi="Times New Roman" w:cs="Times New Roman" w:eastAsia="標楷體"/>
+                <w:color w:val="000000" w:themeColor="text1"/>
+                <w:sz w:val="28"/>
+                <w:szCs w:val="28"/>
               </w:rPr>
               <w:t>收藏夾顯示每個資料夾的單字數量</w:t>
             </w:r>
@@ -805,17 +833,18 @@
               </w:numPr>
               <w:ind w:leftChars="0"/>
               <w:rPr>
-                <w:color w:val="000000" w:themeColor="text1"/>
-                <w:sz w:val="30"/>
-                <w:szCs w:val="30"/>
-              </w:rPr>
-            </w:pPr>
-            <w:r>
-              <w:rPr>
-                <w:rFonts w:hint="eastAsia"/>
-                <w:color w:val="000000" w:themeColor="text1"/>
-                <w:sz w:val="30"/>
-                <w:szCs w:val="30"/>
+                <w:rFonts w:ascii="Times New Roman" w:hAnsi="Times New Roman" w:cs="Times New Roman" w:eastAsia="標楷體"/>
+                <w:color w:val="000000" w:themeColor="text1"/>
+                <w:sz w:val="28"/>
+                <w:szCs w:val="28"/>
+              </w:rPr>
+            </w:pPr>
+            <w:r>
+              <w:rPr>
+                <w:rFonts w:hint="eastAsia" w:ascii="Times New Roman" w:hAnsi="Times New Roman" w:cs="Times New Roman" w:eastAsia="標楷體"/>
+                <w:color w:val="000000" w:themeColor="text1"/>
+                <w:sz w:val="28"/>
+                <w:szCs w:val="28"/>
               </w:rPr>
               <w:t xml:space="preserve">收藏數量達上限時可使用點數擴充收藏空間</w:t>
             </w:r>
@@ -832,17 +861,18 @@
             <w:pPr>
               <w:jc w:val="center"/>
               <w:rPr>
-                <w:color w:val="000000" w:themeColor="text1"/>
-                <w:sz w:val="30"/>
-                <w:szCs w:val="30"/>
-              </w:rPr>
-            </w:pPr>
-            <w:r>
-              <w:rPr>
-                <w:rFonts w:hint="eastAsia"/>
-                <w:color w:val="000000" w:themeColor="text1"/>
-                <w:sz w:val="30"/>
-                <w:szCs w:val="30"/>
+                <w:rFonts w:ascii="Times New Roman" w:hAnsi="Times New Roman" w:cs="Times New Roman" w:eastAsia="標楷體"/>
+                <w:color w:val="000000" w:themeColor="text1"/>
+                <w:sz w:val="28"/>
+                <w:szCs w:val="28"/>
+              </w:rPr>
+            </w:pPr>
+            <w:r>
+              <w:rPr>
+                <w:rFonts w:hint="eastAsia" w:ascii="Times New Roman" w:hAnsi="Times New Roman" w:cs="Times New Roman" w:eastAsia="標楷體"/>
+                <w:color w:val="000000" w:themeColor="text1"/>
+                <w:sz w:val="28"/>
+                <w:szCs w:val="28"/>
               </w:rPr>
               <w:lastRenderedPageBreak/>
               <w:t>A04</w:t>
@@ -858,34 +888,36 @@
             <w:pPr>
               <w:jc w:val="center"/>
               <w:rPr>
-                <w:color w:val="000000" w:themeColor="text1"/>
-                <w:sz w:val="30"/>
-                <w:szCs w:val="30"/>
-              </w:rPr>
-            </w:pPr>
-            <w:r>
-              <w:rPr>
-                <w:rFonts w:hint="eastAsia"/>
-                <w:color w:val="000000" w:themeColor="text1"/>
-                <w:sz w:val="30"/>
-                <w:szCs w:val="30"/>
+                <w:rFonts w:ascii="Times New Roman" w:hAnsi="Times New Roman" w:cs="Times New Roman" w:eastAsia="標楷體"/>
+                <w:color w:val="000000" w:themeColor="text1"/>
+                <w:sz w:val="28"/>
+                <w:szCs w:val="28"/>
+              </w:rPr>
+            </w:pPr>
+            <w:r>
+              <w:rPr>
+                <w:rFonts w:hint="eastAsia" w:ascii="Times New Roman" w:hAnsi="Times New Roman" w:cs="Times New Roman" w:eastAsia="標楷體"/>
+                <w:color w:val="000000" w:themeColor="text1"/>
+                <w:sz w:val="28"/>
+                <w:szCs w:val="28"/>
               </w:rPr>
               <w:t>A</w:t>
             </w:r>
             <w:r>
               <w:rPr>
-                <w:color w:val="000000" w:themeColor="text1"/>
-                <w:sz w:val="30"/>
-                <w:szCs w:val="30"/>
+                <w:rFonts w:ascii="Times New Roman" w:hAnsi="Times New Roman" w:cs="Times New Roman" w:eastAsia="標楷體"/>
+                <w:color w:val="000000" w:themeColor="text1"/>
+                <w:sz w:val="28"/>
+                <w:szCs w:val="28"/>
               </w:rPr>
               <w:t>I</w:t>
             </w:r>
             <w:r>
               <w:rPr>
-                <w:rFonts w:hint="eastAsia"/>
-                <w:color w:val="000000" w:themeColor="text1"/>
-                <w:sz w:val="30"/>
-                <w:szCs w:val="30"/>
+                <w:rFonts w:hint="eastAsia" w:ascii="Times New Roman" w:hAnsi="Times New Roman" w:cs="Times New Roman" w:eastAsia="標楷體"/>
+                <w:color w:val="000000" w:themeColor="text1"/>
+                <w:sz w:val="28"/>
+                <w:szCs w:val="28"/>
               </w:rPr>
               <w:t>對話練習</w:t>
             </w:r>
@@ -904,35 +936,36 @@
               </w:numPr>
               <w:ind w:leftChars="0"/>
               <w:rPr>
-                <w:color w:val="000000" w:themeColor="text1"/>
-                <w:sz w:val="30"/>
-                <w:szCs w:val="30"/>
-              </w:rPr>
-            </w:pPr>
-            <w:r>
-              <w:rPr>
-                <w:rFonts w:hint="eastAsia"/>
-                <w:color w:val="000000" w:themeColor="text1"/>
-                <w:sz w:val="30"/>
-                <w:szCs w:val="30"/>
+                <w:rFonts w:ascii="Times New Roman" w:hAnsi="Times New Roman" w:cs="Times New Roman" w:eastAsia="標楷體"/>
+                <w:color w:val="000000" w:themeColor="text1"/>
+                <w:sz w:val="28"/>
+                <w:szCs w:val="28"/>
+              </w:rPr>
+            </w:pPr>
+            <w:r>
+              <w:rPr>
+                <w:rFonts w:hint="eastAsia" w:ascii="Times New Roman" w:hAnsi="Times New Roman" w:cs="Times New Roman" w:eastAsia="標楷體"/>
+                <w:color w:val="000000" w:themeColor="text1"/>
+                <w:sz w:val="28"/>
+                <w:szCs w:val="28"/>
               </w:rPr>
               <w:t>提供</w:t>
             </w:r>
             <w:r>
               <w:rPr>
-                <w:rFonts w:hint="eastAsia"/>
-                <w:color w:val="000000" w:themeColor="text1"/>
-                <w:sz w:val="30"/>
-                <w:szCs w:val="30"/>
+                <w:rFonts w:hint="eastAsia" w:ascii="Times New Roman" w:hAnsi="Times New Roman" w:cs="Times New Roman" w:eastAsia="標楷體"/>
+                <w:color w:val="000000" w:themeColor="text1"/>
+                <w:sz w:val="28"/>
+                <w:szCs w:val="28"/>
               </w:rPr>
               <w:t xml:space="preserve"> AI </w:t>
             </w:r>
             <w:r>
               <w:rPr>
-                <w:rFonts w:hint="eastAsia"/>
-                <w:color w:val="000000" w:themeColor="text1"/>
-                <w:sz w:val="30"/>
-                <w:szCs w:val="30"/>
+                <w:rFonts w:hint="eastAsia" w:ascii="Times New Roman" w:hAnsi="Times New Roman" w:cs="Times New Roman" w:eastAsia="標楷體"/>
+                <w:color w:val="000000" w:themeColor="text1"/>
+                <w:sz w:val="28"/>
+                <w:szCs w:val="28"/>
               </w:rPr>
               <w:t>家教問答功能</w:t>
             </w:r>
@@ -946,17 +979,18 @@
               </w:numPr>
               <w:ind w:leftChars="0"/>
               <w:rPr>
-                <w:color w:val="000000" w:themeColor="text1"/>
-                <w:sz w:val="30"/>
-                <w:szCs w:val="30"/>
-              </w:rPr>
-            </w:pPr>
-            <w:r>
-              <w:rPr>
-                <w:rFonts w:hint="eastAsia"/>
-                <w:color w:val="000000" w:themeColor="text1"/>
-                <w:sz w:val="30"/>
-                <w:szCs w:val="30"/>
+                <w:rFonts w:ascii="Times New Roman" w:hAnsi="Times New Roman" w:cs="Times New Roman" w:eastAsia="標楷體"/>
+                <w:color w:val="000000" w:themeColor="text1"/>
+                <w:sz w:val="28"/>
+                <w:szCs w:val="28"/>
+              </w:rPr>
+            </w:pPr>
+            <w:r>
+              <w:rPr>
+                <w:rFonts w:hint="eastAsia" w:ascii="Times New Roman" w:hAnsi="Times New Roman" w:cs="Times New Roman" w:eastAsia="標楷體"/>
+                <w:color w:val="000000" w:themeColor="text1"/>
+                <w:sz w:val="28"/>
+                <w:szCs w:val="28"/>
               </w:rPr>
               <w:t>支援場景角色扮演對話</w:t>
             </w:r>
@@ -970,17 +1004,18 @@
               </w:numPr>
               <w:ind w:leftChars="0"/>
               <w:rPr>
-                <w:color w:val="000000" w:themeColor="text1"/>
-                <w:sz w:val="30"/>
-                <w:szCs w:val="30"/>
-              </w:rPr>
-            </w:pPr>
-            <w:r>
-              <w:rPr>
-                <w:rFonts w:hint="eastAsia"/>
-                <w:color w:val="000000" w:themeColor="text1"/>
-                <w:sz w:val="30"/>
-                <w:szCs w:val="30"/>
+                <w:rFonts w:ascii="Times New Roman" w:hAnsi="Times New Roman" w:cs="Times New Roman" w:eastAsia="標楷體"/>
+                <w:color w:val="000000" w:themeColor="text1"/>
+                <w:sz w:val="28"/>
+                <w:szCs w:val="28"/>
+              </w:rPr>
+            </w:pPr>
+            <w:r>
+              <w:rPr>
+                <w:rFonts w:hint="eastAsia" w:ascii="Times New Roman" w:hAnsi="Times New Roman" w:cs="Times New Roman" w:eastAsia="標楷體"/>
+                <w:color w:val="000000" w:themeColor="text1"/>
+                <w:sz w:val="28"/>
+                <w:szCs w:val="28"/>
               </w:rPr>
               <w:t>模擬真實生活情境練習口說</w:t>
             </w:r>
@@ -994,19 +1029,20 @@
               </w:numPr>
               <w:ind w:leftChars="0"/>
               <w:rPr>
-                <w:color w:val="000000" w:themeColor="text1"/>
-                <w:sz w:val="30"/>
-                <w:szCs w:val="30"/>
-              </w:rPr>
-            </w:pPr>
-            <w:r>
-              <w:rPr>
-                <w:rFonts w:hint="eastAsia"/>
-                <w:color w:val="000000" w:themeColor="text1"/>
-                <w:sz w:val="30"/>
-                <w:szCs w:val="30"/>
-              </w:rPr>
-              <w:t xml:space="preserve">可使用點數購買對話角色，並選擇對話腔調與男女聲語音</w:t>
+                <w:rFonts w:ascii="Times New Roman" w:hAnsi="Times New Roman" w:cs="Times New Roman" w:eastAsia="標楷體"/>
+                <w:color w:val="000000" w:themeColor="text1"/>
+                <w:sz w:val="28"/>
+                <w:szCs w:val="28"/>
+              </w:rPr>
+            </w:pPr>
+            <w:r>
+              <w:rPr>
+                <w:rFonts w:hint="eastAsia" w:ascii="Times New Roman" w:hAnsi="Times New Roman" w:cs="Times New Roman" w:eastAsia="標楷體"/>
+                <w:color w:val="000000" w:themeColor="text1"/>
+                <w:sz w:val="28"/>
+                <w:szCs w:val="28"/>
+              </w:rPr>
+              <w:t xml:space="preserve">可使用點數新增自訂對話角色，並解鎖對話腔調與男女聲語音</w:t>
             </w:r>
           </w:p>
           <w:p>
@@ -1018,17 +1054,18 @@
               </w:numPr>
               <w:ind w:leftChars="0"/>
               <w:rPr>
-                <w:color w:val="000000" w:themeColor="text1"/>
-                <w:sz w:val="30"/>
-                <w:szCs w:val="30"/>
-              </w:rPr>
-            </w:pPr>
-            <w:r>
-              <w:rPr>
-                <w:rFonts w:hint="eastAsia"/>
-                <w:color w:val="000000" w:themeColor="text1"/>
-                <w:sz w:val="30"/>
-                <w:szCs w:val="30"/>
+                <w:rFonts w:ascii="Times New Roman" w:hAnsi="Times New Roman" w:cs="Times New Roman" w:eastAsia="標楷體"/>
+                <w:color w:val="000000" w:themeColor="text1"/>
+                <w:sz w:val="28"/>
+                <w:szCs w:val="28"/>
+              </w:rPr>
+            </w:pPr>
+            <w:r>
+              <w:rPr>
+                <w:rFonts w:hint="eastAsia" w:ascii="Times New Roman" w:hAnsi="Times New Roman" w:cs="Times New Roman" w:eastAsia="標楷體"/>
+                <w:color w:val="000000" w:themeColor="text1"/>
+                <w:sz w:val="28"/>
+                <w:szCs w:val="28"/>
               </w:rPr>
               <w:t xml:space="preserve">保留 AI 對話紀錄供回顧與接續對話</w:t>
             </w:r>
@@ -1045,17 +1082,18 @@
             <w:pPr>
               <w:jc w:val="center"/>
               <w:rPr>
-                <w:color w:val="000000" w:themeColor="text1"/>
-                <w:sz w:val="30"/>
-                <w:szCs w:val="30"/>
-              </w:rPr>
-            </w:pPr>
-            <w:r>
-              <w:rPr>
-                <w:rFonts w:hint="eastAsia"/>
-                <w:color w:val="000000" w:themeColor="text1"/>
-                <w:sz w:val="30"/>
-                <w:szCs w:val="30"/>
+                <w:rFonts w:ascii="Times New Roman" w:hAnsi="Times New Roman" w:cs="Times New Roman" w:eastAsia="標楷體"/>
+                <w:color w:val="000000" w:themeColor="text1"/>
+                <w:sz w:val="28"/>
+                <w:szCs w:val="28"/>
+              </w:rPr>
+            </w:pPr>
+            <w:r>
+              <w:rPr>
+                <w:rFonts w:hint="eastAsia" w:ascii="Times New Roman" w:hAnsi="Times New Roman" w:cs="Times New Roman" w:eastAsia="標楷體"/>
+                <w:color w:val="000000" w:themeColor="text1"/>
+                <w:sz w:val="28"/>
+                <w:szCs w:val="28"/>
               </w:rPr>
               <w:t>A05</w:t>
             </w:r>
@@ -1070,17 +1108,18 @@
             <w:pPr>
               <w:jc w:val="center"/>
               <w:rPr>
-                <w:color w:val="000000" w:themeColor="text1"/>
-                <w:sz w:val="30"/>
-                <w:szCs w:val="30"/>
-              </w:rPr>
-            </w:pPr>
-            <w:r>
-              <w:rPr>
-                <w:rFonts w:hint="eastAsia"/>
-                <w:color w:val="000000" w:themeColor="text1"/>
-                <w:sz w:val="30"/>
-                <w:szCs w:val="30"/>
+                <w:rFonts w:ascii="Times New Roman" w:hAnsi="Times New Roman" w:cs="Times New Roman" w:eastAsia="標楷體"/>
+                <w:color w:val="000000" w:themeColor="text1"/>
+                <w:sz w:val="28"/>
+                <w:szCs w:val="28"/>
+              </w:rPr>
+            </w:pPr>
+            <w:r>
+              <w:rPr>
+                <w:rFonts w:hint="eastAsia" w:ascii="Times New Roman" w:hAnsi="Times New Roman" w:cs="Times New Roman" w:eastAsia="標楷體"/>
+                <w:color w:val="000000" w:themeColor="text1"/>
+                <w:sz w:val="28"/>
+                <w:szCs w:val="28"/>
               </w:rPr>
               <w:t>個人檔案</w:t>
             </w:r>
@@ -1099,17 +1138,18 @@
               </w:numPr>
               <w:ind w:leftChars="0"/>
               <w:rPr>
-                <w:color w:val="000000" w:themeColor="text1"/>
-                <w:sz w:val="30"/>
-                <w:szCs w:val="30"/>
-              </w:rPr>
-            </w:pPr>
-            <w:r>
-              <w:rPr>
-                <w:rFonts w:hint="eastAsia"/>
-                <w:color w:val="000000" w:themeColor="text1"/>
-                <w:sz w:val="30"/>
-                <w:szCs w:val="30"/>
+                <w:rFonts w:ascii="Times New Roman" w:hAnsi="Times New Roman" w:cs="Times New Roman" w:eastAsia="標楷體"/>
+                <w:color w:val="000000" w:themeColor="text1"/>
+                <w:sz w:val="28"/>
+                <w:szCs w:val="28"/>
+              </w:rPr>
+            </w:pPr>
+            <w:r>
+              <w:rPr>
+                <w:rFonts w:hint="eastAsia" w:ascii="Times New Roman" w:hAnsi="Times New Roman" w:cs="Times New Roman" w:eastAsia="標楷體"/>
+                <w:color w:val="000000" w:themeColor="text1"/>
+                <w:sz w:val="28"/>
+                <w:szCs w:val="28"/>
               </w:rPr>
               <w:t>顯示使用者暱稱、大頭貼、日文等級</w:t>
             </w:r>
@@ -1123,17 +1163,18 @@
               </w:numPr>
               <w:ind w:leftChars="0"/>
               <w:rPr>
-                <w:color w:val="000000" w:themeColor="text1"/>
-                <w:sz w:val="30"/>
-                <w:szCs w:val="30"/>
-              </w:rPr>
-            </w:pPr>
-            <w:r>
-              <w:rPr>
-                <w:rFonts w:hint="eastAsia"/>
-                <w:color w:val="000000" w:themeColor="text1"/>
-                <w:sz w:val="30"/>
-                <w:szCs w:val="30"/>
+                <w:rFonts w:ascii="Times New Roman" w:hAnsi="Times New Roman" w:cs="Times New Roman" w:eastAsia="標楷體"/>
+                <w:color w:val="000000" w:themeColor="text1"/>
+                <w:sz w:val="28"/>
+                <w:szCs w:val="28"/>
+              </w:rPr>
+            </w:pPr>
+            <w:r>
+              <w:rPr>
+                <w:rFonts w:hint="eastAsia" w:ascii="Times New Roman" w:hAnsi="Times New Roman" w:cs="Times New Roman" w:eastAsia="標楷體"/>
+                <w:color w:val="000000" w:themeColor="text1"/>
+                <w:sz w:val="28"/>
+                <w:szCs w:val="28"/>
               </w:rPr>
               <w:t>動態計算聽、說、讀、寫、文化五大能力值</w:t>
             </w:r>
@@ -1147,17 +1188,18 @@
               </w:numPr>
               <w:ind w:leftChars="0"/>
               <w:rPr>
-                <w:color w:val="000000" w:themeColor="text1"/>
-                <w:sz w:val="30"/>
-                <w:szCs w:val="30"/>
-              </w:rPr>
-            </w:pPr>
-            <w:r>
-              <w:rPr>
-                <w:rFonts w:hint="eastAsia"/>
-                <w:color w:val="000000" w:themeColor="text1"/>
-                <w:sz w:val="30"/>
-                <w:szCs w:val="30"/>
+                <w:rFonts w:ascii="Times New Roman" w:hAnsi="Times New Roman" w:cs="Times New Roman" w:eastAsia="標楷體"/>
+                <w:color w:val="000000" w:themeColor="text1"/>
+                <w:sz w:val="28"/>
+                <w:szCs w:val="28"/>
+              </w:rPr>
+            </w:pPr>
+            <w:r>
+              <w:rPr>
+                <w:rFonts w:hint="eastAsia" w:ascii="Times New Roman" w:hAnsi="Times New Roman" w:cs="Times New Roman" w:eastAsia="標楷體"/>
+                <w:color w:val="000000" w:themeColor="text1"/>
+                <w:sz w:val="28"/>
+                <w:szCs w:val="28"/>
               </w:rPr>
               <w:t>能力雷達圖視覺化呈現學習成果</w:t>
             </w:r>
@@ -1171,17 +1213,18 @@
               </w:numPr>
               <w:ind w:leftChars="0"/>
               <w:rPr>
-                <w:color w:val="000000" w:themeColor="text1"/>
-                <w:sz w:val="30"/>
-                <w:szCs w:val="30"/>
-              </w:rPr>
-            </w:pPr>
-            <w:r>
-              <w:rPr>
-                <w:rFonts w:hint="eastAsia"/>
-                <w:color w:val="000000" w:themeColor="text1"/>
-                <w:sz w:val="30"/>
-                <w:szCs w:val="30"/>
+                <w:rFonts w:ascii="Times New Roman" w:hAnsi="Times New Roman" w:cs="Times New Roman" w:eastAsia="標楷體"/>
+                <w:color w:val="000000" w:themeColor="text1"/>
+                <w:sz w:val="28"/>
+                <w:szCs w:val="28"/>
+              </w:rPr>
+            </w:pPr>
+            <w:r>
+              <w:rPr>
+                <w:rFonts w:hint="eastAsia" w:ascii="Times New Roman" w:hAnsi="Times New Roman" w:cs="Times New Roman" w:eastAsia="標楷體"/>
+                <w:color w:val="000000" w:themeColor="text1"/>
+                <w:sz w:val="28"/>
+                <w:szCs w:val="28"/>
               </w:rPr>
               <w:t>提供成就徽章系統，根據學習行為解鎖</w:t>
             </w:r>
@@ -1198,17 +1241,18 @@
             <w:pPr>
               <w:jc w:val="center"/>
               <w:rPr>
-                <w:color w:val="000000" w:themeColor="text1"/>
-                <w:sz w:val="30"/>
-                <w:szCs w:val="30"/>
-              </w:rPr>
-            </w:pPr>
-            <w:r>
-              <w:rPr>
-                <w:rFonts w:hint="eastAsia"/>
-                <w:color w:val="000000" w:themeColor="text1"/>
-                <w:sz w:val="30"/>
-                <w:szCs w:val="30"/>
+                <w:rFonts w:ascii="Times New Roman" w:hAnsi="Times New Roman" w:cs="Times New Roman" w:eastAsia="標楷體"/>
+                <w:color w:val="000000" w:themeColor="text1"/>
+                <w:sz w:val="28"/>
+                <w:szCs w:val="28"/>
+              </w:rPr>
+            </w:pPr>
+            <w:r>
+              <w:rPr>
+                <w:rFonts w:hint="eastAsia" w:ascii="Times New Roman" w:hAnsi="Times New Roman" w:cs="Times New Roman" w:eastAsia="標楷體"/>
+                <w:color w:val="000000" w:themeColor="text1"/>
+                <w:sz w:val="28"/>
+                <w:szCs w:val="28"/>
               </w:rPr>
               <w:t>A06</w:t>
             </w:r>
@@ -1223,17 +1267,18 @@
             <w:pPr>
               <w:jc w:val="center"/>
               <w:rPr>
-                <w:color w:val="000000" w:themeColor="text1"/>
-                <w:sz w:val="30"/>
-                <w:szCs w:val="30"/>
-              </w:rPr>
-            </w:pPr>
-            <w:r>
-              <w:rPr>
-                <w:rFonts w:hint="eastAsia"/>
-                <w:color w:val="000000" w:themeColor="text1"/>
-                <w:sz w:val="30"/>
-                <w:szCs w:val="30"/>
+                <w:rFonts w:ascii="Times New Roman" w:hAnsi="Times New Roman" w:cs="Times New Roman" w:eastAsia="標楷體"/>
+                <w:color w:val="000000" w:themeColor="text1"/>
+                <w:sz w:val="28"/>
+                <w:szCs w:val="28"/>
+              </w:rPr>
+            </w:pPr>
+            <w:r>
+              <w:rPr>
+                <w:rFonts w:hint="eastAsia" w:ascii="Times New Roman" w:hAnsi="Times New Roman" w:cs="Times New Roman" w:eastAsia="標楷體"/>
+                <w:color w:val="000000" w:themeColor="text1"/>
+                <w:sz w:val="28"/>
+                <w:szCs w:val="28"/>
               </w:rPr>
               <w:t>社群互動</w:t>
             </w:r>
@@ -1252,17 +1297,18 @@
               </w:numPr>
               <w:ind w:leftChars="0"/>
               <w:rPr>
-                <w:color w:val="000000" w:themeColor="text1"/>
-                <w:sz w:val="30"/>
-                <w:szCs w:val="30"/>
-              </w:rPr>
-            </w:pPr>
-            <w:r>
-              <w:rPr>
-                <w:rFonts w:hint="eastAsia"/>
-                <w:color w:val="000000" w:themeColor="text1"/>
-                <w:sz w:val="30"/>
-                <w:szCs w:val="30"/>
+                <w:rFonts w:ascii="Times New Roman" w:hAnsi="Times New Roman" w:cs="Times New Roman" w:eastAsia="標楷體"/>
+                <w:color w:val="000000" w:themeColor="text1"/>
+                <w:sz w:val="28"/>
+                <w:szCs w:val="28"/>
+              </w:rPr>
+            </w:pPr>
+            <w:r>
+              <w:rPr>
+                <w:rFonts w:hint="eastAsia" w:ascii="Times New Roman" w:hAnsi="Times New Roman" w:cs="Times New Roman" w:eastAsia="標楷體"/>
+                <w:color w:val="000000" w:themeColor="text1"/>
+                <w:sz w:val="28"/>
+                <w:szCs w:val="28"/>
               </w:rPr>
               <w:t>搜尋並新增好友</w:t>
             </w:r>
@@ -1276,17 +1322,18 @@
               </w:numPr>
               <w:ind w:leftChars="0"/>
               <w:rPr>
-                <w:color w:val="000000" w:themeColor="text1"/>
-                <w:sz w:val="30"/>
-                <w:szCs w:val="30"/>
-              </w:rPr>
-            </w:pPr>
-            <w:r>
-              <w:rPr>
-                <w:rFonts w:hint="eastAsia"/>
-                <w:color w:val="000000" w:themeColor="text1"/>
-                <w:sz w:val="30"/>
-                <w:szCs w:val="30"/>
+                <w:rFonts w:ascii="Times New Roman" w:hAnsi="Times New Roman" w:cs="Times New Roman" w:eastAsia="標楷體"/>
+                <w:color w:val="000000" w:themeColor="text1"/>
+                <w:sz w:val="28"/>
+                <w:szCs w:val="28"/>
+              </w:rPr>
+            </w:pPr>
+            <w:r>
+              <w:rPr>
+                <w:rFonts w:hint="eastAsia" w:ascii="Times New Roman" w:hAnsi="Times New Roman" w:cs="Times New Roman" w:eastAsia="標楷體"/>
+                <w:color w:val="000000" w:themeColor="text1"/>
+                <w:sz w:val="28"/>
+                <w:szCs w:val="28"/>
               </w:rPr>
               <w:t>發送、接受、拒絕交友邀請</w:t>
             </w:r>
@@ -1300,17 +1347,18 @@
               </w:numPr>
               <w:ind w:leftChars="0"/>
               <w:rPr>
-                <w:color w:val="000000" w:themeColor="text1"/>
-                <w:sz w:val="30"/>
-                <w:szCs w:val="30"/>
-              </w:rPr>
-            </w:pPr>
-            <w:r>
-              <w:rPr>
-                <w:rFonts w:hint="eastAsia"/>
-                <w:color w:val="000000" w:themeColor="text1"/>
-                <w:sz w:val="30"/>
-                <w:szCs w:val="30"/>
+                <w:rFonts w:ascii="Times New Roman" w:hAnsi="Times New Roman" w:cs="Times New Roman" w:eastAsia="標楷體"/>
+                <w:color w:val="000000" w:themeColor="text1"/>
+                <w:sz w:val="28"/>
+                <w:szCs w:val="28"/>
+              </w:rPr>
+            </w:pPr>
+            <w:r>
+              <w:rPr>
+                <w:rFonts w:hint="eastAsia" w:ascii="Times New Roman" w:hAnsi="Times New Roman" w:cs="Times New Roman" w:eastAsia="標楷體"/>
+                <w:color w:val="000000" w:themeColor="text1"/>
+                <w:sz w:val="28"/>
+                <w:szCs w:val="28"/>
               </w:rPr>
               <w:t>建立學習小組並邀請好友加入</w:t>
             </w:r>
@@ -1324,17 +1372,18 @@
               </w:numPr>
               <w:ind w:leftChars="0"/>
               <w:rPr>
-                <w:color w:val="000000" w:themeColor="text1"/>
-                <w:sz w:val="30"/>
-                <w:szCs w:val="30"/>
-              </w:rPr>
-            </w:pPr>
-            <w:r>
-              <w:rPr>
-                <w:rFonts w:hint="eastAsia"/>
-                <w:color w:val="000000" w:themeColor="text1"/>
-                <w:sz w:val="30"/>
-                <w:szCs w:val="30"/>
+                <w:rFonts w:ascii="Times New Roman" w:hAnsi="Times New Roman" w:cs="Times New Roman" w:eastAsia="標楷體"/>
+                <w:color w:val="000000" w:themeColor="text1"/>
+                <w:sz w:val="28"/>
+                <w:szCs w:val="28"/>
+              </w:rPr>
+            </w:pPr>
+            <w:r>
+              <w:rPr>
+                <w:rFonts w:hint="eastAsia" w:ascii="Times New Roman" w:hAnsi="Times New Roman" w:cs="Times New Roman" w:eastAsia="標楷體"/>
+                <w:color w:val="000000" w:themeColor="text1"/>
+                <w:sz w:val="28"/>
+                <w:szCs w:val="28"/>
               </w:rPr>
               <w:t>設定小組共同學習目標並追蹤進度</w:t>
             </w:r>
@@ -1348,17 +1397,18 @@
               </w:numPr>
               <w:ind w:leftChars="0"/>
               <w:rPr>
-                <w:color w:val="000000" w:themeColor="text1"/>
-                <w:sz w:val="30"/>
-                <w:szCs w:val="30"/>
-              </w:rPr>
-            </w:pPr>
-            <w:r>
-              <w:rPr>
-                <w:rFonts w:hint="eastAsia"/>
-                <w:color w:val="000000" w:themeColor="text1"/>
-                <w:sz w:val="30"/>
-                <w:szCs w:val="30"/>
+                <w:rFonts w:ascii="Times New Roman" w:hAnsi="Times New Roman" w:cs="Times New Roman" w:eastAsia="標楷體"/>
+                <w:color w:val="000000" w:themeColor="text1"/>
+                <w:sz w:val="28"/>
+                <w:szCs w:val="28"/>
+              </w:rPr>
+            </w:pPr>
+            <w:r>
+              <w:rPr>
+                <w:rFonts w:hint="eastAsia" w:ascii="Times New Roman" w:hAnsi="Times New Roman" w:cs="Times New Roman" w:eastAsia="標楷體"/>
+                <w:color w:val="000000" w:themeColor="text1"/>
+                <w:sz w:val="28"/>
+                <w:szCs w:val="28"/>
               </w:rPr>
               <w:t xml:space="preserve">學習小組採押金與獎勵機制，每週自動結算</w:t>
             </w:r>
@@ -1375,17 +1425,18 @@
             <w:pPr>
               <w:jc w:val="center"/>
               <w:rPr>
-                <w:color w:val="000000" w:themeColor="text1"/>
-                <w:sz w:val="30"/>
-                <w:szCs w:val="30"/>
-              </w:rPr>
-            </w:pPr>
-            <w:r>
-              <w:rPr>
-                <w:rFonts w:hint="eastAsia"/>
-                <w:color w:val="000000" w:themeColor="text1"/>
-                <w:sz w:val="30"/>
-                <w:szCs w:val="30"/>
+                <w:rFonts w:ascii="Times New Roman" w:hAnsi="Times New Roman" w:cs="Times New Roman" w:eastAsia="標楷體"/>
+                <w:color w:val="000000" w:themeColor="text1"/>
+                <w:sz w:val="28"/>
+                <w:szCs w:val="28"/>
+              </w:rPr>
+            </w:pPr>
+            <w:r>
+              <w:rPr>
+                <w:rFonts w:hint="eastAsia" w:ascii="Times New Roman" w:hAnsi="Times New Roman" w:cs="Times New Roman" w:eastAsia="標楷體"/>
+                <w:color w:val="000000" w:themeColor="text1"/>
+                <w:sz w:val="28"/>
+                <w:szCs w:val="28"/>
               </w:rPr>
               <w:t>A07</w:t>
             </w:r>
@@ -1400,17 +1451,18 @@
             <w:pPr>
               <w:jc w:val="center"/>
               <w:rPr>
-                <w:color w:val="000000" w:themeColor="text1"/>
-                <w:sz w:val="30"/>
-                <w:szCs w:val="30"/>
-              </w:rPr>
-            </w:pPr>
-            <w:r>
-              <w:rPr>
-                <w:rFonts w:hint="eastAsia"/>
-                <w:color w:val="000000" w:themeColor="text1"/>
-                <w:sz w:val="30"/>
-                <w:szCs w:val="30"/>
+                <w:rFonts w:ascii="Times New Roman" w:hAnsi="Times New Roman" w:cs="Times New Roman" w:eastAsia="標楷體"/>
+                <w:color w:val="000000" w:themeColor="text1"/>
+                <w:sz w:val="28"/>
+                <w:szCs w:val="28"/>
+              </w:rPr>
+            </w:pPr>
+            <w:r>
+              <w:rPr>
+                <w:rFonts w:hint="eastAsia" w:ascii="Times New Roman" w:hAnsi="Times New Roman" w:cs="Times New Roman" w:eastAsia="標楷體"/>
+                <w:color w:val="000000" w:themeColor="text1"/>
+                <w:sz w:val="28"/>
+                <w:szCs w:val="28"/>
               </w:rPr>
               <w:t>訂閱與點數</w:t>
             </w:r>
@@ -1429,53 +1481,54 @@
               </w:numPr>
               <w:ind w:leftChars="0"/>
               <w:rPr>
-                <w:color w:val="000000" w:themeColor="text1"/>
-                <w:sz w:val="30"/>
-                <w:szCs w:val="30"/>
-              </w:rPr>
-            </w:pPr>
-            <w:r>
-              <w:rPr>
-                <w:rFonts w:hint="eastAsia"/>
-                <w:color w:val="000000" w:themeColor="text1"/>
-                <w:sz w:val="30"/>
-                <w:szCs w:val="30"/>
+                <w:rFonts w:ascii="Times New Roman" w:hAnsi="Times New Roman" w:cs="Times New Roman" w:eastAsia="標楷體"/>
+                <w:color w:val="000000" w:themeColor="text1"/>
+                <w:sz w:val="28"/>
+                <w:szCs w:val="28"/>
+              </w:rPr>
+            </w:pPr>
+            <w:r>
+              <w:rPr>
+                <w:rFonts w:hint="eastAsia" w:ascii="Times New Roman" w:hAnsi="Times New Roman" w:cs="Times New Roman" w:eastAsia="標楷體"/>
+                <w:color w:val="000000" w:themeColor="text1"/>
+                <w:sz w:val="28"/>
+                <w:szCs w:val="28"/>
               </w:rPr>
               <w:t>提供</w:t>
             </w:r>
             <w:r>
               <w:rPr>
-                <w:rFonts w:hint="eastAsia"/>
-                <w:color w:val="000000" w:themeColor="text1"/>
-                <w:sz w:val="30"/>
-                <w:szCs w:val="30"/>
+                <w:rFonts w:hint="eastAsia" w:ascii="Times New Roman" w:hAnsi="Times New Roman" w:cs="Times New Roman" w:eastAsia="標楷體"/>
+                <w:color w:val="000000" w:themeColor="text1"/>
+                <w:sz w:val="28"/>
+                <w:szCs w:val="28"/>
               </w:rPr>
               <w:t xml:space="preserve"> Free </w:t>
             </w:r>
             <w:r>
               <w:rPr>
-                <w:rFonts w:hint="eastAsia"/>
-                <w:color w:val="000000" w:themeColor="text1"/>
-                <w:sz w:val="30"/>
-                <w:szCs w:val="30"/>
+                <w:rFonts w:hint="eastAsia" w:ascii="Times New Roman" w:hAnsi="Times New Roman" w:cs="Times New Roman" w:eastAsia="標楷體"/>
+                <w:color w:val="000000" w:themeColor="text1"/>
+                <w:sz w:val="28"/>
+                <w:szCs w:val="28"/>
               </w:rPr>
               <w:t>與</w:t>
             </w:r>
             <w:r>
               <w:rPr>
-                <w:rFonts w:hint="eastAsia"/>
-                <w:color w:val="000000" w:themeColor="text1"/>
-                <w:sz w:val="30"/>
-                <w:szCs w:val="30"/>
+                <w:rFonts w:hint="eastAsia" w:ascii="Times New Roman" w:hAnsi="Times New Roman" w:cs="Times New Roman" w:eastAsia="標楷體"/>
+                <w:color w:val="000000" w:themeColor="text1"/>
+                <w:sz w:val="28"/>
+                <w:szCs w:val="28"/>
               </w:rPr>
               <w:t xml:space="preserve"> Premium Pro </w:t>
             </w:r>
             <w:r>
               <w:rPr>
-                <w:rFonts w:hint="eastAsia"/>
-                <w:color w:val="000000" w:themeColor="text1"/>
-                <w:sz w:val="30"/>
-                <w:szCs w:val="30"/>
+                <w:rFonts w:hint="eastAsia" w:ascii="Times New Roman" w:hAnsi="Times New Roman" w:cs="Times New Roman" w:eastAsia="標楷體"/>
+                <w:color w:val="000000" w:themeColor="text1"/>
+                <w:sz w:val="28"/>
+                <w:szCs w:val="28"/>
               </w:rPr>
               <w:t>方案</w:t>
             </w:r>
@@ -1489,53 +1542,54 @@
               </w:numPr>
               <w:ind w:leftChars="0"/>
               <w:rPr>
-                <w:color w:val="000000" w:themeColor="text1"/>
-                <w:sz w:val="30"/>
-                <w:szCs w:val="30"/>
-              </w:rPr>
-            </w:pPr>
-            <w:r>
-              <w:rPr>
-                <w:rFonts w:hint="eastAsia"/>
-                <w:color w:val="000000" w:themeColor="text1"/>
-                <w:sz w:val="30"/>
-                <w:szCs w:val="30"/>
+                <w:rFonts w:ascii="Times New Roman" w:hAnsi="Times New Roman" w:cs="Times New Roman" w:eastAsia="標楷體"/>
+                <w:color w:val="000000" w:themeColor="text1"/>
+                <w:sz w:val="28"/>
+                <w:szCs w:val="28"/>
+              </w:rPr>
+            </w:pPr>
+            <w:r>
+              <w:rPr>
+                <w:rFonts w:hint="eastAsia" w:ascii="Times New Roman" w:hAnsi="Times New Roman" w:cs="Times New Roman" w:eastAsia="標楷體"/>
+                <w:color w:val="000000" w:themeColor="text1"/>
+                <w:sz w:val="28"/>
+                <w:szCs w:val="28"/>
               </w:rPr>
               <w:t>支援</w:t>
             </w:r>
             <w:r>
               <w:rPr>
-                <w:rFonts w:hint="eastAsia"/>
-                <w:color w:val="000000" w:themeColor="text1"/>
-                <w:sz w:val="30"/>
-                <w:szCs w:val="30"/>
+                <w:rFonts w:hint="eastAsia" w:ascii="Times New Roman" w:hAnsi="Times New Roman" w:cs="Times New Roman" w:eastAsia="標楷體"/>
+                <w:color w:val="000000" w:themeColor="text1"/>
+                <w:sz w:val="28"/>
+                <w:szCs w:val="28"/>
               </w:rPr>
               <w:t xml:space="preserve"> J-Pts </w:t>
             </w:r>
             <w:r>
               <w:rPr>
-                <w:rFonts w:hint="eastAsia"/>
-                <w:color w:val="000000" w:themeColor="text1"/>
-                <w:sz w:val="30"/>
-                <w:szCs w:val="30"/>
+                <w:rFonts w:hint="eastAsia" w:ascii="Times New Roman" w:hAnsi="Times New Roman" w:cs="Times New Roman" w:eastAsia="標楷體"/>
+                <w:color w:val="000000" w:themeColor="text1"/>
+                <w:sz w:val="28"/>
+                <w:szCs w:val="28"/>
               </w:rPr>
               <w:t>點數購買（信用卡</w:t>
             </w:r>
             <w:r>
               <w:rPr>
-                <w:rFonts w:hint="eastAsia"/>
-                <w:color w:val="000000" w:themeColor="text1"/>
-                <w:sz w:val="30"/>
-                <w:szCs w:val="30"/>
+                <w:rFonts w:hint="eastAsia" w:ascii="Times New Roman" w:hAnsi="Times New Roman" w:cs="Times New Roman" w:eastAsia="標楷體"/>
+                <w:color w:val="000000" w:themeColor="text1"/>
+                <w:sz w:val="28"/>
+                <w:szCs w:val="28"/>
               </w:rPr>
               <w:t xml:space="preserve"> / Google Pay</w:t>
             </w:r>
             <w:r>
               <w:rPr>
-                <w:rFonts w:hint="eastAsia"/>
-                <w:color w:val="000000" w:themeColor="text1"/>
-                <w:sz w:val="30"/>
-                <w:szCs w:val="30"/>
+                <w:rFonts w:hint="eastAsia" w:ascii="Times New Roman" w:hAnsi="Times New Roman" w:cs="Times New Roman" w:eastAsia="標楷體"/>
+                <w:color w:val="000000" w:themeColor="text1"/>
+                <w:sz w:val="28"/>
+                <w:szCs w:val="28"/>
               </w:rPr>
               <w:t>）</w:t>
             </w:r>
@@ -1549,17 +1603,18 @@
               </w:numPr>
               <w:ind w:leftChars="0"/>
               <w:rPr>
-                <w:color w:val="000000" w:themeColor="text1"/>
-                <w:sz w:val="30"/>
-                <w:szCs w:val="30"/>
-              </w:rPr>
-            </w:pPr>
-            <w:r>
-              <w:rPr>
-                <w:rFonts w:hint="eastAsia"/>
-                <w:color w:val="000000" w:themeColor="text1"/>
-                <w:sz w:val="30"/>
-                <w:szCs w:val="30"/>
+                <w:rFonts w:ascii="Times New Roman" w:hAnsi="Times New Roman" w:cs="Times New Roman" w:eastAsia="標楷體"/>
+                <w:color w:val="000000" w:themeColor="text1"/>
+                <w:sz w:val="28"/>
+                <w:szCs w:val="28"/>
+              </w:rPr>
+            </w:pPr>
+            <w:r>
+              <w:rPr>
+                <w:rFonts w:hint="eastAsia" w:ascii="Times New Roman" w:hAnsi="Times New Roman" w:cs="Times New Roman" w:eastAsia="標楷體"/>
+                <w:color w:val="000000" w:themeColor="text1"/>
+                <w:sz w:val="28"/>
+                <w:szCs w:val="28"/>
               </w:rPr>
               <w:t>提供交易紀錄查詢功能</w:t>
             </w:r>
@@ -1573,17 +1628,18 @@
               </w:numPr>
               <w:ind w:leftChars="0"/>
               <w:rPr>
-                <w:color w:val="000000" w:themeColor="text1"/>
-                <w:sz w:val="30"/>
-                <w:szCs w:val="30"/>
-              </w:rPr>
-            </w:pPr>
-            <w:r>
-              <w:rPr>
-                <w:rFonts w:hint="eastAsia"/>
-                <w:color w:val="000000" w:themeColor="text1"/>
-                <w:sz w:val="30"/>
-                <w:szCs w:val="30"/>
+                <w:rFonts w:ascii="Times New Roman" w:hAnsi="Times New Roman" w:cs="Times New Roman" w:eastAsia="標楷體"/>
+                <w:color w:val="000000" w:themeColor="text1"/>
+                <w:sz w:val="28"/>
+                <w:szCs w:val="28"/>
+              </w:rPr>
+            </w:pPr>
+            <w:r>
+              <w:rPr>
+                <w:rFonts w:hint="eastAsia" w:ascii="Times New Roman" w:hAnsi="Times New Roman" w:cs="Times New Roman" w:eastAsia="標楷體"/>
+                <w:color w:val="000000" w:themeColor="text1"/>
+                <w:sz w:val="28"/>
+                <w:szCs w:val="28"/>
               </w:rPr>
               <w:t xml:space="preserve">Premium 訂閱提供每天 10 次拍照辨識、每天 10 次 AI 對話等進階功能</w:t>
             </w:r>
@@ -1597,17 +1653,18 @@
               </w:numPr>
               <w:ind w:leftChars="0"/>
               <w:rPr>
-                <w:color w:val="000000" w:themeColor="text1"/>
-                <w:sz w:val="30"/>
-                <w:szCs w:val="30"/>
-              </w:rPr>
-            </w:pPr>
-            <w:r>
-              <w:rPr>
-                <w:rFonts w:hint="eastAsia"/>
-                <w:color w:val="000000" w:themeColor="text1"/>
-                <w:sz w:val="30"/>
-                <w:szCs w:val="30"/>
+                <w:rFonts w:ascii="Times New Roman" w:hAnsi="Times New Roman" w:cs="Times New Roman" w:eastAsia="標楷體"/>
+                <w:color w:val="000000" w:themeColor="text1"/>
+                <w:sz w:val="28"/>
+                <w:szCs w:val="28"/>
+              </w:rPr>
+            </w:pPr>
+            <w:r>
+              <w:rPr>
+                <w:rFonts w:hint="eastAsia" w:ascii="Times New Roman" w:hAnsi="Times New Roman" w:cs="Times New Roman" w:eastAsia="標楷體"/>
+                <w:color w:val="000000" w:themeColor="text1"/>
+                <w:sz w:val="28"/>
+                <w:szCs w:val="28"/>
               </w:rPr>
               <w:t xml:space="preserve">提供 7 天免費試用，並可使用點數兌換加購項目</w:t>
             </w:r>
@@ -1621,17 +1678,18 @@
               </w:numPr>
               <w:ind w:leftChars="0"/>
               <w:rPr>
-                <w:color w:val="000000" w:themeColor="text1"/>
-                <w:sz w:val="30"/>
-                <w:szCs w:val="30"/>
-              </w:rPr>
-            </w:pPr>
-            <w:r>
-              <w:rPr>
-                <w:rFonts w:hint="eastAsia"/>
-                <w:color w:val="000000" w:themeColor="text1"/>
-                <w:sz w:val="30"/>
-                <w:szCs w:val="30"/>
+                <w:rFonts w:ascii="Times New Roman" w:hAnsi="Times New Roman" w:cs="Times New Roman" w:eastAsia="標楷體"/>
+                <w:color w:val="000000" w:themeColor="text1"/>
+                <w:sz w:val="28"/>
+                <w:szCs w:val="28"/>
+              </w:rPr>
+            </w:pPr>
+            <w:r>
+              <w:rPr>
+                <w:rFonts w:hint="eastAsia" w:ascii="Times New Roman" w:hAnsi="Times New Roman" w:cs="Times New Roman" w:eastAsia="標楷體"/>
+                <w:color w:val="000000" w:themeColor="text1"/>
+                <w:sz w:val="28"/>
+                <w:szCs w:val="28"/>
               </w:rPr>
               <w:t xml:space="preserve">完成每日任務可領取點數獎勵</w:t>
             </w:r>
@@ -1648,17 +1706,18 @@
             <w:pPr>
               <w:jc w:val="center"/>
               <w:rPr>
-                <w:color w:val="000000" w:themeColor="text1"/>
-                <w:sz w:val="30"/>
-                <w:szCs w:val="30"/>
-              </w:rPr>
-            </w:pPr>
-            <w:r>
-              <w:rPr>
-                <w:rFonts w:hint="eastAsia"/>
-                <w:color w:val="000000" w:themeColor="text1"/>
-                <w:sz w:val="30"/>
-                <w:szCs w:val="30"/>
+                <w:rFonts w:ascii="Times New Roman" w:hAnsi="Times New Roman" w:cs="Times New Roman" w:eastAsia="標楷體"/>
+                <w:color w:val="000000" w:themeColor="text1"/>
+                <w:sz w:val="28"/>
+                <w:szCs w:val="28"/>
+              </w:rPr>
+            </w:pPr>
+            <w:r>
+              <w:rPr>
+                <w:rFonts w:hint="eastAsia" w:ascii="Times New Roman" w:hAnsi="Times New Roman" w:cs="Times New Roman" w:eastAsia="標楷體"/>
+                <w:color w:val="000000" w:themeColor="text1"/>
+                <w:sz w:val="28"/>
+                <w:szCs w:val="28"/>
               </w:rPr>
               <w:t>A08</w:t>
             </w:r>
@@ -1673,17 +1732,18 @@
             <w:pPr>
               <w:jc w:val="center"/>
               <w:rPr>
-                <w:color w:val="000000" w:themeColor="text1"/>
-                <w:sz w:val="30"/>
-                <w:szCs w:val="30"/>
-              </w:rPr>
-            </w:pPr>
-            <w:r>
-              <w:rPr>
-                <w:rFonts w:hint="eastAsia"/>
-                <w:color w:val="000000" w:themeColor="text1"/>
-                <w:sz w:val="30"/>
-                <w:szCs w:val="30"/>
+                <w:rFonts w:ascii="Times New Roman" w:hAnsi="Times New Roman" w:cs="Times New Roman" w:eastAsia="標楷體"/>
+                <w:color w:val="000000" w:themeColor="text1"/>
+                <w:sz w:val="28"/>
+                <w:szCs w:val="28"/>
+              </w:rPr>
+            </w:pPr>
+            <w:r>
+              <w:rPr>
+                <w:rFonts w:hint="eastAsia" w:ascii="Times New Roman" w:hAnsi="Times New Roman" w:cs="Times New Roman" w:eastAsia="標楷體"/>
+                <w:color w:val="000000" w:themeColor="text1"/>
+                <w:sz w:val="28"/>
+                <w:szCs w:val="28"/>
               </w:rPr>
               <w:t>通知提醒</w:t>
             </w:r>
@@ -1702,17 +1762,18 @@
               </w:numPr>
               <w:ind w:leftChars="0"/>
               <w:rPr>
-                <w:color w:val="000000" w:themeColor="text1"/>
-                <w:sz w:val="30"/>
-                <w:szCs w:val="30"/>
-              </w:rPr>
-            </w:pPr>
-            <w:r>
-              <w:rPr>
-                <w:rFonts w:hint="eastAsia"/>
-                <w:color w:val="000000" w:themeColor="text1"/>
-                <w:sz w:val="30"/>
-                <w:szCs w:val="30"/>
+                <w:rFonts w:ascii="Times New Roman" w:hAnsi="Times New Roman" w:cs="Times New Roman" w:eastAsia="標楷體"/>
+                <w:color w:val="000000" w:themeColor="text1"/>
+                <w:sz w:val="28"/>
+                <w:szCs w:val="28"/>
+              </w:rPr>
+            </w:pPr>
+            <w:r>
+              <w:rPr>
+                <w:rFonts w:hint="eastAsia" w:ascii="Times New Roman" w:hAnsi="Times New Roman" w:cs="Times New Roman" w:eastAsia="標楷體"/>
+                <w:color w:val="000000" w:themeColor="text1"/>
+                <w:sz w:val="28"/>
+                <w:szCs w:val="28"/>
               </w:rPr>
               <w:t>每日學習提醒</w:t>
             </w:r>
@@ -1726,17 +1787,18 @@
               </w:numPr>
               <w:ind w:leftChars="0"/>
               <w:rPr>
-                <w:color w:val="000000" w:themeColor="text1"/>
-                <w:sz w:val="30"/>
-                <w:szCs w:val="30"/>
-              </w:rPr>
-            </w:pPr>
-            <w:r>
-              <w:rPr>
-                <w:rFonts w:hint="eastAsia"/>
-                <w:color w:val="000000" w:themeColor="text1"/>
-                <w:sz w:val="30"/>
-                <w:szCs w:val="30"/>
+                <w:rFonts w:ascii="Times New Roman" w:hAnsi="Times New Roman" w:cs="Times New Roman" w:eastAsia="標楷體"/>
+                <w:color w:val="000000" w:themeColor="text1"/>
+                <w:sz w:val="28"/>
+                <w:szCs w:val="28"/>
+              </w:rPr>
+            </w:pPr>
+            <w:r>
+              <w:rPr>
+                <w:rFonts w:hint="eastAsia" w:ascii="Times New Roman" w:hAnsi="Times New Roman" w:cs="Times New Roman" w:eastAsia="標楷體"/>
+                <w:color w:val="000000" w:themeColor="text1"/>
+                <w:sz w:val="28"/>
+                <w:szCs w:val="28"/>
               </w:rPr>
               <w:t xml:space="preserve">晚間最後機會提醒</w:t>
             </w:r>
@@ -1750,17 +1812,18 @@
               </w:numPr>
               <w:ind w:leftChars="0"/>
               <w:rPr>
-                <w:color w:val="000000" w:themeColor="text1"/>
-                <w:sz w:val="30"/>
-                <w:szCs w:val="30"/>
-              </w:rPr>
-            </w:pPr>
-            <w:r>
-              <w:rPr>
-                <w:rFonts w:hint="eastAsia"/>
-                <w:color w:val="000000" w:themeColor="text1"/>
-                <w:sz w:val="30"/>
-                <w:szCs w:val="30"/>
+                <w:rFonts w:ascii="Times New Roman" w:hAnsi="Times New Roman" w:cs="Times New Roman" w:eastAsia="標楷體"/>
+                <w:color w:val="000000" w:themeColor="text1"/>
+                <w:sz w:val="28"/>
+                <w:szCs w:val="28"/>
+              </w:rPr>
+            </w:pPr>
+            <w:r>
+              <w:rPr>
+                <w:rFonts w:hint="eastAsia" w:ascii="Times New Roman" w:hAnsi="Times New Roman" w:cs="Times New Roman" w:eastAsia="標楷體"/>
+                <w:color w:val="000000" w:themeColor="text1"/>
+                <w:sz w:val="28"/>
+                <w:szCs w:val="28"/>
               </w:rPr>
               <w:t xml:space="preserve">未登入召回提醒</w:t>
             </w:r>
@@ -1774,17 +1837,18 @@
               </w:numPr>
               <w:ind w:leftChars="0"/>
               <w:rPr>
-                <w:color w:val="000000" w:themeColor="text1"/>
-                <w:sz w:val="30"/>
-                <w:szCs w:val="30"/>
-              </w:rPr>
-            </w:pPr>
-            <w:r>
-              <w:rPr>
-                <w:rFonts w:hint="eastAsia"/>
-                <w:color w:val="000000" w:themeColor="text1"/>
-                <w:sz w:val="30"/>
-                <w:szCs w:val="30"/>
+                <w:rFonts w:ascii="Times New Roman" w:hAnsi="Times New Roman" w:cs="Times New Roman" w:eastAsia="標楷體"/>
+                <w:color w:val="000000" w:themeColor="text1"/>
+                <w:sz w:val="28"/>
+                <w:szCs w:val="28"/>
+              </w:rPr>
+            </w:pPr>
+            <w:r>
+              <w:rPr>
+                <w:rFonts w:hint="eastAsia" w:ascii="Times New Roman" w:hAnsi="Times New Roman" w:cs="Times New Roman" w:eastAsia="標楷體"/>
+                <w:color w:val="000000" w:themeColor="text1"/>
+                <w:sz w:val="28"/>
+                <w:szCs w:val="28"/>
               </w:rPr>
               <w:t xml:space="preserve">好友互動與排行榜通知</w:t>
             </w:r>
@@ -1798,17 +1862,18 @@
               </w:numPr>
               <w:ind w:leftChars="0"/>
               <w:rPr>
-                <w:color w:val="000000" w:themeColor="text1"/>
-                <w:sz w:val="30"/>
-                <w:szCs w:val="30"/>
-              </w:rPr>
-            </w:pPr>
-            <w:r>
-              <w:rPr>
-                <w:rFonts w:hint="eastAsia"/>
-                <w:color w:val="000000" w:themeColor="text1"/>
-                <w:sz w:val="30"/>
-                <w:szCs w:val="30"/>
+                <w:rFonts w:ascii="Times New Roman" w:hAnsi="Times New Roman" w:cs="Times New Roman" w:eastAsia="標楷體"/>
+                <w:color w:val="000000" w:themeColor="text1"/>
+                <w:sz w:val="28"/>
+                <w:szCs w:val="28"/>
+              </w:rPr>
+            </w:pPr>
+            <w:r>
+              <w:rPr>
+                <w:rFonts w:hint="eastAsia" w:ascii="Times New Roman" w:hAnsi="Times New Roman" w:cs="Times New Roman" w:eastAsia="標楷體"/>
+                <w:color w:val="000000" w:themeColor="text1"/>
+                <w:sz w:val="28"/>
+                <w:szCs w:val="28"/>
               </w:rPr>
               <w:t xml:space="preserve">班級公告、新作業、批改結果與作業截止提醒（校園教育版）</w:t>
             </w:r>
@@ -1825,17 +1890,18 @@
             <w:pPr>
               <w:jc w:val="center"/>
               <w:rPr>
-                <w:color w:val="000000" w:themeColor="text1"/>
-                <w:sz w:val="30"/>
-                <w:szCs w:val="30"/>
-              </w:rPr>
-            </w:pPr>
-            <w:r>
-              <w:rPr>
-                <w:rFonts w:hint="eastAsia"/>
-                <w:color w:val="000000" w:themeColor="text1"/>
-                <w:sz w:val="30"/>
-                <w:szCs w:val="30"/>
+                <w:rFonts w:ascii="Times New Roman" w:hAnsi="Times New Roman" w:cs="Times New Roman" w:eastAsia="標楷體"/>
+                <w:color w:val="000000" w:themeColor="text1"/>
+                <w:sz w:val="28"/>
+                <w:szCs w:val="28"/>
+              </w:rPr>
+            </w:pPr>
+            <w:r>
+              <w:rPr>
+                <w:rFonts w:hint="eastAsia" w:ascii="Times New Roman" w:hAnsi="Times New Roman" w:cs="Times New Roman" w:eastAsia="標楷體"/>
+                <w:color w:val="000000" w:themeColor="text1"/>
+                <w:sz w:val="28"/>
+                <w:szCs w:val="28"/>
               </w:rPr>
               <w:lastRenderedPageBreak/>
               <w:t>A09</w:t>
@@ -1851,17 +1917,18 @@
             <w:pPr>
               <w:jc w:val="center"/>
               <w:rPr>
-                <w:color w:val="000000" w:themeColor="text1"/>
-                <w:sz w:val="30"/>
-                <w:szCs w:val="30"/>
-              </w:rPr>
-            </w:pPr>
-            <w:r>
-              <w:rPr>
-                <w:rFonts w:hint="eastAsia"/>
-                <w:color w:val="000000" w:themeColor="text1"/>
-                <w:sz w:val="30"/>
-                <w:szCs w:val="30"/>
+                <w:rFonts w:ascii="Times New Roman" w:hAnsi="Times New Roman" w:cs="Times New Roman" w:eastAsia="標楷體"/>
+                <w:color w:val="000000" w:themeColor="text1"/>
+                <w:sz w:val="28"/>
+                <w:szCs w:val="28"/>
+              </w:rPr>
+            </w:pPr>
+            <w:r>
+              <w:rPr>
+                <w:rFonts w:hint="eastAsia" w:ascii="Times New Roman" w:hAnsi="Times New Roman" w:cs="Times New Roman" w:eastAsia="標楷體"/>
+                <w:color w:val="000000" w:themeColor="text1"/>
+                <w:sz w:val="28"/>
+                <w:szCs w:val="28"/>
               </w:rPr>
               <w:t>系統設定</w:t>
             </w:r>
@@ -1880,17 +1947,18 @@
               </w:numPr>
               <w:ind w:leftChars="0"/>
               <w:rPr>
-                <w:color w:val="000000" w:themeColor="text1"/>
-                <w:sz w:val="30"/>
-                <w:szCs w:val="30"/>
-              </w:rPr>
-            </w:pPr>
-            <w:r>
-              <w:rPr>
-                <w:rFonts w:hint="eastAsia"/>
-                <w:color w:val="000000" w:themeColor="text1"/>
-                <w:sz w:val="30"/>
-                <w:szCs w:val="30"/>
+                <w:rFonts w:ascii="Times New Roman" w:hAnsi="Times New Roman" w:cs="Times New Roman" w:eastAsia="標楷體"/>
+                <w:color w:val="000000" w:themeColor="text1"/>
+                <w:sz w:val="28"/>
+                <w:szCs w:val="28"/>
+              </w:rPr>
+            </w:pPr>
+            <w:r>
+              <w:rPr>
+                <w:rFonts w:hint="eastAsia" w:ascii="Times New Roman" w:hAnsi="Times New Roman" w:cs="Times New Roman" w:eastAsia="標楷體"/>
+                <w:color w:val="000000" w:themeColor="text1"/>
+                <w:sz w:val="28"/>
+                <w:szCs w:val="28"/>
               </w:rPr>
               <w:t>字體大小調整（小、標準、大、特大）</w:t>
             </w:r>
@@ -1904,17 +1972,18 @@
               </w:numPr>
               <w:ind w:leftChars="0"/>
               <w:rPr>
-                <w:color w:val="000000" w:themeColor="text1"/>
-                <w:sz w:val="30"/>
-                <w:szCs w:val="30"/>
-              </w:rPr>
-            </w:pPr>
-            <w:r>
-              <w:rPr>
-                <w:rFonts w:hint="eastAsia"/>
-                <w:color w:val="000000" w:themeColor="text1"/>
-                <w:sz w:val="30"/>
-                <w:szCs w:val="30"/>
+                <w:rFonts w:ascii="Times New Roman" w:hAnsi="Times New Roman" w:cs="Times New Roman" w:eastAsia="標楷體"/>
+                <w:color w:val="000000" w:themeColor="text1"/>
+                <w:sz w:val="28"/>
+                <w:szCs w:val="28"/>
+              </w:rPr>
+            </w:pPr>
+            <w:r>
+              <w:rPr>
+                <w:rFonts w:hint="eastAsia" w:ascii="Times New Roman" w:hAnsi="Times New Roman" w:cs="Times New Roman" w:eastAsia="標楷體"/>
+                <w:color w:val="000000" w:themeColor="text1"/>
+                <w:sz w:val="28"/>
+                <w:szCs w:val="28"/>
               </w:rPr>
               <w:t>帳號與安全設定</w:t>
             </w:r>
@@ -1928,17 +1997,18 @@
               </w:numPr>
               <w:ind w:leftChars="0"/>
               <w:rPr>
-                <w:color w:val="000000" w:themeColor="text1"/>
-                <w:sz w:val="30"/>
-                <w:szCs w:val="30"/>
-              </w:rPr>
-            </w:pPr>
-            <w:r>
-              <w:rPr>
-                <w:rFonts w:hint="eastAsia"/>
-                <w:color w:val="000000" w:themeColor="text1"/>
-                <w:sz w:val="30"/>
-                <w:szCs w:val="30"/>
+                <w:rFonts w:ascii="Times New Roman" w:hAnsi="Times New Roman" w:cs="Times New Roman" w:eastAsia="標楷體"/>
+                <w:color w:val="000000" w:themeColor="text1"/>
+                <w:sz w:val="28"/>
+                <w:szCs w:val="28"/>
+              </w:rPr>
+            </w:pPr>
+            <w:r>
+              <w:rPr>
+                <w:rFonts w:hint="eastAsia" w:ascii="Times New Roman" w:hAnsi="Times New Roman" w:cs="Times New Roman" w:eastAsia="標楷體"/>
+                <w:color w:val="000000" w:themeColor="text1"/>
+                <w:sz w:val="28"/>
+                <w:szCs w:val="28"/>
               </w:rPr>
               <w:t>意見回饋系統（支援官方回覆）</w:t>
             </w:r>
@@ -1952,17 +2022,18 @@
               </w:numPr>
               <w:ind w:leftChars="0"/>
               <w:rPr>
-                <w:color w:val="000000" w:themeColor="text1"/>
-                <w:sz w:val="30"/>
-                <w:szCs w:val="30"/>
-              </w:rPr>
-            </w:pPr>
-            <w:r>
-              <w:rPr>
-                <w:rFonts w:hint="eastAsia"/>
-                <w:color w:val="000000" w:themeColor="text1"/>
-                <w:sz w:val="30"/>
-                <w:szCs w:val="30"/>
+                <w:rFonts w:ascii="Times New Roman" w:hAnsi="Times New Roman" w:cs="Times New Roman" w:eastAsia="標楷體"/>
+                <w:color w:val="000000" w:themeColor="text1"/>
+                <w:sz w:val="28"/>
+                <w:szCs w:val="28"/>
+              </w:rPr>
+            </w:pPr>
+            <w:r>
+              <w:rPr>
+                <w:rFonts w:hint="eastAsia" w:ascii="Times New Roman" w:hAnsi="Times New Roman" w:cs="Times New Roman" w:eastAsia="標楷體"/>
+                <w:color w:val="000000" w:themeColor="text1"/>
+                <w:sz w:val="28"/>
+                <w:szCs w:val="28"/>
               </w:rPr>
               <w:t>個人通知偏好設定</w:t>
             </w:r>
@@ -1979,18 +2050,18 @@
             <w:pPr>
               <w:jc w:val="center"/>
               <w:rPr>
-                <w:rFonts w:hint="eastAsia"/>
-                <w:color w:val="000000" w:themeColor="text1"/>
-                <w:sz w:val="30"/>
-                <w:szCs w:val="30"/>
-              </w:rPr>
-            </w:pPr>
-            <w:r>
-              <w:rPr>
-                <w:rFonts w:hint="eastAsia"/>
-                <w:color w:val="000000" w:themeColor="text1"/>
-                <w:sz w:val="30"/>
-                <w:szCs w:val="30"/>
+                <w:rFonts w:hint="eastAsia" w:ascii="Times New Roman" w:hAnsi="Times New Roman" w:cs="Times New Roman" w:eastAsia="標楷體"/>
+                <w:color w:val="000000" w:themeColor="text1"/>
+                <w:sz w:val="28"/>
+                <w:szCs w:val="28"/>
+              </w:rPr>
+            </w:pPr>
+            <w:r>
+              <w:rPr>
+                <w:rFonts w:hint="eastAsia" w:ascii="Times New Roman" w:hAnsi="Times New Roman" w:cs="Times New Roman" w:eastAsia="標楷體"/>
+                <w:color w:val="000000" w:themeColor="text1"/>
+                <w:sz w:val="28"/>
+                <w:szCs w:val="28"/>
               </w:rPr>
               <w:t>A10</w:t>
             </w:r>
@@ -2005,18 +2076,18 @@
             <w:pPr>
               <w:jc w:val="center"/>
               <w:rPr>
-                <w:rFonts w:hint="eastAsia"/>
-                <w:color w:val="000000" w:themeColor="text1"/>
-                <w:sz w:val="30"/>
-                <w:szCs w:val="30"/>
-              </w:rPr>
-            </w:pPr>
-            <w:r>
-              <w:rPr>
-                <w:rFonts w:hint="eastAsia"/>
-                <w:color w:val="000000" w:themeColor="text1"/>
-                <w:sz w:val="30"/>
-                <w:szCs w:val="30"/>
+                <w:rFonts w:hint="eastAsia" w:ascii="Times New Roman" w:hAnsi="Times New Roman" w:cs="Times New Roman" w:eastAsia="標楷體"/>
+                <w:color w:val="000000" w:themeColor="text1"/>
+                <w:sz w:val="28"/>
+                <w:szCs w:val="28"/>
+              </w:rPr>
+            </w:pPr>
+            <w:r>
+              <w:rPr>
+                <w:rFonts w:hint="eastAsia" w:ascii="Times New Roman" w:hAnsi="Times New Roman" w:cs="Times New Roman" w:eastAsia="標楷體"/>
+                <w:color w:val="000000" w:themeColor="text1"/>
+                <w:sz w:val="28"/>
+                <w:szCs w:val="28"/>
               </w:rPr>
               <w:t>管理員後台</w:t>
             </w:r>
@@ -2035,16 +2106,18 @@
               </w:numPr>
               <w:ind w:leftChars="0"/>
               <w:rPr>
-                <w:color w:val="000000" w:themeColor="text1"/>
-                <w:sz w:val="30"/>
-                <w:szCs w:val="30"/>
-              </w:rPr>
-            </w:pPr>
-            <w:r>
-              <w:rPr>
-                <w:color w:val="000000" w:themeColor="text1"/>
-                <w:sz w:val="30"/>
-                <w:szCs w:val="30"/>
+                <w:rFonts w:ascii="Times New Roman" w:hAnsi="Times New Roman" w:cs="Times New Roman" w:eastAsia="標楷體"/>
+                <w:color w:val="000000" w:themeColor="text1"/>
+                <w:sz w:val="28"/>
+                <w:szCs w:val="28"/>
+              </w:rPr>
+            </w:pPr>
+            <w:r>
+              <w:rPr>
+                <w:rFonts w:ascii="Times New Roman" w:hAnsi="Times New Roman" w:cs="Times New Roman" w:eastAsia="標楷體"/>
+                <w:color w:val="000000" w:themeColor="text1"/>
+                <w:sz w:val="28"/>
+                <w:szCs w:val="28"/>
               </w:rPr>
               <w:t>使用者資料管理、訂閱狀態查看與點數管理功能</w:t>
             </w:r>
@@ -2058,16 +2131,18 @@
               </w:numPr>
               <w:ind w:leftChars="0"/>
               <w:rPr>
-                <w:color w:val="000000" w:themeColor="text1"/>
-                <w:sz w:val="30"/>
-                <w:szCs w:val="30"/>
-              </w:rPr>
-            </w:pPr>
-            <w:r>
-              <w:rPr>
-                <w:color w:val="000000" w:themeColor="text1"/>
-                <w:sz w:val="30"/>
-                <w:szCs w:val="30"/>
+                <w:rFonts w:ascii="Times New Roman" w:hAnsi="Times New Roman" w:cs="Times New Roman" w:eastAsia="標楷體"/>
+                <w:color w:val="000000" w:themeColor="text1"/>
+                <w:sz w:val="28"/>
+                <w:szCs w:val="28"/>
+              </w:rPr>
+            </w:pPr>
+            <w:r>
+              <w:rPr>
+                <w:rFonts w:ascii="Times New Roman" w:hAnsi="Times New Roman" w:cs="Times New Roman" w:eastAsia="標楷體"/>
+                <w:color w:val="000000" w:themeColor="text1"/>
+                <w:sz w:val="28"/>
+                <w:szCs w:val="28"/>
               </w:rPr>
               <w:t>購買紀錄查詢與照片管控</w:t>
             </w:r>
@@ -2081,16 +2156,18 @@
               </w:numPr>
               <w:ind w:leftChars="0"/>
               <w:rPr>
-                <w:color w:val="000000" w:themeColor="text1"/>
-                <w:sz w:val="30"/>
-                <w:szCs w:val="30"/>
-              </w:rPr>
-            </w:pPr>
-            <w:r>
-              <w:rPr>
-                <w:color w:val="000000" w:themeColor="text1"/>
-                <w:sz w:val="30"/>
-                <w:szCs w:val="30"/>
+                <w:rFonts w:ascii="Times New Roman" w:hAnsi="Times New Roman" w:cs="Times New Roman" w:eastAsia="標楷體"/>
+                <w:color w:val="000000" w:themeColor="text1"/>
+                <w:sz w:val="28"/>
+                <w:szCs w:val="28"/>
+              </w:rPr>
+            </w:pPr>
+            <w:r>
+              <w:rPr>
+                <w:rFonts w:ascii="Times New Roman" w:hAnsi="Times New Roman" w:cs="Times New Roman" w:eastAsia="標楷體"/>
+                <w:color w:val="000000" w:themeColor="text1"/>
+                <w:sz w:val="28"/>
+                <w:szCs w:val="28"/>
               </w:rPr>
               <w:t>系統內容維護，教材單字、測驗題目與閱讀文章管理</w:t>
             </w:r>
@@ -2104,16 +2181,18 @@
               </w:numPr>
               <w:ind w:leftChars="0"/>
               <w:rPr>
-                <w:color w:val="000000" w:themeColor="text1"/>
-                <w:sz w:val="30"/>
-                <w:szCs w:val="30"/>
-              </w:rPr>
-            </w:pPr>
-            <w:r>
-              <w:rPr>
-                <w:color w:val="000000" w:themeColor="text1"/>
-                <w:sz w:val="30"/>
-                <w:szCs w:val="30"/>
+                <w:rFonts w:ascii="Times New Roman" w:hAnsi="Times New Roman" w:cs="Times New Roman" w:eastAsia="標楷體"/>
+                <w:color w:val="000000" w:themeColor="text1"/>
+                <w:sz w:val="28"/>
+                <w:szCs w:val="28"/>
+              </w:rPr>
+            </w:pPr>
+            <w:r>
+              <w:rPr>
+                <w:rFonts w:ascii="Times New Roman" w:hAnsi="Times New Roman" w:cs="Times New Roman" w:eastAsia="標楷體"/>
+                <w:color w:val="000000" w:themeColor="text1"/>
+                <w:sz w:val="28"/>
+                <w:szCs w:val="28"/>
               </w:rPr>
               <w:t>使用者學習狀況追蹤，學習小組總覽、造句與朗讀紀錄</w:t>
             </w:r>
@@ -2127,17 +2206,18 @@
               </w:numPr>
               <w:ind w:leftChars="0"/>
               <w:rPr>
-                <w:rFonts w:hint="eastAsia"/>
-                <w:color w:val="000000" w:themeColor="text1"/>
-                <w:sz w:val="30"/>
-                <w:szCs w:val="30"/>
-              </w:rPr>
-            </w:pPr>
-            <w:r>
-              <w:rPr>
-                <w:color w:val="000000" w:themeColor="text1"/>
-                <w:sz w:val="30"/>
-                <w:szCs w:val="30"/>
+                <w:rFonts w:hint="eastAsia" w:ascii="Times New Roman" w:hAnsi="Times New Roman" w:cs="Times New Roman" w:eastAsia="標楷體"/>
+                <w:color w:val="000000" w:themeColor="text1"/>
+                <w:sz w:val="28"/>
+                <w:szCs w:val="28"/>
+              </w:rPr>
+            </w:pPr>
+            <w:r>
+              <w:rPr>
+                <w:rFonts w:ascii="Times New Roman" w:hAnsi="Times New Roman" w:cs="Times New Roman" w:eastAsia="標楷體"/>
+                <w:color w:val="000000" w:themeColor="text1"/>
+                <w:sz w:val="28"/>
+                <w:szCs w:val="28"/>
               </w:rPr>
               <w:t>成就徽章管理與意見回饋管理功能</w:t>
             </w:r>
@@ -2151,17 +2231,18 @@
               </w:numPr>
               <w:ind w:leftChars="0"/>
               <w:rPr>
-                <w:rFonts w:hint="eastAsia"/>
-                <w:color w:val="000000" w:themeColor="text1"/>
-                <w:sz w:val="30"/>
-                <w:szCs w:val="30"/>
-              </w:rPr>
-            </w:pPr>
-            <w:r>
-              <w:rPr>
-                <w:color w:val="000000" w:themeColor="text1"/>
-                <w:sz w:val="30"/>
-                <w:szCs w:val="30"/>
+                <w:rFonts w:hint="eastAsia" w:ascii="Times New Roman" w:hAnsi="Times New Roman" w:cs="Times New Roman" w:eastAsia="標楷體"/>
+                <w:color w:val="000000" w:themeColor="text1"/>
+                <w:sz w:val="28"/>
+                <w:szCs w:val="28"/>
+              </w:rPr>
+            </w:pPr>
+            <w:r>
+              <w:rPr>
+                <w:rFonts w:ascii="Times New Roman" w:hAnsi="Times New Roman" w:cs="Times New Roman" w:eastAsia="標楷體"/>
+                <w:color w:val="000000" w:themeColor="text1"/>
+                <w:sz w:val="28"/>
+                <w:szCs w:val="28"/>
               </w:rPr>
               <w:t xml:space="preserve">管理員帳號與權限管理、訂閱方案與點數方案管理</w:t>
             </w:r>
@@ -2175,17 +2256,18 @@
               </w:numPr>
               <w:ind w:leftChars="0"/>
               <w:rPr>
-                <w:rFonts w:hint="eastAsia"/>
-                <w:color w:val="000000" w:themeColor="text1"/>
-                <w:sz w:val="30"/>
-                <w:szCs w:val="30"/>
-              </w:rPr>
-            </w:pPr>
-            <w:r>
-              <w:rPr>
-                <w:color w:val="000000" w:themeColor="text1"/>
-                <w:sz w:val="30"/>
-                <w:szCs w:val="30"/>
+                <w:rFonts w:hint="eastAsia" w:ascii="Times New Roman" w:hAnsi="Times New Roman" w:cs="Times New Roman" w:eastAsia="標楷體"/>
+                <w:color w:val="000000" w:themeColor="text1"/>
+                <w:sz w:val="28"/>
+                <w:szCs w:val="28"/>
+              </w:rPr>
+            </w:pPr>
+            <w:r>
+              <w:rPr>
+                <w:rFonts w:ascii="Times New Roman" w:hAnsi="Times New Roman" w:cs="Times New Roman" w:eastAsia="標楷體"/>
+                <w:color w:val="000000" w:themeColor="text1"/>
+                <w:sz w:val="28"/>
+                <w:szCs w:val="28"/>
               </w:rPr>
               <w:t xml:space="preserve">學校管理、老師帳號建立與申請審核（校園教育版）</w:t>
             </w:r>
@@ -2202,18 +2284,18 @@
             <w:pPr>
               <w:jc w:val="center"/>
               <w:rPr>
-                <w:rFonts w:hint="eastAsia"/>
-                <w:color w:val="000000" w:themeColor="text1"/>
-                <w:sz w:val="30"/>
-                <w:szCs w:val="30"/>
-              </w:rPr>
-            </w:pPr>
-            <w:r>
-              <w:rPr>
-                <w:rFonts w:hint="eastAsia"/>
-                <w:color w:val="000000" w:themeColor="text1"/>
-                <w:sz w:val="30"/>
-                <w:szCs w:val="30"/>
+                <w:rFonts w:hint="eastAsia" w:ascii="Times New Roman" w:hAnsi="Times New Roman" w:cs="Times New Roman" w:eastAsia="標楷體"/>
+                <w:color w:val="000000" w:themeColor="text1"/>
+                <w:sz w:val="28"/>
+                <w:szCs w:val="28"/>
+              </w:rPr>
+            </w:pPr>
+            <w:r>
+              <w:rPr>
+                <w:rFonts w:hint="eastAsia" w:ascii="Times New Roman" w:hAnsi="Times New Roman" w:cs="Times New Roman" w:eastAsia="標楷體"/>
+                <w:color w:val="000000" w:themeColor="text1"/>
+                <w:sz w:val="28"/>
+                <w:szCs w:val="28"/>
               </w:rPr>
               <w:t>A11</w:t>
             </w:r>
@@ -2228,18 +2310,18 @@
             <w:pPr>
               <w:jc w:val="center"/>
               <w:rPr>
-                <w:rFonts w:hint="eastAsia"/>
-                <w:color w:val="000000" w:themeColor="text1"/>
-                <w:sz w:val="30"/>
-                <w:szCs w:val="30"/>
-              </w:rPr>
-            </w:pPr>
-            <w:r>
-              <w:rPr>
-                <w:rFonts w:hint="eastAsia"/>
-                <w:color w:val="000000" w:themeColor="text1"/>
-                <w:sz w:val="30"/>
-                <w:szCs w:val="30"/>
+                <w:rFonts w:hint="eastAsia" w:ascii="Times New Roman" w:hAnsi="Times New Roman" w:cs="Times New Roman" w:eastAsia="標楷體"/>
+                <w:color w:val="000000" w:themeColor="text1"/>
+                <w:sz w:val="28"/>
+                <w:szCs w:val="28"/>
+              </w:rPr>
+            </w:pPr>
+            <w:r>
+              <w:rPr>
+                <w:rFonts w:hint="eastAsia" w:ascii="Times New Roman" w:hAnsi="Times New Roman" w:cs="Times New Roman" w:eastAsia="標楷體"/>
+                <w:color w:val="000000" w:themeColor="text1"/>
+                <w:sz w:val="28"/>
+                <w:szCs w:val="28"/>
               </w:rPr>
               <w:t>閱讀系統</w:t>
             </w:r>
@@ -2258,24 +2340,27 @@
               </w:numPr>
               <w:ind w:leftChars="0"/>
               <w:rPr>
-                <w:color w:val="000000" w:themeColor="text1"/>
-                <w:sz w:val="30"/>
-                <w:szCs w:val="30"/>
-              </w:rPr>
-            </w:pPr>
-            <w:r>
-              <w:rPr>
-                <w:color w:val="000000" w:themeColor="text1"/>
-                <w:sz w:val="30"/>
-                <w:szCs w:val="30"/>
+                <w:rFonts w:ascii="Times New Roman" w:hAnsi="Times New Roman" w:cs="Times New Roman" w:eastAsia="標楷體"/>
+                <w:color w:val="000000" w:themeColor="text1"/>
+                <w:sz w:val="28"/>
+                <w:szCs w:val="28"/>
+              </w:rPr>
+            </w:pPr>
+            <w:r>
+              <w:rPr>
+                <w:rFonts w:ascii="Times New Roman" w:hAnsi="Times New Roman" w:cs="Times New Roman" w:eastAsia="標楷體"/>
+                <w:color w:val="000000" w:themeColor="text1"/>
+                <w:sz w:val="28"/>
+                <w:szCs w:val="28"/>
               </w:rPr>
               <w:t>分級文章閱讀與新文章解鎖機制</w:t>
             </w:r>
             <w:r>
               <w:rPr>
-                <w:color w:val="000000" w:themeColor="text1"/>
-                <w:sz w:val="30"/>
-                <w:szCs w:val="30"/>
+                <w:rFonts w:ascii="Times New Roman" w:hAnsi="Times New Roman" w:cs="Times New Roman" w:eastAsia="標楷體"/>
+                <w:color w:val="000000" w:themeColor="text1"/>
+                <w:sz w:val="28"/>
+                <w:szCs w:val="28"/>
               </w:rPr>
               <w:t xml:space="preserve"> </w:t>
             </w:r>
@@ -2289,40 +2374,45 @@
               </w:numPr>
               <w:ind w:leftChars="0"/>
               <w:rPr>
-                <w:color w:val="000000" w:themeColor="text1"/>
-                <w:sz w:val="30"/>
-                <w:szCs w:val="30"/>
-              </w:rPr>
-            </w:pPr>
-            <w:r>
-              <w:rPr>
-                <w:color w:val="000000" w:themeColor="text1"/>
-                <w:sz w:val="30"/>
-                <w:szCs w:val="30"/>
+                <w:rFonts w:ascii="Times New Roman" w:hAnsi="Times New Roman" w:cs="Times New Roman" w:eastAsia="標楷體"/>
+                <w:color w:val="000000" w:themeColor="text1"/>
+                <w:sz w:val="28"/>
+                <w:szCs w:val="28"/>
+              </w:rPr>
+            </w:pPr>
+            <w:r>
+              <w:rPr>
+                <w:rFonts w:ascii="Times New Roman" w:hAnsi="Times New Roman" w:cs="Times New Roman" w:eastAsia="標楷體"/>
+                <w:color w:val="000000" w:themeColor="text1"/>
+                <w:sz w:val="28"/>
+                <w:szCs w:val="28"/>
               </w:rPr>
               <w:t>語音朗讀與</w:t>
             </w:r>
             <w:r>
               <w:rPr>
-                <w:color w:val="000000" w:themeColor="text1"/>
-                <w:sz w:val="30"/>
-                <w:szCs w:val="30"/>
+                <w:rFonts w:ascii="Times New Roman" w:hAnsi="Times New Roman" w:cs="Times New Roman" w:eastAsia="標楷體"/>
+                <w:color w:val="000000" w:themeColor="text1"/>
+                <w:sz w:val="28"/>
+                <w:szCs w:val="28"/>
               </w:rPr>
               <w:t xml:space="preserve"> AI </w:t>
             </w:r>
             <w:r>
               <w:rPr>
-                <w:color w:val="000000" w:themeColor="text1"/>
-                <w:sz w:val="30"/>
-                <w:szCs w:val="30"/>
+                <w:rFonts w:ascii="Times New Roman" w:hAnsi="Times New Roman" w:cs="Times New Roman" w:eastAsia="標楷體"/>
+                <w:color w:val="000000" w:themeColor="text1"/>
+                <w:sz w:val="28"/>
+                <w:szCs w:val="28"/>
               </w:rPr>
               <w:t>評分功能，並保留朗讀歷史紀錄</w:t>
             </w:r>
             <w:r>
               <w:rPr>
-                <w:color w:val="000000" w:themeColor="text1"/>
-                <w:sz w:val="30"/>
-                <w:szCs w:val="30"/>
+                <w:rFonts w:ascii="Times New Roman" w:hAnsi="Times New Roman" w:cs="Times New Roman" w:eastAsia="標楷體"/>
+                <w:color w:val="000000" w:themeColor="text1"/>
+                <w:sz w:val="28"/>
+                <w:szCs w:val="28"/>
               </w:rPr>
               <w:t xml:space="preserve"> </w:t>
             </w:r>
@@ -2336,24 +2426,27 @@
               </w:numPr>
               <w:ind w:leftChars="0"/>
               <w:rPr>
-                <w:color w:val="000000" w:themeColor="text1"/>
-                <w:sz w:val="30"/>
-                <w:szCs w:val="30"/>
-              </w:rPr>
-            </w:pPr>
-            <w:r>
-              <w:rPr>
-                <w:color w:val="000000" w:themeColor="text1"/>
-                <w:sz w:val="30"/>
-                <w:szCs w:val="30"/>
+                <w:rFonts w:ascii="Times New Roman" w:hAnsi="Times New Roman" w:cs="Times New Roman" w:eastAsia="標楷體"/>
+                <w:color w:val="000000" w:themeColor="text1"/>
+                <w:sz w:val="28"/>
+                <w:szCs w:val="28"/>
+              </w:rPr>
+            </w:pPr>
+            <w:r>
+              <w:rPr>
+                <w:rFonts w:ascii="Times New Roman" w:hAnsi="Times New Roman" w:cs="Times New Roman" w:eastAsia="標楷體"/>
+                <w:color w:val="000000" w:themeColor="text1"/>
+                <w:sz w:val="28"/>
+                <w:szCs w:val="28"/>
               </w:rPr>
               <w:t>文章假名標音、文章內容翻譯與重點文法解析功能</w:t>
             </w:r>
             <w:r>
               <w:rPr>
-                <w:color w:val="000000" w:themeColor="text1"/>
-                <w:sz w:val="30"/>
-                <w:szCs w:val="30"/>
+                <w:rFonts w:ascii="Times New Roman" w:hAnsi="Times New Roman" w:cs="Times New Roman" w:eastAsia="標楷體"/>
+                <w:color w:val="000000" w:themeColor="text1"/>
+                <w:sz w:val="28"/>
+                <w:szCs w:val="28"/>
               </w:rPr>
               <w:t xml:space="preserve"> </w:t>
             </w:r>
@@ -2367,26 +2460,28 @@
               </w:numPr>
               <w:ind w:leftChars="0"/>
               <w:rPr>
-                <w:rFonts w:hint="eastAsia"/>
-                <w:color w:val="000000" w:themeColor="text1"/>
-                <w:sz w:val="30"/>
-                <w:szCs w:val="30"/>
-              </w:rPr>
-            </w:pPr>
-            <w:r>
-              <w:rPr>
-                <w:color w:val="000000" w:themeColor="text1"/>
-                <w:sz w:val="30"/>
-                <w:szCs w:val="30"/>
+                <w:rFonts w:hint="eastAsia" w:ascii="Times New Roman" w:hAnsi="Times New Roman" w:cs="Times New Roman" w:eastAsia="標楷體"/>
+                <w:color w:val="000000" w:themeColor="text1"/>
+                <w:sz w:val="28"/>
+                <w:szCs w:val="28"/>
+              </w:rPr>
+            </w:pPr>
+            <w:r>
+              <w:rPr>
+                <w:rFonts w:ascii="Times New Roman" w:hAnsi="Times New Roman" w:cs="Times New Roman" w:eastAsia="標楷體"/>
+                <w:color w:val="000000" w:themeColor="text1"/>
+                <w:sz w:val="28"/>
+                <w:szCs w:val="28"/>
               </w:rPr>
               <w:lastRenderedPageBreak/>
               <w:t>文章單字長按收藏功能，將生詞加入收藏夾</w:t>
             </w:r>
             <w:r>
               <w:rPr>
-                <w:color w:val="000000" w:themeColor="text1"/>
-                <w:sz w:val="30"/>
-                <w:szCs w:val="30"/>
+                <w:rFonts w:ascii="Times New Roman" w:hAnsi="Times New Roman" w:cs="Times New Roman" w:eastAsia="標楷體"/>
+                <w:color w:val="000000" w:themeColor="text1"/>
+                <w:sz w:val="28"/>
+                <w:szCs w:val="28"/>
               </w:rPr>
               <w:t xml:space="preserve"> </w:t>
             </w:r>
@@ -2403,18 +2498,18 @@
             <w:pPr>
               <w:jc w:val="center"/>
               <w:rPr>
-                <w:rFonts w:hint="eastAsia"/>
-                <w:color w:val="000000" w:themeColor="text1"/>
-                <w:sz w:val="30"/>
-                <w:szCs w:val="30"/>
-              </w:rPr>
-            </w:pPr>
-            <w:r>
-              <w:rPr>
-                <w:rFonts w:hint="eastAsia"/>
-                <w:color w:val="000000" w:themeColor="text1"/>
-                <w:sz w:val="30"/>
-                <w:szCs w:val="30"/>
+                <w:rFonts w:hint="eastAsia" w:ascii="Times New Roman" w:hAnsi="Times New Roman" w:cs="Times New Roman" w:eastAsia="標楷體"/>
+                <w:color w:val="000000" w:themeColor="text1"/>
+                <w:sz w:val="28"/>
+                <w:szCs w:val="28"/>
+              </w:rPr>
+            </w:pPr>
+            <w:r>
+              <w:rPr>
+                <w:rFonts w:hint="eastAsia" w:ascii="Times New Roman" w:hAnsi="Times New Roman" w:cs="Times New Roman" w:eastAsia="標楷體"/>
+                <w:color w:val="000000" w:themeColor="text1"/>
+                <w:sz w:val="28"/>
+                <w:szCs w:val="28"/>
               </w:rPr>
               <w:lastRenderedPageBreak/>
               <w:t>A12</w:t>
@@ -2430,18 +2525,18 @@
             <w:pPr>
               <w:jc w:val="center"/>
               <w:rPr>
-                <w:rFonts w:hint="eastAsia"/>
-                <w:color w:val="000000" w:themeColor="text1"/>
-                <w:sz w:val="30"/>
-                <w:szCs w:val="30"/>
-              </w:rPr>
-            </w:pPr>
-            <w:r>
-              <w:rPr>
-                <w:rFonts w:hint="eastAsia"/>
-                <w:color w:val="000000" w:themeColor="text1"/>
-                <w:sz w:val="30"/>
-                <w:szCs w:val="30"/>
+                <w:rFonts w:hint="eastAsia" w:ascii="Times New Roman" w:hAnsi="Times New Roman" w:cs="Times New Roman" w:eastAsia="標楷體"/>
+                <w:color w:val="000000" w:themeColor="text1"/>
+                <w:sz w:val="28"/>
+                <w:szCs w:val="28"/>
+              </w:rPr>
+            </w:pPr>
+            <w:r>
+              <w:rPr>
+                <w:rFonts w:hint="eastAsia" w:ascii="Times New Roman" w:hAnsi="Times New Roman" w:cs="Times New Roman" w:eastAsia="標楷體"/>
+                <w:color w:val="000000" w:themeColor="text1"/>
+                <w:sz w:val="28"/>
+                <w:szCs w:val="28"/>
               </w:rPr>
               <w:t>造句系統</w:t>
             </w:r>
@@ -2460,24 +2555,27 @@
               </w:numPr>
               <w:ind w:leftChars="0"/>
               <w:rPr>
-                <w:color w:val="000000" w:themeColor="text1"/>
-                <w:sz w:val="30"/>
-                <w:szCs w:val="30"/>
-              </w:rPr>
-            </w:pPr>
-            <w:r>
-              <w:rPr>
-                <w:color w:val="000000" w:themeColor="text1"/>
-                <w:sz w:val="30"/>
-                <w:szCs w:val="30"/>
+                <w:rFonts w:ascii="Times New Roman" w:hAnsi="Times New Roman" w:cs="Times New Roman" w:eastAsia="標楷體"/>
+                <w:color w:val="000000" w:themeColor="text1"/>
+                <w:sz w:val="28"/>
+                <w:szCs w:val="28"/>
+              </w:rPr>
+            </w:pPr>
+            <w:r>
+              <w:rPr>
+                <w:rFonts w:ascii="Times New Roman" w:hAnsi="Times New Roman" w:cs="Times New Roman" w:eastAsia="標楷體"/>
+                <w:color w:val="000000" w:themeColor="text1"/>
+                <w:sz w:val="28"/>
+                <w:szCs w:val="28"/>
               </w:rPr>
               <w:t>提供分級文法造句挑戰功能</w:t>
             </w:r>
             <w:r>
               <w:rPr>
-                <w:color w:val="000000" w:themeColor="text1"/>
-                <w:sz w:val="30"/>
-                <w:szCs w:val="30"/>
+                <w:rFonts w:ascii="Times New Roman" w:hAnsi="Times New Roman" w:cs="Times New Roman" w:eastAsia="標楷體"/>
+                <w:color w:val="000000" w:themeColor="text1"/>
+                <w:sz w:val="28"/>
+                <w:szCs w:val="28"/>
               </w:rPr>
               <w:t xml:space="preserve"> </w:t>
             </w:r>
@@ -2491,25 +2589,27 @@
               </w:numPr>
               <w:ind w:leftChars="0"/>
               <w:rPr>
-                <w:rFonts w:hint="eastAsia"/>
-                <w:color w:val="000000" w:themeColor="text1"/>
-                <w:sz w:val="30"/>
-                <w:szCs w:val="30"/>
-              </w:rPr>
-            </w:pPr>
-            <w:r>
-              <w:rPr>
-                <w:color w:val="000000" w:themeColor="text1"/>
-                <w:sz w:val="30"/>
-                <w:szCs w:val="30"/>
+                <w:rFonts w:hint="eastAsia" w:ascii="Times New Roman" w:hAnsi="Times New Roman" w:cs="Times New Roman" w:eastAsia="標楷體"/>
+                <w:color w:val="000000" w:themeColor="text1"/>
+                <w:sz w:val="28"/>
+                <w:szCs w:val="28"/>
+              </w:rPr>
+            </w:pPr>
+            <w:r>
+              <w:rPr>
+                <w:rFonts w:ascii="Times New Roman" w:hAnsi="Times New Roman" w:cs="Times New Roman" w:eastAsia="標楷體"/>
+                <w:color w:val="000000" w:themeColor="text1"/>
+                <w:sz w:val="28"/>
+                <w:szCs w:val="28"/>
               </w:rPr>
               <w:t>支援個人收藏夾連動功能</w:t>
             </w:r>
             <w:r>
               <w:rPr>
-                <w:color w:val="000000" w:themeColor="text1"/>
-                <w:sz w:val="30"/>
-                <w:szCs w:val="30"/>
+                <w:rFonts w:ascii="Times New Roman" w:hAnsi="Times New Roman" w:cs="Times New Roman" w:eastAsia="標楷體"/>
+                <w:color w:val="000000" w:themeColor="text1"/>
+                <w:sz w:val="28"/>
+                <w:szCs w:val="28"/>
               </w:rPr>
               <w:t xml:space="preserve"> </w:t>
             </w:r>
@@ -2523,40 +2623,45 @@
               </w:numPr>
               <w:ind w:leftChars="0"/>
               <w:rPr>
-                <w:color w:val="000000" w:themeColor="text1"/>
-                <w:sz w:val="30"/>
-                <w:szCs w:val="30"/>
-              </w:rPr>
-            </w:pPr>
-            <w:r>
-              <w:rPr>
-                <w:color w:val="000000" w:themeColor="text1"/>
-                <w:sz w:val="30"/>
-                <w:szCs w:val="30"/>
+                <w:rFonts w:ascii="Times New Roman" w:hAnsi="Times New Roman" w:cs="Times New Roman" w:eastAsia="標楷體"/>
+                <w:color w:val="000000" w:themeColor="text1"/>
+                <w:sz w:val="28"/>
+                <w:szCs w:val="28"/>
+              </w:rPr>
+            </w:pPr>
+            <w:r>
+              <w:rPr>
+                <w:rFonts w:ascii="Times New Roman" w:hAnsi="Times New Roman" w:cs="Times New Roman" w:eastAsia="標楷體"/>
+                <w:color w:val="000000" w:themeColor="text1"/>
+                <w:sz w:val="28"/>
+                <w:szCs w:val="28"/>
               </w:rPr>
               <w:t>系統透過</w:t>
             </w:r>
             <w:r>
               <w:rPr>
-                <w:color w:val="000000" w:themeColor="text1"/>
-                <w:sz w:val="30"/>
-                <w:szCs w:val="30"/>
+                <w:rFonts w:ascii="Times New Roman" w:hAnsi="Times New Roman" w:cs="Times New Roman" w:eastAsia="標楷體"/>
+                <w:color w:val="000000" w:themeColor="text1"/>
+                <w:sz w:val="28"/>
+                <w:szCs w:val="28"/>
               </w:rPr>
               <w:t xml:space="preserve"> AI </w:t>
             </w:r>
             <w:r>
               <w:rPr>
-                <w:color w:val="000000" w:themeColor="text1"/>
-                <w:sz w:val="30"/>
-                <w:szCs w:val="30"/>
+                <w:rFonts w:ascii="Times New Roman" w:hAnsi="Times New Roman" w:cs="Times New Roman" w:eastAsia="標楷體"/>
+                <w:color w:val="000000" w:themeColor="text1"/>
+                <w:sz w:val="28"/>
+                <w:szCs w:val="28"/>
               </w:rPr>
               <w:t>自動進行批改修正</w:t>
             </w:r>
             <w:r>
               <w:rPr>
-                <w:color w:val="000000" w:themeColor="text1"/>
-                <w:sz w:val="30"/>
-                <w:szCs w:val="30"/>
+                <w:rFonts w:ascii="Times New Roman" w:hAnsi="Times New Roman" w:cs="Times New Roman" w:eastAsia="標楷體"/>
+                <w:color w:val="000000" w:themeColor="text1"/>
+                <w:sz w:val="28"/>
+                <w:szCs w:val="28"/>
               </w:rPr>
               <w:t xml:space="preserve"> </w:t>
             </w:r>
@@ -2570,25 +2675,27 @@
               </w:numPr>
               <w:ind w:leftChars="0"/>
               <w:rPr>
-                <w:rFonts w:hint="eastAsia"/>
-                <w:color w:val="000000" w:themeColor="text1"/>
-                <w:sz w:val="30"/>
-                <w:szCs w:val="30"/>
-              </w:rPr>
-            </w:pPr>
-            <w:r>
-              <w:rPr>
-                <w:color w:val="000000" w:themeColor="text1"/>
-                <w:sz w:val="30"/>
-                <w:szCs w:val="30"/>
+                <w:rFonts w:hint="eastAsia" w:ascii="Times New Roman" w:hAnsi="Times New Roman" w:cs="Times New Roman" w:eastAsia="標楷體"/>
+                <w:color w:val="000000" w:themeColor="text1"/>
+                <w:sz w:val="28"/>
+                <w:szCs w:val="28"/>
+              </w:rPr>
+            </w:pPr>
+            <w:r>
+              <w:rPr>
+                <w:rFonts w:ascii="Times New Roman" w:hAnsi="Times New Roman" w:cs="Times New Roman" w:eastAsia="標楷體"/>
+                <w:color w:val="000000" w:themeColor="text1"/>
+                <w:sz w:val="28"/>
+                <w:szCs w:val="28"/>
               </w:rPr>
               <w:t>保留造句歷史紀錄，並提供挑戰完成後的獎勵領取功能</w:t>
             </w:r>
             <w:r>
               <w:rPr>
-                <w:color w:val="000000" w:themeColor="text1"/>
-                <w:sz w:val="30"/>
-                <w:szCs w:val="30"/>
+                <w:rFonts w:ascii="Times New Roman" w:hAnsi="Times New Roman" w:cs="Times New Roman" w:eastAsia="標楷體"/>
+                <w:color w:val="000000" w:themeColor="text1"/>
+                <w:sz w:val="28"/>
+                <w:szCs w:val="28"/>
               </w:rPr>
               <w:t xml:space="preserve"> </w:t>
             </w:r>
@@ -2605,18 +2712,18 @@
             <w:pPr>
               <w:jc w:val="center"/>
               <w:rPr>
-                <w:rFonts w:hint="eastAsia"/>
-                <w:color w:val="000000" w:themeColor="text1"/>
-                <w:sz w:val="30"/>
-                <w:szCs w:val="30"/>
-              </w:rPr>
-            </w:pPr>
-            <w:r>
-              <w:rPr>
-                <w:rFonts w:hint="eastAsia"/>
-                <w:color w:val="000000" w:themeColor="text1"/>
-                <w:sz w:val="30"/>
-                <w:szCs w:val="30"/>
+                <w:rFonts w:hint="eastAsia" w:ascii="Times New Roman" w:hAnsi="Times New Roman" w:cs="Times New Roman" w:eastAsia="標楷體"/>
+                <w:color w:val="000000" w:themeColor="text1"/>
+                <w:sz w:val="28"/>
+                <w:szCs w:val="28"/>
+              </w:rPr>
+            </w:pPr>
+            <w:r>
+              <w:rPr>
+                <w:rFonts w:hint="eastAsia" w:ascii="Times New Roman" w:hAnsi="Times New Roman" w:cs="Times New Roman" w:eastAsia="標楷體"/>
+                <w:color w:val="000000" w:themeColor="text1"/>
+                <w:sz w:val="28"/>
+                <w:szCs w:val="28"/>
               </w:rPr>
               <w:t>A13</w:t>
             </w:r>
@@ -2631,18 +2738,18 @@
             <w:pPr>
               <w:jc w:val="center"/>
               <w:rPr>
-                <w:rFonts w:hint="eastAsia"/>
-                <w:color w:val="000000" w:themeColor="text1"/>
-                <w:sz w:val="30"/>
-                <w:szCs w:val="30"/>
-              </w:rPr>
-            </w:pPr>
-            <w:r>
-              <w:rPr>
-                <w:rFonts w:hint="eastAsia"/>
-                <w:color w:val="000000" w:themeColor="text1"/>
-                <w:sz w:val="30"/>
-                <w:szCs w:val="30"/>
+                <w:rFonts w:hint="eastAsia" w:ascii="Times New Roman" w:hAnsi="Times New Roman" w:cs="Times New Roman" w:eastAsia="標楷體"/>
+                <w:color w:val="000000" w:themeColor="text1"/>
+                <w:sz w:val="28"/>
+                <w:szCs w:val="28"/>
+              </w:rPr>
+            </w:pPr>
+            <w:r>
+              <w:rPr>
+                <w:rFonts w:hint="eastAsia" w:ascii="Times New Roman" w:hAnsi="Times New Roman" w:cs="Times New Roman" w:eastAsia="標楷體"/>
+                <w:color w:val="000000" w:themeColor="text1"/>
+                <w:sz w:val="28"/>
+                <w:szCs w:val="28"/>
               </w:rPr>
               <w:t>校園教育版</w:t>
             </w:r>
@@ -2661,24 +2768,27 @@
               </w:numPr>
               <w:ind w:leftChars="0"/>
               <w:rPr>
-                <w:color w:val="000000" w:themeColor="text1"/>
-                <w:sz w:val="30"/>
-                <w:szCs w:val="30"/>
-              </w:rPr>
-            </w:pPr>
-            <w:r>
-              <w:rPr>
-                <w:color w:val="000000" w:themeColor="text1"/>
-                <w:sz w:val="30"/>
-                <w:szCs w:val="30"/>
+                <w:rFonts w:ascii="Times New Roman" w:hAnsi="Times New Roman" w:cs="Times New Roman" w:eastAsia="標楷體"/>
+                <w:color w:val="000000" w:themeColor="text1"/>
+                <w:sz w:val="28"/>
+                <w:szCs w:val="28"/>
+              </w:rPr>
+            </w:pPr>
+            <w:r>
+              <w:rPr>
+                <w:rFonts w:ascii="Times New Roman" w:hAnsi="Times New Roman" w:cs="Times New Roman" w:eastAsia="標楷體"/>
+                <w:color w:val="000000" w:themeColor="text1"/>
+                <w:sz w:val="28"/>
+                <w:szCs w:val="28"/>
               </w:rPr>
               <w:t>提供一般版與教育版之入口選擇介面</w:t>
             </w:r>
             <w:r>
               <w:rPr>
-                <w:color w:val="000000" w:themeColor="text1"/>
-                <w:sz w:val="30"/>
-                <w:szCs w:val="30"/>
+                <w:rFonts w:ascii="Times New Roman" w:hAnsi="Times New Roman" w:cs="Times New Roman" w:eastAsia="標楷體"/>
+                <w:color w:val="000000" w:themeColor="text1"/>
+                <w:sz w:val="28"/>
+                <w:szCs w:val="28"/>
               </w:rPr>
               <w:t xml:space="preserve"> </w:t>
             </w:r>
@@ -2692,16 +2802,18 @@
               </w:numPr>
               <w:ind w:leftChars="0"/>
               <w:rPr>
-                <w:color w:val="000000" w:themeColor="text1"/>
-                <w:sz w:val="30"/>
-                <w:szCs w:val="30"/>
-              </w:rPr>
-            </w:pPr>
-            <w:r>
-              <w:rPr>
-                <w:color w:val="000000" w:themeColor="text1"/>
-                <w:sz w:val="30"/>
-                <w:szCs w:val="30"/>
+                <w:rFonts w:ascii="Times New Roman" w:hAnsi="Times New Roman" w:cs="Times New Roman" w:eastAsia="標楷體"/>
+                <w:color w:val="000000" w:themeColor="text1"/>
+                <w:sz w:val="28"/>
+                <w:szCs w:val="28"/>
+              </w:rPr>
+            </w:pPr>
+            <w:r>
+              <w:rPr>
+                <w:rFonts w:ascii="Times New Roman" w:hAnsi="Times New Roman" w:cs="Times New Roman" w:eastAsia="標楷體"/>
+                <w:color w:val="000000" w:themeColor="text1"/>
+                <w:sz w:val="28"/>
+                <w:szCs w:val="28"/>
               </w:rPr>
               <w:t xml:space="preserve">支援學生以學校 Google 帳號或老師建立的帳號登入</w:t>
             </w:r>
@@ -2715,24 +2827,27 @@
               </w:numPr>
               <w:ind w:leftChars="0"/>
               <w:rPr>
-                <w:color w:val="000000" w:themeColor="text1"/>
-                <w:sz w:val="30"/>
-                <w:szCs w:val="30"/>
-              </w:rPr>
-            </w:pPr>
-            <w:r>
-              <w:rPr>
-                <w:color w:val="000000" w:themeColor="text1"/>
-                <w:sz w:val="30"/>
-                <w:szCs w:val="30"/>
+                <w:rFonts w:ascii="Times New Roman" w:hAnsi="Times New Roman" w:cs="Times New Roman" w:eastAsia="標楷體"/>
+                <w:color w:val="000000" w:themeColor="text1"/>
+                <w:sz w:val="28"/>
+                <w:szCs w:val="28"/>
+              </w:rPr>
+            </w:pPr>
+            <w:r>
+              <w:rPr>
+                <w:rFonts w:ascii="Times New Roman" w:hAnsi="Times New Roman" w:cs="Times New Roman" w:eastAsia="標楷體"/>
+                <w:color w:val="000000" w:themeColor="text1"/>
+                <w:sz w:val="28"/>
+                <w:szCs w:val="28"/>
               </w:rPr>
               <w:t>提供加入教室功能以進行班級連動</w:t>
             </w:r>
             <w:r>
               <w:rPr>
-                <w:color w:val="000000" w:themeColor="text1"/>
-                <w:sz w:val="30"/>
-                <w:szCs w:val="30"/>
+                <w:rFonts w:ascii="Times New Roman" w:hAnsi="Times New Roman" w:cs="Times New Roman" w:eastAsia="標楷體"/>
+                <w:color w:val="000000" w:themeColor="text1"/>
+                <w:sz w:val="28"/>
+                <w:szCs w:val="28"/>
               </w:rPr>
               <w:t xml:space="preserve"> </w:t>
             </w:r>
@@ -2746,17 +2861,18 @@
               </w:numPr>
               <w:ind w:leftChars="0"/>
               <w:rPr>
-                <w:rFonts w:hint="eastAsia"/>
-                <w:color w:val="000000" w:themeColor="text1"/>
-                <w:sz w:val="30"/>
-                <w:szCs w:val="30"/>
-              </w:rPr>
-            </w:pPr>
-            <w:r>
-              <w:rPr>
-                <w:color w:val="000000" w:themeColor="text1"/>
-                <w:sz w:val="30"/>
-                <w:szCs w:val="30"/>
+                <w:rFonts w:hint="eastAsia" w:ascii="Times New Roman" w:hAnsi="Times New Roman" w:cs="Times New Roman" w:eastAsia="標楷體"/>
+                <w:color w:val="000000" w:themeColor="text1"/>
+                <w:sz w:val="28"/>
+                <w:szCs w:val="28"/>
+              </w:rPr>
+            </w:pPr>
+            <w:r>
+              <w:rPr>
+                <w:rFonts w:ascii="Times New Roman" w:hAnsi="Times New Roman" w:cs="Times New Roman" w:eastAsia="標楷體"/>
+                <w:color w:val="000000" w:themeColor="text1"/>
+                <w:sz w:val="28"/>
+                <w:szCs w:val="28"/>
               </w:rPr>
               <w:t xml:space="preserve">支援教師進行作業指派、設定遲交規則與學生作業繳交功能</w:t>
             </w:r>
@@ -2770,17 +2886,18 @@
               </w:numPr>
               <w:ind w:leftChars="0"/>
               <w:rPr>
-                <w:rFonts w:hint="eastAsia"/>
-                <w:color w:val="000000" w:themeColor="text1"/>
-                <w:sz w:val="30"/>
-                <w:szCs w:val="30"/>
-              </w:rPr>
-            </w:pPr>
-            <w:r>
-              <w:rPr>
-                <w:color w:val="000000" w:themeColor="text1"/>
-                <w:sz w:val="30"/>
-                <w:szCs w:val="30"/>
+                <w:rFonts w:hint="eastAsia" w:ascii="Times New Roman" w:hAnsi="Times New Roman" w:cs="Times New Roman" w:eastAsia="標楷體"/>
+                <w:color w:val="000000" w:themeColor="text1"/>
+                <w:sz w:val="28"/>
+                <w:szCs w:val="28"/>
+              </w:rPr>
+            </w:pPr>
+            <w:r>
+              <w:rPr>
+                <w:rFonts w:ascii="Times New Roman" w:hAnsi="Times New Roman" w:cs="Times New Roman" w:eastAsia="標楷體"/>
+                <w:color w:val="000000" w:themeColor="text1"/>
+                <w:sz w:val="28"/>
+                <w:szCs w:val="28"/>
               </w:rPr>
               <w:t xml:space="preserve">提供班級公告，學生端顯示未讀提示</w:t>
             </w:r>
@@ -2794,17 +2911,18 @@
               </w:numPr>
               <w:ind w:leftChars="0"/>
               <w:rPr>
-                <w:rFonts w:hint="eastAsia"/>
-                <w:color w:val="000000" w:themeColor="text1"/>
-                <w:sz w:val="30"/>
-                <w:szCs w:val="30"/>
-              </w:rPr>
-            </w:pPr>
-            <w:r>
-              <w:rPr>
-                <w:color w:val="000000" w:themeColor="text1"/>
-                <w:sz w:val="30"/>
-                <w:szCs w:val="30"/>
+                <w:rFonts w:hint="eastAsia" w:ascii="Times New Roman" w:hAnsi="Times New Roman" w:cs="Times New Roman" w:eastAsia="標楷體"/>
+                <w:color w:val="000000" w:themeColor="text1"/>
+                <w:sz w:val="28"/>
+                <w:szCs w:val="28"/>
+              </w:rPr>
+            </w:pPr>
+            <w:r>
+              <w:rPr>
+                <w:rFonts w:ascii="Times New Roman" w:hAnsi="Times New Roman" w:cs="Times New Roman" w:eastAsia="標楷體"/>
+                <w:color w:val="000000" w:themeColor="text1"/>
+                <w:sz w:val="28"/>
+                <w:szCs w:val="28"/>
               </w:rPr>
               <w:t xml:space="preserve">提供成績總表、班級報表與學生學習成果查詢</w:t>
             </w:r>
@@ -2818,17 +2936,18 @@
               </w:numPr>
               <w:ind w:leftChars="0"/>
               <w:rPr>
-                <w:rFonts w:hint="eastAsia"/>
-                <w:color w:val="000000" w:themeColor="text1"/>
-                <w:sz w:val="30"/>
-                <w:szCs w:val="30"/>
-              </w:rPr>
-            </w:pPr>
-            <w:r>
-              <w:rPr>
-                <w:color w:val="000000" w:themeColor="text1"/>
-                <w:sz w:val="30"/>
-                <w:szCs w:val="30"/>
+                <w:rFonts w:hint="eastAsia" w:ascii="Times New Roman" w:hAnsi="Times New Roman" w:cs="Times New Roman" w:eastAsia="標楷體"/>
+                <w:color w:val="000000" w:themeColor="text1"/>
+                <w:sz w:val="28"/>
+                <w:szCs w:val="28"/>
+              </w:rPr>
+            </w:pPr>
+            <w:r>
+              <w:rPr>
+                <w:rFonts w:ascii="Times New Roman" w:hAnsi="Times New Roman" w:cs="Times New Roman" w:eastAsia="標楷體"/>
+                <w:color w:val="000000" w:themeColor="text1"/>
+                <w:sz w:val="28"/>
+                <w:szCs w:val="28"/>
               </w:rPr>
               <w:t xml:space="preserve">支援老師帳號申請、管理者審核與班級名冊管理</w:t>
             </w:r>
@@ -2839,61 +2958,61 @@
     <w:p>
       <w:pPr>
         <w:rPr>
-          <w:rFonts w:ascii="Segoe UI" w:eastAsia="PMingLiU" w:hAnsi="Segoe UI" w:cs="Segoe UI"/>
+          <w:rFonts w:ascii="Times New Roman" w:eastAsia="標楷體" w:hAnsi="Times New Roman" w:cs="Times New Roman"/>
           <w:color w:val="000000" w:themeColor="text1"/>
           <w:kern w:val="0"/>
-          <w:sz w:val="30"/>
-          <w:szCs w:val="30"/>
+          <w:sz w:val="28"/>
+          <w:szCs w:val="28"/>
         </w:rPr>
       </w:pPr>
     </w:p>
     <w:p>
       <w:pPr>
         <w:rPr>
-          <w:rFonts w:ascii="Segoe UI" w:eastAsia="PMingLiU" w:hAnsi="Segoe UI" w:cs="Segoe UI"/>
+          <w:rFonts w:ascii="Times New Roman" w:eastAsia="標楷體" w:hAnsi="Times New Roman" w:cs="Times New Roman"/>
           <w:color w:val="000000" w:themeColor="text1"/>
           <w:kern w:val="0"/>
-          <w:sz w:val="30"/>
-          <w:szCs w:val="30"/>
+          <w:sz w:val="28"/>
+          <w:szCs w:val="28"/>
         </w:rPr>
       </w:pPr>
       <w:r>
         <w:rPr>
-          <w:rFonts w:ascii="Segoe UI" w:eastAsia="PMingLiU" w:hAnsi="Segoe UI" w:cs="Segoe UI" w:hint="eastAsia"/>
+          <w:rFonts w:ascii="Times New Roman" w:eastAsia="標楷體" w:hAnsi="Times New Roman" w:cs="Times New Roman" w:hint="eastAsia"/>
           <w:color w:val="000000" w:themeColor="text1"/>
           <w:kern w:val="0"/>
-          <w:sz w:val="30"/>
-          <w:szCs w:val="30"/>
+          <w:sz w:val="28"/>
+          <w:szCs w:val="28"/>
         </w:rPr>
         <w:t>●</w:t>
       </w:r>
       <w:r>
         <w:rPr>
-          <w:rFonts w:ascii="Segoe UI" w:eastAsia="PMingLiU" w:hAnsi="Segoe UI" w:cs="Segoe UI" w:hint="eastAsia"/>
+          <w:rFonts w:ascii="Times New Roman" w:eastAsia="標楷體" w:hAnsi="Times New Roman" w:cs="Times New Roman" w:hint="eastAsia"/>
           <w:color w:val="000000" w:themeColor="text1"/>
           <w:kern w:val="0"/>
-          <w:sz w:val="30"/>
-          <w:szCs w:val="30"/>
+          <w:sz w:val="28"/>
+          <w:szCs w:val="28"/>
         </w:rPr>
         <w:t xml:space="preserve"> </w:t>
       </w:r>
       <w:r>
         <w:rPr>
-          <w:rFonts w:ascii="Segoe UI" w:eastAsia="PMingLiU" w:hAnsi="Segoe UI" w:cs="Segoe UI" w:hint="eastAsia"/>
+          <w:rFonts w:ascii="Times New Roman" w:eastAsia="標楷體" w:hAnsi="Times New Roman" w:cs="Times New Roman" w:hint="eastAsia"/>
           <w:color w:val="000000" w:themeColor="text1"/>
           <w:kern w:val="0"/>
-          <w:sz w:val="30"/>
-          <w:szCs w:val="30"/>
+          <w:sz w:val="28"/>
+          <w:szCs w:val="28"/>
         </w:rPr>
         <w:t>非</w:t>
       </w:r>
       <w:r>
         <w:rPr>
-          <w:rFonts w:ascii="Segoe UI" w:eastAsia="PMingLiU" w:hAnsi="Segoe UI" w:cs="Segoe UI" w:hint="eastAsia"/>
+          <w:rFonts w:ascii="Times New Roman" w:eastAsia="標楷體" w:hAnsi="Times New Roman" w:cs="Times New Roman" w:hint="eastAsia"/>
           <w:color w:val="000000" w:themeColor="text1"/>
           <w:kern w:val="0"/>
-          <w:sz w:val="30"/>
-          <w:szCs w:val="30"/>
+          <w:sz w:val="28"/>
+          <w:szCs w:val="28"/>
         </w:rPr>
         <w:t>功能性需求</w:t>
       </w:r>
@@ -2919,17 +3038,18 @@
             <w:pPr>
               <w:jc w:val="center"/>
               <w:rPr>
-                <w:color w:val="000000" w:themeColor="text1"/>
-                <w:sz w:val="30"/>
-                <w:szCs w:val="30"/>
-              </w:rPr>
-            </w:pPr>
-            <w:r>
-              <w:rPr>
-                <w:rFonts w:hint="eastAsia"/>
-                <w:color w:val="000000" w:themeColor="text1"/>
-                <w:sz w:val="30"/>
-                <w:szCs w:val="30"/>
+                <w:rFonts w:ascii="Times New Roman" w:hAnsi="Times New Roman" w:cs="Times New Roman" w:eastAsia="標楷體"/>
+                <w:color w:val="000000" w:themeColor="text1"/>
+                <w:sz w:val="28"/>
+                <w:szCs w:val="28"/>
+              </w:rPr>
+            </w:pPr>
+            <w:r>
+              <w:rPr>
+                <w:rFonts w:hint="eastAsia" w:ascii="Times New Roman" w:hAnsi="Times New Roman" w:cs="Times New Roman" w:eastAsia="標楷體"/>
+                <w:color w:val="000000" w:themeColor="text1"/>
+                <w:sz w:val="28"/>
+                <w:szCs w:val="28"/>
               </w:rPr>
               <w:t>編號</w:t>
             </w:r>
@@ -2944,17 +3064,18 @@
             <w:pPr>
               <w:jc w:val="center"/>
               <w:rPr>
-                <w:color w:val="000000" w:themeColor="text1"/>
-                <w:sz w:val="30"/>
-                <w:szCs w:val="30"/>
-              </w:rPr>
-            </w:pPr>
-            <w:r>
-              <w:rPr>
-                <w:rFonts w:hint="eastAsia"/>
-                <w:color w:val="000000" w:themeColor="text1"/>
-                <w:sz w:val="30"/>
-                <w:szCs w:val="30"/>
+                <w:rFonts w:ascii="Times New Roman" w:hAnsi="Times New Roman" w:cs="Times New Roman" w:eastAsia="標楷體"/>
+                <w:color w:val="000000" w:themeColor="text1"/>
+                <w:sz w:val="28"/>
+                <w:szCs w:val="28"/>
+              </w:rPr>
+            </w:pPr>
+            <w:r>
+              <w:rPr>
+                <w:rFonts w:hint="eastAsia" w:ascii="Times New Roman" w:hAnsi="Times New Roman" w:cs="Times New Roman" w:eastAsia="標楷體"/>
+                <w:color w:val="000000" w:themeColor="text1"/>
+                <w:sz w:val="28"/>
+                <w:szCs w:val="28"/>
               </w:rPr>
               <w:t>項目</w:t>
             </w:r>
@@ -2969,17 +3090,18 @@
             <w:pPr>
               <w:jc w:val="center"/>
               <w:rPr>
-                <w:color w:val="000000" w:themeColor="text1"/>
-                <w:sz w:val="30"/>
-                <w:szCs w:val="30"/>
-              </w:rPr>
-            </w:pPr>
-            <w:r>
-              <w:rPr>
-                <w:rFonts w:hint="eastAsia"/>
-                <w:color w:val="000000" w:themeColor="text1"/>
-                <w:sz w:val="30"/>
-                <w:szCs w:val="30"/>
+                <w:rFonts w:ascii="Times New Roman" w:hAnsi="Times New Roman" w:cs="Times New Roman" w:eastAsia="標楷體"/>
+                <w:color w:val="000000" w:themeColor="text1"/>
+                <w:sz w:val="28"/>
+                <w:szCs w:val="28"/>
+              </w:rPr>
+            </w:pPr>
+            <w:r>
+              <w:rPr>
+                <w:rFonts w:hint="eastAsia" w:ascii="Times New Roman" w:hAnsi="Times New Roman" w:cs="Times New Roman" w:eastAsia="標楷體"/>
+                <w:color w:val="000000" w:themeColor="text1"/>
+                <w:sz w:val="28"/>
+                <w:szCs w:val="28"/>
               </w:rPr>
               <w:t>敘述</w:t>
             </w:r>
@@ -2999,17 +3121,18 @@
             <w:pPr>
               <w:jc w:val="center"/>
               <w:rPr>
-                <w:color w:val="000000" w:themeColor="text1"/>
-                <w:sz w:val="30"/>
-                <w:szCs w:val="30"/>
-              </w:rPr>
-            </w:pPr>
-            <w:r>
-              <w:rPr>
-                <w:rFonts w:hint="eastAsia"/>
-                <w:color w:val="000000" w:themeColor="text1"/>
-                <w:sz w:val="30"/>
-                <w:szCs w:val="30"/>
+                <w:rFonts w:ascii="Times New Roman" w:hAnsi="Times New Roman" w:cs="Times New Roman" w:eastAsia="標楷體"/>
+                <w:color w:val="000000" w:themeColor="text1"/>
+                <w:sz w:val="28"/>
+                <w:szCs w:val="28"/>
+              </w:rPr>
+            </w:pPr>
+            <w:r>
+              <w:rPr>
+                <w:rFonts w:hint="eastAsia" w:ascii="Times New Roman" w:hAnsi="Times New Roman" w:cs="Times New Roman" w:eastAsia="標楷體"/>
+                <w:color w:val="000000" w:themeColor="text1"/>
+                <w:sz w:val="28"/>
+                <w:szCs w:val="28"/>
               </w:rPr>
               <w:t>B01</w:t>
             </w:r>
@@ -3024,17 +3147,18 @@
             <w:pPr>
               <w:jc w:val="center"/>
               <w:rPr>
-                <w:color w:val="000000" w:themeColor="text1"/>
-                <w:sz w:val="30"/>
-                <w:szCs w:val="30"/>
-              </w:rPr>
-            </w:pPr>
-            <w:r>
-              <w:rPr>
-                <w:rFonts w:hint="eastAsia"/>
-                <w:color w:val="000000" w:themeColor="text1"/>
-                <w:sz w:val="30"/>
-                <w:szCs w:val="30"/>
+                <w:rFonts w:ascii="Times New Roman" w:hAnsi="Times New Roman" w:cs="Times New Roman" w:eastAsia="標楷體"/>
+                <w:color w:val="000000" w:themeColor="text1"/>
+                <w:sz w:val="28"/>
+                <w:szCs w:val="28"/>
+              </w:rPr>
+            </w:pPr>
+            <w:r>
+              <w:rPr>
+                <w:rFonts w:hint="eastAsia" w:ascii="Times New Roman" w:hAnsi="Times New Roman" w:cs="Times New Roman" w:eastAsia="標楷體"/>
+                <w:color w:val="000000" w:themeColor="text1"/>
+                <w:sz w:val="28"/>
+                <w:szCs w:val="28"/>
               </w:rPr>
               <w:t>效能需求</w:t>
             </w:r>
@@ -3053,35 +3177,36 @@
               </w:numPr>
               <w:ind w:leftChars="0"/>
               <w:rPr>
-                <w:color w:val="000000" w:themeColor="text1"/>
-                <w:sz w:val="30"/>
-                <w:szCs w:val="30"/>
-              </w:rPr>
-            </w:pPr>
-            <w:r>
-              <w:rPr>
-                <w:rFonts w:hint="eastAsia"/>
-                <w:color w:val="000000" w:themeColor="text1"/>
-                <w:sz w:val="30"/>
-                <w:szCs w:val="30"/>
+                <w:rFonts w:ascii="Times New Roman" w:hAnsi="Times New Roman" w:cs="Times New Roman" w:eastAsia="標楷體"/>
+                <w:color w:val="000000" w:themeColor="text1"/>
+                <w:sz w:val="28"/>
+                <w:szCs w:val="28"/>
+              </w:rPr>
+            </w:pPr>
+            <w:r>
+              <w:rPr>
+                <w:rFonts w:hint="eastAsia" w:ascii="Times New Roman" w:hAnsi="Times New Roman" w:cs="Times New Roman" w:eastAsia="標楷體"/>
+                <w:color w:val="000000" w:themeColor="text1"/>
+                <w:sz w:val="28"/>
+                <w:szCs w:val="28"/>
               </w:rPr>
               <w:t>一般操作回應時間應在</w:t>
             </w:r>
             <w:r>
               <w:rPr>
-                <w:rFonts w:hint="eastAsia"/>
-                <w:color w:val="000000" w:themeColor="text1"/>
-                <w:sz w:val="30"/>
-                <w:szCs w:val="30"/>
+                <w:rFonts w:hint="eastAsia" w:ascii="Times New Roman" w:hAnsi="Times New Roman" w:cs="Times New Roman" w:eastAsia="標楷體"/>
+                <w:color w:val="000000" w:themeColor="text1"/>
+                <w:sz w:val="28"/>
+                <w:szCs w:val="28"/>
               </w:rPr>
               <w:t xml:space="preserve"> 2 </w:t>
             </w:r>
             <w:r>
               <w:rPr>
-                <w:rFonts w:hint="eastAsia"/>
-                <w:color w:val="000000" w:themeColor="text1"/>
-                <w:sz w:val="30"/>
-                <w:szCs w:val="30"/>
+                <w:rFonts w:hint="eastAsia" w:ascii="Times New Roman" w:hAnsi="Times New Roman" w:cs="Times New Roman" w:eastAsia="標楷體"/>
+                <w:color w:val="000000" w:themeColor="text1"/>
+                <w:sz w:val="28"/>
+                <w:szCs w:val="28"/>
               </w:rPr>
               <w:t>秒內</w:t>
             </w:r>
@@ -3095,35 +3220,36 @@
               </w:numPr>
               <w:ind w:leftChars="0"/>
               <w:rPr>
-                <w:color w:val="000000" w:themeColor="text1"/>
-                <w:sz w:val="30"/>
-                <w:szCs w:val="30"/>
-              </w:rPr>
-            </w:pPr>
-            <w:r>
-              <w:rPr>
-                <w:rFonts w:hint="eastAsia"/>
-                <w:color w:val="000000" w:themeColor="text1"/>
-                <w:sz w:val="30"/>
-                <w:szCs w:val="30"/>
+                <w:rFonts w:ascii="Times New Roman" w:hAnsi="Times New Roman" w:cs="Times New Roman" w:eastAsia="標楷體"/>
+                <w:color w:val="000000" w:themeColor="text1"/>
+                <w:sz w:val="28"/>
+                <w:szCs w:val="28"/>
+              </w:rPr>
+            </w:pPr>
+            <w:r>
+              <w:rPr>
+                <w:rFonts w:hint="eastAsia" w:ascii="Times New Roman" w:hAnsi="Times New Roman" w:cs="Times New Roman" w:eastAsia="標楷體"/>
+                <w:color w:val="000000" w:themeColor="text1"/>
+                <w:sz w:val="28"/>
+                <w:szCs w:val="28"/>
               </w:rPr>
               <w:t>拍照辨識處理時間應在</w:t>
             </w:r>
             <w:r>
               <w:rPr>
-                <w:rFonts w:hint="eastAsia"/>
-                <w:color w:val="000000" w:themeColor="text1"/>
-                <w:sz w:val="30"/>
-                <w:szCs w:val="30"/>
+                <w:rFonts w:hint="eastAsia" w:ascii="Times New Roman" w:hAnsi="Times New Roman" w:cs="Times New Roman" w:eastAsia="標楷體"/>
+                <w:color w:val="000000" w:themeColor="text1"/>
+                <w:sz w:val="28"/>
+                <w:szCs w:val="28"/>
               </w:rPr>
               <w:t xml:space="preserve"> 5 </w:t>
             </w:r>
             <w:r>
               <w:rPr>
-                <w:rFonts w:hint="eastAsia"/>
-                <w:color w:val="000000" w:themeColor="text1"/>
-                <w:sz w:val="30"/>
-                <w:szCs w:val="30"/>
+                <w:rFonts w:hint="eastAsia" w:ascii="Times New Roman" w:hAnsi="Times New Roman" w:cs="Times New Roman" w:eastAsia="標楷體"/>
+                <w:color w:val="000000" w:themeColor="text1"/>
+                <w:sz w:val="28"/>
+                <w:szCs w:val="28"/>
               </w:rPr>
               <w:t>秒內完成</w:t>
             </w:r>
@@ -3137,21 +3263,27 @@
               </w:numPr>
               <w:ind w:leftChars="0"/>
               <w:rPr>
-                <w:color w:val="000000" w:themeColor="text1"/>
-                <w:sz w:val="30"/>
-                <w:szCs w:val="30"/>
-              </w:rPr>
-            </w:pPr>
-            <w:r>
-              <w:rPr>
-                <w:rFonts w:hint="eastAsia"/>
-                <w:color w:val="000000" w:themeColor="text1"/>
-                <w:sz w:val="30"/>
-                <w:szCs w:val="30"/>
+                <w:rFonts w:ascii="Times New Roman" w:hAnsi="Times New Roman" w:cs="Times New Roman" w:eastAsia="標楷體"/>
+                <w:color w:val="000000" w:themeColor="text1"/>
+                <w:sz w:val="28"/>
+                <w:szCs w:val="28"/>
+              </w:rPr>
+            </w:pPr>
+            <w:r>
+              <w:rPr>
+                <w:rFonts w:hint="eastAsia" w:ascii="Times New Roman" w:hAnsi="Times New Roman" w:cs="Times New Roman" w:eastAsia="標楷體"/>
+                <w:color w:val="000000" w:themeColor="text1"/>
+                <w:sz w:val="28"/>
+                <w:szCs w:val="28"/>
               </w:rPr>
               <w:t>支援同時多位使用者操作</w:t>
             </w:r>
             <w:r>
+              <w:rPr>
+                <w:rFonts w:ascii="Times New Roman" w:hAnsi="Times New Roman" w:cs="Times New Roman" w:eastAsia="標楷體"/>
+                <w:sz w:val="28"/>
+                <w:szCs w:val="28"/>
+              </w:rPr>
               <w:tab/>
             </w:r>
           </w:p>
@@ -3170,17 +3302,18 @@
             <w:pPr>
               <w:jc w:val="center"/>
               <w:rPr>
-                <w:color w:val="000000" w:themeColor="text1"/>
-                <w:sz w:val="30"/>
-                <w:szCs w:val="30"/>
-              </w:rPr>
-            </w:pPr>
-            <w:r>
-              <w:rPr>
-                <w:rFonts w:hint="eastAsia"/>
-                <w:color w:val="000000" w:themeColor="text1"/>
-                <w:sz w:val="30"/>
-                <w:szCs w:val="30"/>
+                <w:rFonts w:ascii="Times New Roman" w:hAnsi="Times New Roman" w:cs="Times New Roman" w:eastAsia="標楷體"/>
+                <w:color w:val="000000" w:themeColor="text1"/>
+                <w:sz w:val="28"/>
+                <w:szCs w:val="28"/>
+              </w:rPr>
+            </w:pPr>
+            <w:r>
+              <w:rPr>
+                <w:rFonts w:hint="eastAsia" w:ascii="Times New Roman" w:hAnsi="Times New Roman" w:cs="Times New Roman" w:eastAsia="標楷體"/>
+                <w:color w:val="000000" w:themeColor="text1"/>
+                <w:sz w:val="28"/>
+                <w:szCs w:val="28"/>
               </w:rPr>
               <w:t>B02</w:t>
             </w:r>
@@ -3195,17 +3328,18 @@
             <w:pPr>
               <w:jc w:val="center"/>
               <w:rPr>
-                <w:color w:val="000000" w:themeColor="text1"/>
-                <w:sz w:val="30"/>
-                <w:szCs w:val="30"/>
-              </w:rPr>
-            </w:pPr>
-            <w:r>
-              <w:rPr>
-                <w:rFonts w:hint="eastAsia"/>
-                <w:color w:val="000000" w:themeColor="text1"/>
-                <w:sz w:val="30"/>
-                <w:szCs w:val="30"/>
+                <w:rFonts w:ascii="Times New Roman" w:hAnsi="Times New Roman" w:cs="Times New Roman" w:eastAsia="標楷體"/>
+                <w:color w:val="000000" w:themeColor="text1"/>
+                <w:sz w:val="28"/>
+                <w:szCs w:val="28"/>
+              </w:rPr>
+            </w:pPr>
+            <w:r>
+              <w:rPr>
+                <w:rFonts w:hint="eastAsia" w:ascii="Times New Roman" w:hAnsi="Times New Roman" w:cs="Times New Roman" w:eastAsia="標楷體"/>
+                <w:color w:val="000000" w:themeColor="text1"/>
+                <w:sz w:val="28"/>
+                <w:szCs w:val="28"/>
               </w:rPr>
               <w:t>安全需求</w:t>
             </w:r>
@@ -3224,35 +3358,36 @@
               </w:numPr>
               <w:ind w:leftChars="0"/>
               <w:rPr>
-                <w:color w:val="000000" w:themeColor="text1"/>
-                <w:sz w:val="30"/>
-                <w:szCs w:val="30"/>
-              </w:rPr>
-            </w:pPr>
-            <w:r>
-              <w:rPr>
-                <w:rFonts w:hint="eastAsia"/>
-                <w:color w:val="000000" w:themeColor="text1"/>
-                <w:sz w:val="30"/>
-                <w:szCs w:val="30"/>
+                <w:rFonts w:ascii="Times New Roman" w:hAnsi="Times New Roman" w:cs="Times New Roman" w:eastAsia="標楷體"/>
+                <w:color w:val="000000" w:themeColor="text1"/>
+                <w:sz w:val="28"/>
+                <w:szCs w:val="28"/>
+              </w:rPr>
+            </w:pPr>
+            <w:r>
+              <w:rPr>
+                <w:rFonts w:hint="eastAsia" w:ascii="Times New Roman" w:hAnsi="Times New Roman" w:cs="Times New Roman" w:eastAsia="標楷體"/>
+                <w:color w:val="000000" w:themeColor="text1"/>
+                <w:sz w:val="28"/>
+                <w:szCs w:val="28"/>
               </w:rPr>
               <w:t>使用者密碼採加密儲存（</w:t>
             </w:r>
             <w:r>
               <w:rPr>
-                <w:rFonts w:hint="eastAsia"/>
-                <w:color w:val="000000" w:themeColor="text1"/>
-                <w:sz w:val="30"/>
-                <w:szCs w:val="30"/>
+                <w:rFonts w:hint="eastAsia" w:ascii="Times New Roman" w:hAnsi="Times New Roman" w:cs="Times New Roman" w:eastAsia="標楷體"/>
+                <w:color w:val="000000" w:themeColor="text1"/>
+                <w:sz w:val="28"/>
+                <w:szCs w:val="28"/>
               </w:rPr>
               <w:t>password_hash</w:t>
             </w:r>
             <w:r>
               <w:rPr>
-                <w:rFonts w:hint="eastAsia"/>
-                <w:color w:val="000000" w:themeColor="text1"/>
-                <w:sz w:val="30"/>
-                <w:szCs w:val="30"/>
+                <w:rFonts w:hint="eastAsia" w:ascii="Times New Roman" w:hAnsi="Times New Roman" w:cs="Times New Roman" w:eastAsia="標楷體"/>
+                <w:color w:val="000000" w:themeColor="text1"/>
+                <w:sz w:val="28"/>
+                <w:szCs w:val="28"/>
               </w:rPr>
               <w:t>）</w:t>
             </w:r>
@@ -3266,17 +3401,18 @@
               </w:numPr>
               <w:ind w:leftChars="0"/>
               <w:rPr>
-                <w:color w:val="000000" w:themeColor="text1"/>
-                <w:sz w:val="30"/>
-                <w:szCs w:val="30"/>
-              </w:rPr>
-            </w:pPr>
-            <w:r>
-              <w:rPr>
-                <w:rFonts w:hint="eastAsia"/>
-                <w:color w:val="000000" w:themeColor="text1"/>
-                <w:sz w:val="30"/>
-                <w:szCs w:val="30"/>
+                <w:rFonts w:ascii="Times New Roman" w:hAnsi="Times New Roman" w:cs="Times New Roman" w:eastAsia="標楷體"/>
+                <w:color w:val="000000" w:themeColor="text1"/>
+                <w:sz w:val="28"/>
+                <w:szCs w:val="28"/>
+              </w:rPr>
+            </w:pPr>
+            <w:r>
+              <w:rPr>
+                <w:rFonts w:hint="eastAsia" w:ascii="Times New Roman" w:hAnsi="Times New Roman" w:cs="Times New Roman" w:eastAsia="標楷體"/>
+                <w:color w:val="000000" w:themeColor="text1"/>
+                <w:sz w:val="28"/>
+                <w:szCs w:val="28"/>
               </w:rPr>
               <w:t xml:space="preserve">登入後核發登入通行證，Google 登入由伺服器驗證身分憑證</w:t>
             </w:r>
@@ -3290,17 +3426,18 @@
               </w:numPr>
               <w:ind w:leftChars="0"/>
               <w:rPr>
-                <w:color w:val="000000" w:themeColor="text1"/>
-                <w:sz w:val="30"/>
-                <w:szCs w:val="30"/>
-              </w:rPr>
-            </w:pPr>
-            <w:r>
-              <w:rPr>
-                <w:rFonts w:hint="eastAsia"/>
-                <w:color w:val="000000" w:themeColor="text1"/>
-                <w:sz w:val="30"/>
-                <w:szCs w:val="30"/>
+                <w:rFonts w:ascii="Times New Roman" w:hAnsi="Times New Roman" w:cs="Times New Roman" w:eastAsia="標楷體"/>
+                <w:color w:val="000000" w:themeColor="text1"/>
+                <w:sz w:val="28"/>
+                <w:szCs w:val="28"/>
+              </w:rPr>
+            </w:pPr>
+            <w:r>
+              <w:rPr>
+                <w:rFonts w:hint="eastAsia" w:ascii="Times New Roman" w:hAnsi="Times New Roman" w:cs="Times New Roman" w:eastAsia="標楷體"/>
+                <w:color w:val="000000" w:themeColor="text1"/>
+                <w:sz w:val="28"/>
+                <w:szCs w:val="28"/>
               </w:rPr>
               <w:t>敏感資料（如信用卡資訊）不儲存於本系統</w:t>
             </w:r>
@@ -3317,17 +3454,18 @@
             <w:pPr>
               <w:jc w:val="center"/>
               <w:rPr>
-                <w:color w:val="000000" w:themeColor="text1"/>
-                <w:sz w:val="30"/>
-                <w:szCs w:val="30"/>
-              </w:rPr>
-            </w:pPr>
-            <w:r>
-              <w:rPr>
-                <w:rFonts w:hint="eastAsia"/>
-                <w:color w:val="000000" w:themeColor="text1"/>
-                <w:sz w:val="30"/>
-                <w:szCs w:val="30"/>
+                <w:rFonts w:ascii="Times New Roman" w:hAnsi="Times New Roman" w:cs="Times New Roman" w:eastAsia="標楷體"/>
+                <w:color w:val="000000" w:themeColor="text1"/>
+                <w:sz w:val="28"/>
+                <w:szCs w:val="28"/>
+              </w:rPr>
+            </w:pPr>
+            <w:r>
+              <w:rPr>
+                <w:rFonts w:hint="eastAsia" w:ascii="Times New Roman" w:hAnsi="Times New Roman" w:cs="Times New Roman" w:eastAsia="標楷體"/>
+                <w:color w:val="000000" w:themeColor="text1"/>
+                <w:sz w:val="28"/>
+                <w:szCs w:val="28"/>
               </w:rPr>
               <w:lastRenderedPageBreak/>
               <w:t>B03</w:t>
@@ -3343,17 +3481,18 @@
             <w:pPr>
               <w:jc w:val="center"/>
               <w:rPr>
-                <w:color w:val="000000" w:themeColor="text1"/>
-                <w:sz w:val="30"/>
-                <w:szCs w:val="30"/>
-              </w:rPr>
-            </w:pPr>
-            <w:r>
-              <w:rPr>
-                <w:rFonts w:hint="eastAsia"/>
-                <w:color w:val="000000" w:themeColor="text1"/>
-                <w:sz w:val="30"/>
-                <w:szCs w:val="30"/>
+                <w:rFonts w:ascii="Times New Roman" w:hAnsi="Times New Roman" w:cs="Times New Roman" w:eastAsia="標楷體"/>
+                <w:color w:val="000000" w:themeColor="text1"/>
+                <w:sz w:val="28"/>
+                <w:szCs w:val="28"/>
+              </w:rPr>
+            </w:pPr>
+            <w:r>
+              <w:rPr>
+                <w:rFonts w:hint="eastAsia" w:ascii="Times New Roman" w:hAnsi="Times New Roman" w:cs="Times New Roman" w:eastAsia="標楷體"/>
+                <w:color w:val="000000" w:themeColor="text1"/>
+                <w:sz w:val="28"/>
+                <w:szCs w:val="28"/>
               </w:rPr>
               <w:t>可用性需求</w:t>
             </w:r>
@@ -3372,17 +3511,18 @@
               </w:numPr>
               <w:ind w:leftChars="0"/>
               <w:rPr>
-                <w:color w:val="000000" w:themeColor="text1"/>
-                <w:sz w:val="30"/>
-                <w:szCs w:val="30"/>
-              </w:rPr>
-            </w:pPr>
-            <w:r>
-              <w:rPr>
-                <w:rFonts w:hint="eastAsia"/>
-                <w:color w:val="000000" w:themeColor="text1"/>
-                <w:sz w:val="30"/>
-                <w:szCs w:val="30"/>
+                <w:rFonts w:ascii="Times New Roman" w:hAnsi="Times New Roman" w:cs="Times New Roman" w:eastAsia="標楷體"/>
+                <w:color w:val="000000" w:themeColor="text1"/>
+                <w:sz w:val="28"/>
+                <w:szCs w:val="28"/>
+              </w:rPr>
+            </w:pPr>
+            <w:r>
+              <w:rPr>
+                <w:rFonts w:hint="eastAsia" w:ascii="Times New Roman" w:hAnsi="Times New Roman" w:cs="Times New Roman" w:eastAsia="標楷體"/>
+                <w:color w:val="000000" w:themeColor="text1"/>
+                <w:sz w:val="28"/>
+                <w:szCs w:val="28"/>
               </w:rPr>
               <w:t>介面採用中文化設計，操作簡單直覺</w:t>
             </w:r>
@@ -3396,17 +3536,18 @@
               </w:numPr>
               <w:ind w:leftChars="0"/>
               <w:rPr>
-                <w:color w:val="000000" w:themeColor="text1"/>
-                <w:sz w:val="30"/>
-                <w:szCs w:val="30"/>
-              </w:rPr>
-            </w:pPr>
-            <w:r>
-              <w:rPr>
-                <w:rFonts w:hint="eastAsia"/>
-                <w:color w:val="000000" w:themeColor="text1"/>
-                <w:sz w:val="30"/>
-                <w:szCs w:val="30"/>
+                <w:rFonts w:ascii="Times New Roman" w:hAnsi="Times New Roman" w:cs="Times New Roman" w:eastAsia="標楷體"/>
+                <w:color w:val="000000" w:themeColor="text1"/>
+                <w:sz w:val="28"/>
+                <w:szCs w:val="28"/>
+              </w:rPr>
+            </w:pPr>
+            <w:r>
+              <w:rPr>
+                <w:rFonts w:hint="eastAsia" w:ascii="Times New Roman" w:hAnsi="Times New Roman" w:cs="Times New Roman" w:eastAsia="標楷體"/>
+                <w:color w:val="000000" w:themeColor="text1"/>
+                <w:sz w:val="28"/>
+                <w:szCs w:val="28"/>
               </w:rPr>
               <w:t>支援字體大小調整，適合不同年齡層</w:t>
             </w:r>
@@ -3420,17 +3561,18 @@
               </w:numPr>
               <w:ind w:leftChars="0"/>
               <w:rPr>
-                <w:color w:val="000000" w:themeColor="text1"/>
-                <w:sz w:val="30"/>
-                <w:szCs w:val="30"/>
-              </w:rPr>
-            </w:pPr>
-            <w:r>
-              <w:rPr>
-                <w:rFonts w:hint="eastAsia"/>
-                <w:color w:val="000000" w:themeColor="text1"/>
-                <w:sz w:val="30"/>
-                <w:szCs w:val="30"/>
+                <w:rFonts w:ascii="Times New Roman" w:hAnsi="Times New Roman" w:cs="Times New Roman" w:eastAsia="標楷體"/>
+                <w:color w:val="000000" w:themeColor="text1"/>
+                <w:sz w:val="28"/>
+                <w:szCs w:val="28"/>
+              </w:rPr>
+            </w:pPr>
+            <w:r>
+              <w:rPr>
+                <w:rFonts w:hint="eastAsia" w:ascii="Times New Roman" w:hAnsi="Times New Roman" w:cs="Times New Roman" w:eastAsia="標楷體"/>
+                <w:color w:val="000000" w:themeColor="text1"/>
+                <w:sz w:val="28"/>
+                <w:szCs w:val="28"/>
               </w:rPr>
               <w:t>操作流程符合一般使用者習慣</w:t>
             </w:r>
@@ -3447,17 +3589,18 @@
             <w:pPr>
               <w:jc w:val="center"/>
               <w:rPr>
-                <w:color w:val="000000" w:themeColor="text1"/>
-                <w:sz w:val="30"/>
-                <w:szCs w:val="30"/>
-              </w:rPr>
-            </w:pPr>
-            <w:r>
-              <w:rPr>
-                <w:rFonts w:hint="eastAsia"/>
-                <w:color w:val="000000" w:themeColor="text1"/>
-                <w:sz w:val="30"/>
-                <w:szCs w:val="30"/>
+                <w:rFonts w:ascii="Times New Roman" w:hAnsi="Times New Roman" w:cs="Times New Roman" w:eastAsia="標楷體"/>
+                <w:color w:val="000000" w:themeColor="text1"/>
+                <w:sz w:val="28"/>
+                <w:szCs w:val="28"/>
+              </w:rPr>
+            </w:pPr>
+            <w:r>
+              <w:rPr>
+                <w:rFonts w:hint="eastAsia" w:ascii="Times New Roman" w:hAnsi="Times New Roman" w:cs="Times New Roman" w:eastAsia="標楷體"/>
+                <w:color w:val="000000" w:themeColor="text1"/>
+                <w:sz w:val="28"/>
+                <w:szCs w:val="28"/>
               </w:rPr>
               <w:t>B04</w:t>
             </w:r>
@@ -3472,17 +3615,18 @@
             <w:pPr>
               <w:jc w:val="center"/>
               <w:rPr>
-                <w:color w:val="000000" w:themeColor="text1"/>
-                <w:sz w:val="30"/>
-                <w:szCs w:val="30"/>
-              </w:rPr>
-            </w:pPr>
-            <w:r>
-              <w:rPr>
-                <w:rFonts w:hint="eastAsia"/>
-                <w:color w:val="000000" w:themeColor="text1"/>
-                <w:sz w:val="30"/>
-                <w:szCs w:val="30"/>
+                <w:rFonts w:ascii="Times New Roman" w:hAnsi="Times New Roman" w:cs="Times New Roman" w:eastAsia="標楷體"/>
+                <w:color w:val="000000" w:themeColor="text1"/>
+                <w:sz w:val="28"/>
+                <w:szCs w:val="28"/>
+              </w:rPr>
+            </w:pPr>
+            <w:r>
+              <w:rPr>
+                <w:rFonts w:hint="eastAsia" w:ascii="Times New Roman" w:hAnsi="Times New Roman" w:cs="Times New Roman" w:eastAsia="標楷體"/>
+                <w:color w:val="000000" w:themeColor="text1"/>
+                <w:sz w:val="28"/>
+                <w:szCs w:val="28"/>
               </w:rPr>
               <w:t>相容性需求</w:t>
             </w:r>
@@ -3501,35 +3645,36 @@
               </w:numPr>
               <w:ind w:leftChars="0"/>
               <w:rPr>
-                <w:color w:val="000000" w:themeColor="text1"/>
-                <w:sz w:val="30"/>
-                <w:szCs w:val="30"/>
-              </w:rPr>
-            </w:pPr>
-            <w:r>
-              <w:rPr>
-                <w:rFonts w:hint="eastAsia"/>
-                <w:color w:val="000000" w:themeColor="text1"/>
-                <w:sz w:val="30"/>
-                <w:szCs w:val="30"/>
+                <w:rFonts w:ascii="Times New Roman" w:hAnsi="Times New Roman" w:cs="Times New Roman" w:eastAsia="標楷體"/>
+                <w:color w:val="000000" w:themeColor="text1"/>
+                <w:sz w:val="28"/>
+                <w:szCs w:val="28"/>
+              </w:rPr>
+            </w:pPr>
+            <w:r>
+              <w:rPr>
+                <w:rFonts w:hint="eastAsia" w:ascii="Times New Roman" w:hAnsi="Times New Roman" w:cs="Times New Roman" w:eastAsia="標楷體"/>
+                <w:color w:val="000000" w:themeColor="text1"/>
+                <w:sz w:val="28"/>
+                <w:szCs w:val="28"/>
               </w:rPr>
               <w:t>支援</w:t>
             </w:r>
             <w:r>
               <w:rPr>
-                <w:rFonts w:hint="eastAsia"/>
-                <w:color w:val="000000" w:themeColor="text1"/>
-                <w:sz w:val="30"/>
-                <w:szCs w:val="30"/>
+                <w:rFonts w:hint="eastAsia" w:ascii="Times New Roman" w:hAnsi="Times New Roman" w:cs="Times New Roman" w:eastAsia="標楷體"/>
+                <w:color w:val="000000" w:themeColor="text1"/>
+                <w:sz w:val="28"/>
+                <w:szCs w:val="28"/>
               </w:rPr>
               <w:t xml:space="preserve"> Android </w:t>
             </w:r>
             <w:r>
               <w:rPr>
-                <w:rFonts w:hint="eastAsia"/>
-                <w:color w:val="000000" w:themeColor="text1"/>
-                <w:sz w:val="30"/>
-                <w:szCs w:val="30"/>
+                <w:rFonts w:hint="eastAsia" w:ascii="Times New Roman" w:hAnsi="Times New Roman" w:cs="Times New Roman" w:eastAsia="標楷體"/>
+                <w:color w:val="000000" w:themeColor="text1"/>
+                <w:sz w:val="28"/>
+                <w:szCs w:val="28"/>
               </w:rPr>
               <w:t>系統</w:t>
             </w:r>
@@ -3543,71 +3688,72 @@
               </w:numPr>
               <w:ind w:leftChars="0"/>
               <w:rPr>
-                <w:color w:val="000000" w:themeColor="text1"/>
-                <w:sz w:val="30"/>
-                <w:szCs w:val="30"/>
-              </w:rPr>
-            </w:pPr>
-            <w:r>
-              <w:rPr>
-                <w:rFonts w:hint="eastAsia"/>
-                <w:color w:val="000000" w:themeColor="text1"/>
-                <w:sz w:val="30"/>
-                <w:szCs w:val="30"/>
+                <w:rFonts w:ascii="Times New Roman" w:hAnsi="Times New Roman" w:cs="Times New Roman" w:eastAsia="標楷體"/>
+                <w:color w:val="000000" w:themeColor="text1"/>
+                <w:sz w:val="28"/>
+                <w:szCs w:val="28"/>
+              </w:rPr>
+            </w:pPr>
+            <w:r>
+              <w:rPr>
+                <w:rFonts w:hint="eastAsia" w:ascii="Times New Roman" w:hAnsi="Times New Roman" w:cs="Times New Roman" w:eastAsia="標楷體"/>
+                <w:color w:val="000000" w:themeColor="text1"/>
+                <w:sz w:val="28"/>
+                <w:szCs w:val="28"/>
               </w:rPr>
               <w:t>支援</w:t>
             </w:r>
             <w:r>
               <w:rPr>
-                <w:rFonts w:hint="eastAsia"/>
-                <w:color w:val="000000" w:themeColor="text1"/>
-                <w:sz w:val="30"/>
-                <w:szCs w:val="30"/>
+                <w:rFonts w:hint="eastAsia" w:ascii="Times New Roman" w:hAnsi="Times New Roman" w:cs="Times New Roman" w:eastAsia="標楷體"/>
+                <w:color w:val="000000" w:themeColor="text1"/>
+                <w:sz w:val="28"/>
+                <w:szCs w:val="28"/>
               </w:rPr>
               <w:t xml:space="preserve"> Web </w:t>
             </w:r>
             <w:r>
               <w:rPr>
-                <w:rFonts w:hint="eastAsia"/>
-                <w:color w:val="000000" w:themeColor="text1"/>
-                <w:sz w:val="30"/>
-                <w:szCs w:val="30"/>
+                <w:rFonts w:hint="eastAsia" w:ascii="Times New Roman" w:hAnsi="Times New Roman" w:cs="Times New Roman" w:eastAsia="標楷體"/>
+                <w:color w:val="000000" w:themeColor="text1"/>
+                <w:sz w:val="28"/>
+                <w:szCs w:val="28"/>
               </w:rPr>
               <w:t>瀏覽器（</w:t>
             </w:r>
             <w:r>
               <w:rPr>
-                <w:rFonts w:hint="eastAsia"/>
-                <w:color w:val="000000" w:themeColor="text1"/>
-                <w:sz w:val="30"/>
-                <w:szCs w:val="30"/>
+                <w:rFonts w:hint="eastAsia" w:ascii="Times New Roman" w:hAnsi="Times New Roman" w:cs="Times New Roman" w:eastAsia="標楷體"/>
+                <w:color w:val="000000" w:themeColor="text1"/>
+                <w:sz w:val="28"/>
+                <w:szCs w:val="28"/>
               </w:rPr>
               <w:t>Chrome</w:t>
             </w:r>
             <w:r>
               <w:rPr>
-                <w:rFonts w:hint="eastAsia"/>
-                <w:color w:val="000000" w:themeColor="text1"/>
-                <w:sz w:val="30"/>
-                <w:szCs w:val="30"/>
+                <w:rFonts w:hint="eastAsia" w:ascii="Times New Roman" w:hAnsi="Times New Roman" w:cs="Times New Roman" w:eastAsia="標楷體"/>
+                <w:color w:val="000000" w:themeColor="text1"/>
+                <w:sz w:val="28"/>
+                <w:szCs w:val="28"/>
               </w:rPr>
               <w:t>、</w:t>
             </w:r>
             <w:r>
               <w:rPr>
-                <w:rFonts w:hint="eastAsia"/>
-                <w:color w:val="000000" w:themeColor="text1"/>
-                <w:sz w:val="30"/>
-                <w:szCs w:val="30"/>
+                <w:rFonts w:hint="eastAsia" w:ascii="Times New Roman" w:hAnsi="Times New Roman" w:cs="Times New Roman" w:eastAsia="標楷體"/>
+                <w:color w:val="000000" w:themeColor="text1"/>
+                <w:sz w:val="28"/>
+                <w:szCs w:val="28"/>
               </w:rPr>
               <w:t>Edge</w:t>
             </w:r>
             <w:r>
               <w:rPr>
-                <w:rFonts w:hint="eastAsia"/>
-                <w:color w:val="000000" w:themeColor="text1"/>
-                <w:sz w:val="30"/>
-                <w:szCs w:val="30"/>
+                <w:rFonts w:hint="eastAsia" w:ascii="Times New Roman" w:hAnsi="Times New Roman" w:cs="Times New Roman" w:eastAsia="標楷體"/>
+                <w:color w:val="000000" w:themeColor="text1"/>
+                <w:sz w:val="28"/>
+                <w:szCs w:val="28"/>
               </w:rPr>
               <w:t>）</w:t>
             </w:r>
@@ -3621,17 +3767,18 @@
               </w:numPr>
               <w:ind w:leftChars="0"/>
               <w:rPr>
-                <w:color w:val="000000" w:themeColor="text1"/>
-                <w:sz w:val="30"/>
-                <w:szCs w:val="30"/>
-              </w:rPr>
-            </w:pPr>
-            <w:r>
-              <w:rPr>
-                <w:rFonts w:hint="eastAsia"/>
-                <w:color w:val="000000" w:themeColor="text1"/>
-                <w:sz w:val="30"/>
-                <w:szCs w:val="30"/>
+                <w:rFonts w:ascii="Times New Roman" w:hAnsi="Times New Roman" w:cs="Times New Roman" w:eastAsia="標楷體"/>
+                <w:color w:val="000000" w:themeColor="text1"/>
+                <w:sz w:val="28"/>
+                <w:szCs w:val="28"/>
+              </w:rPr>
+            </w:pPr>
+            <w:r>
+              <w:rPr>
+                <w:rFonts w:hint="eastAsia" w:ascii="Times New Roman" w:hAnsi="Times New Roman" w:cs="Times New Roman" w:eastAsia="標楷體"/>
+                <w:color w:val="000000" w:themeColor="text1"/>
+                <w:sz w:val="28"/>
+                <w:szCs w:val="28"/>
               </w:rPr>
               <w:t>適應不同螢幕尺寸</w:t>
             </w:r>
@@ -3648,17 +3795,18 @@
             <w:pPr>
               <w:jc w:val="center"/>
               <w:rPr>
-                <w:color w:val="000000" w:themeColor="text1"/>
-                <w:sz w:val="30"/>
-                <w:szCs w:val="30"/>
-              </w:rPr>
-            </w:pPr>
-            <w:r>
-              <w:rPr>
-                <w:rFonts w:hint="eastAsia"/>
-                <w:color w:val="000000" w:themeColor="text1"/>
-                <w:sz w:val="30"/>
-                <w:szCs w:val="30"/>
+                <w:rFonts w:ascii="Times New Roman" w:hAnsi="Times New Roman" w:cs="Times New Roman" w:eastAsia="標楷體"/>
+                <w:color w:val="000000" w:themeColor="text1"/>
+                <w:sz w:val="28"/>
+                <w:szCs w:val="28"/>
+              </w:rPr>
+            </w:pPr>
+            <w:r>
+              <w:rPr>
+                <w:rFonts w:hint="eastAsia" w:ascii="Times New Roman" w:hAnsi="Times New Roman" w:cs="Times New Roman" w:eastAsia="標楷體"/>
+                <w:color w:val="000000" w:themeColor="text1"/>
+                <w:sz w:val="28"/>
+                <w:szCs w:val="28"/>
               </w:rPr>
               <w:t>B05</w:t>
             </w:r>
@@ -3673,17 +3821,18 @@
             <w:pPr>
               <w:jc w:val="center"/>
               <w:rPr>
-                <w:color w:val="000000" w:themeColor="text1"/>
-                <w:sz w:val="30"/>
-                <w:szCs w:val="30"/>
-              </w:rPr>
-            </w:pPr>
-            <w:r>
-              <w:rPr>
-                <w:rFonts w:hint="eastAsia"/>
-                <w:color w:val="000000" w:themeColor="text1"/>
-                <w:sz w:val="30"/>
-                <w:szCs w:val="30"/>
+                <w:rFonts w:ascii="Times New Roman" w:hAnsi="Times New Roman" w:cs="Times New Roman" w:eastAsia="標楷體"/>
+                <w:color w:val="000000" w:themeColor="text1"/>
+                <w:sz w:val="28"/>
+                <w:szCs w:val="28"/>
+              </w:rPr>
+            </w:pPr>
+            <w:r>
+              <w:rPr>
+                <w:rFonts w:hint="eastAsia" w:ascii="Times New Roman" w:hAnsi="Times New Roman" w:cs="Times New Roman" w:eastAsia="標楷體"/>
+                <w:color w:val="000000" w:themeColor="text1"/>
+                <w:sz w:val="28"/>
+                <w:szCs w:val="28"/>
               </w:rPr>
               <w:t>可維護性</w:t>
             </w:r>
@@ -3702,17 +3851,18 @@
               </w:numPr>
               <w:ind w:leftChars="0"/>
               <w:rPr>
-                <w:color w:val="000000" w:themeColor="text1"/>
-                <w:sz w:val="30"/>
-                <w:szCs w:val="30"/>
-              </w:rPr>
-            </w:pPr>
-            <w:r>
-              <w:rPr>
-                <w:rFonts w:hint="eastAsia"/>
-                <w:color w:val="000000" w:themeColor="text1"/>
-                <w:sz w:val="30"/>
-                <w:szCs w:val="30"/>
+                <w:rFonts w:ascii="Times New Roman" w:hAnsi="Times New Roman" w:cs="Times New Roman" w:eastAsia="標楷體"/>
+                <w:color w:val="000000" w:themeColor="text1"/>
+                <w:sz w:val="28"/>
+                <w:szCs w:val="28"/>
+              </w:rPr>
+            </w:pPr>
+            <w:r>
+              <w:rPr>
+                <w:rFonts w:hint="eastAsia" w:ascii="Times New Roman" w:hAnsi="Times New Roman" w:cs="Times New Roman" w:eastAsia="標楷體"/>
+                <w:color w:val="000000" w:themeColor="text1"/>
+                <w:sz w:val="28"/>
+                <w:szCs w:val="28"/>
               </w:rPr>
               <w:t>採前後端分離架構，方便獨立維護</w:t>
             </w:r>
@@ -3726,17 +3876,18 @@
               </w:numPr>
               <w:ind w:leftChars="0"/>
               <w:rPr>
-                <w:color w:val="000000" w:themeColor="text1"/>
-                <w:sz w:val="30"/>
-                <w:szCs w:val="30"/>
-              </w:rPr>
-            </w:pPr>
-            <w:r>
-              <w:rPr>
-                <w:rFonts w:hint="eastAsia"/>
-                <w:color w:val="000000" w:themeColor="text1"/>
-                <w:sz w:val="30"/>
-                <w:szCs w:val="30"/>
+                <w:rFonts w:ascii="Times New Roman" w:hAnsi="Times New Roman" w:cs="Times New Roman" w:eastAsia="標楷體"/>
+                <w:color w:val="000000" w:themeColor="text1"/>
+                <w:sz w:val="28"/>
+                <w:szCs w:val="28"/>
+              </w:rPr>
+            </w:pPr>
+            <w:r>
+              <w:rPr>
+                <w:rFonts w:hint="eastAsia" w:ascii="Times New Roman" w:hAnsi="Times New Roman" w:cs="Times New Roman" w:eastAsia="標楷體"/>
+                <w:color w:val="000000" w:themeColor="text1"/>
+                <w:sz w:val="28"/>
+                <w:szCs w:val="28"/>
               </w:rPr>
               <w:t>資料庫支援欄位擴充</w:t>
             </w:r>
@@ -3750,17 +3901,18 @@
               </w:numPr>
               <w:ind w:leftChars="0"/>
               <w:rPr>
-                <w:color w:val="000000" w:themeColor="text1"/>
-                <w:sz w:val="30"/>
-                <w:szCs w:val="30"/>
-              </w:rPr>
-            </w:pPr>
-            <w:r>
-              <w:rPr>
-                <w:rFonts w:hint="eastAsia"/>
-                <w:color w:val="000000" w:themeColor="text1"/>
-                <w:sz w:val="30"/>
-                <w:szCs w:val="30"/>
+                <w:rFonts w:ascii="Times New Roman" w:hAnsi="Times New Roman" w:cs="Times New Roman" w:eastAsia="標楷體"/>
+                <w:color w:val="000000" w:themeColor="text1"/>
+                <w:sz w:val="28"/>
+                <w:szCs w:val="28"/>
+              </w:rPr>
+            </w:pPr>
+            <w:r>
+              <w:rPr>
+                <w:rFonts w:hint="eastAsia" w:ascii="Times New Roman" w:hAnsi="Times New Roman" w:cs="Times New Roman" w:eastAsia="標楷體"/>
+                <w:color w:val="000000" w:themeColor="text1"/>
+                <w:sz w:val="28"/>
+                <w:szCs w:val="28"/>
               </w:rPr>
               <w:t>程式碼模組化設計</w:t>
             </w:r>
@@ -3771,18 +3923,20 @@
     <w:p>
       <w:pPr>
         <w:rPr>
+          <w:rFonts w:ascii="Times New Roman" w:hAnsi="Times New Roman" w:cs="Times New Roman" w:eastAsia="標楷體"/>
           <w:color w:val="000000" w:themeColor="text1"/>
-          <w:sz w:val="30"/>
-          <w:szCs w:val="30"/>
+          <w:sz w:val="28"/>
+          <w:szCs w:val="28"/>
         </w:rPr>
       </w:pPr>
     </w:p>
     <w:p>
       <w:pPr>
         <w:rPr>
+          <w:rFonts w:ascii="Times New Roman" w:hAnsi="Times New Roman" w:cs="Times New Roman" w:eastAsia="標楷體"/>
           <w:color w:val="000000" w:themeColor="text1"/>
-          <w:sz w:val="30"/>
-          <w:szCs w:val="30"/>
+          <w:sz w:val="28"/>
+          <w:szCs w:val="28"/>
         </w:rPr>
       </w:pPr>
     </w:p>
